--- a/docs/Helios-POC-Documentation.docx
+++ b/docs/Helios-POC-Documentation.docx
@@ -37,7 +37,7 @@
         <w:rPr>
           <w:i/>
         </w:rPr>
-        <w:t>Generado: 2026-09-26 22:21:03</w:t>
+        <w:t>Generated: 2026-09-26 22:34:35</w:t>
         <w:br/>
       </w:r>
       <w:r>
@@ -58,7 +58,7 @@
         <w:rPr>
           <w:i/>
         </w:rPr>
-        <w:t>10 servicios + 9 personas + 13 tags + 1 IdP + 1 EKS sim + ngrok tunnel</w:t>
+        <w:t>10 services + 9 personas + 13 tags + 1 IdP + 1 simulated EKS + ngrok tunnel</w:t>
       </w:r>
     </w:p>
     <w:p>
@@ -84,37 +84,37 @@
     </w:p>
     <w:p>
       <w:r>
-        <w:t>2. Arquitectura del POC</w:t>
-      </w:r>
-    </w:p>
-    <w:p>
-      <w:r>
-        <w:t>3. Inventario de componentes</w:t>
-      </w:r>
-    </w:p>
-    <w:p>
-      <w:r>
-        <w:t>4. Mapa de tags y servicios</w:t>
-      </w:r>
-    </w:p>
-    <w:p>
-      <w:r>
-        <w:t>5. Matriz de acceso (roles × recursos)</w:t>
-      </w:r>
-    </w:p>
-    <w:p>
-      <w:r>
-        <w:t>6. Apps explicadas (código + decisiones)</w:t>
-      </w:r>
-    </w:p>
-    <w:p>
-      <w:r>
-        <w:t>7. Capa de identidad (Authentik + Google Workspace)</w:t>
-      </w:r>
-    </w:p>
-    <w:p>
-      <w:r>
-        <w:t>8. Cluster EKS simulado (kind + RBAC)</w:t>
+        <w:t>2. POC Architecture</w:t>
+      </w:r>
+    </w:p>
+    <w:p>
+      <w:r>
+        <w:t>3. Component inventory</w:t>
+      </w:r>
+    </w:p>
+    <w:p>
+      <w:r>
+        <w:t>4. Tag and service map</w:t>
+      </w:r>
+    </w:p>
+    <w:p>
+      <w:r>
+        <w:t>5. Access matrix (roles × resources)</w:t>
+      </w:r>
+    </w:p>
+    <w:p>
+      <w:r>
+        <w:t>6. Apps explained (code + decisions)</w:t>
+      </w:r>
+    </w:p>
+    <w:p>
+      <w:r>
+        <w:t>7. Identity layer (Authentik + Google Workspace)</w:t>
+      </w:r>
+    </w:p>
+    <w:p>
+      <w:r>
+        <w:t>8. Simulated EKS cluster (kind + RBAC)</w:t>
       </w:r>
     </w:p>
     <w:p>
@@ -124,7 +124,7 @@
     </w:p>
     <w:p>
       <w:r>
-        <w:t>10. Setup paso a paso</w:t>
+        <w:t>10. Step-by-step setup</w:t>
       </w:r>
     </w:p>
     <w:p>
@@ -139,12 +139,12 @@
     </w:p>
     <w:p>
       <w:r>
-        <w:t>13. Roadmap de madurez</w:t>
-      </w:r>
-    </w:p>
-    <w:p>
-      <w:r>
-        <w:t>14. Comparativa Tailscale SaaS vs Headscale</w:t>
+        <w:t>13. Maturity roadmap</w:t>
+      </w:r>
+    </w:p>
+    <w:p>
+      <w:r>
+        <w:t>14. Comparison: Tailscale SaaS vs Headscale</w:t>
       </w:r>
     </w:p>
     <w:p>
@@ -169,7 +169,7 @@
           <w:b w:val="0"/>
           <w:i w:val="0"/>
         </w:rPr>
-        <w:t>Helios es una empresa B2B SaaS ficticia (B2B SaaS de automatización de cuentas a pagar para fintechs) utilizada como vehículo para validar el patrón de access management corporativo con Tailscale.</w:t>
+        <w:t>Helios is a fictional B2B SaaS company (B2B SaaS for accounts-payable automation used by fintechs) used as the vehicle to validate the corporate access-management pattern with Tailscale.</w:t>
       </w:r>
     </w:p>
     <w:p>
@@ -178,7 +178,7 @@
           <w:b w:val="0"/>
           <w:i w:val="0"/>
         </w:rPr>
-        <w:t>El POC demuestra que una organización de ~50 empleados puede reemplazar OpenVPN por Tailscale + Google Workspace SSO + tag-based ACLs, obteniendo granularidad por equipo, ambiente y recurso, con menos superficie de ataque y mejor experiencia de usuario.</w:t>
+        <w:t>The POC proves that an organization of ~50 employees can replace OpenVPN with Tailscale + Google Workspace SSO + tag-based ACLs, gaining per-team, per-environment, and per-resource granularity with less attack surface and a better user experience.</w:t>
       </w:r>
     </w:p>
     <w:p>
@@ -187,7 +187,7 @@
           <w:b/>
           <w:i w:val="0"/>
         </w:rPr>
-        <w:t>Resultados clave:</w:t>
+        <w:t>Key results:</w:t>
       </w:r>
     </w:p>
     <w:p>
@@ -195,7 +195,7 @@
         <w:pStyle w:val="ListBullet"/>
       </w:pPr>
       <w:r>
-        <w:t>10 servicios + 9 personas + 1 cluster EKS simulado operados con un único CLI (heliosctl).</w:t>
+        <w:t>10 services + 9 personas + 1 simulated EKS cluster operated by a single CLI (heliosctl).</w:t>
       </w:r>
     </w:p>
     <w:p>
@@ -203,7 +203,7 @@
         <w:pStyle w:val="ListBullet"/>
       </w:pPr>
       <w:r>
-        <w:t>13 tags en la policy permiten granularidad fina por equipo, ambiente y nivel de privilegio.</w:t>
+        <w:t>13 tags in the policy give fine-grained control by team, environment, and privilege level.</w:t>
       </w:r>
     </w:p>
     <w:p>
@@ -211,7 +211,7 @@
         <w:pStyle w:val="ListBullet"/>
       </w:pPr>
       <w:r>
-        <w:t>9 grupos Google mapeados a 4 niveles de acceso (admin / engineer / operator / viewer).</w:t>
+        <w:t>9 Google groups mapped to 4 access tiers (admin / engineer / operator / viewer).</w:t>
       </w:r>
     </w:p>
     <w:p>
@@ -219,7 +219,7 @@
         <w:pStyle w:val="ListBullet"/>
       </w:pPr>
       <w:r>
-        <w:t>El patrón es portable: la misma policy.hujson funciona tanto en Tailscale SaaS como en Headscale self-hosted.</w:t>
+        <w:t>The pattern is portable: the same policy.hujson works on both Tailscale SaaS and self-hosted Headscale.</w:t>
       </w:r>
     </w:p>
     <w:p>
@@ -227,7 +227,7 @@
         <w:pStyle w:val="ListBullet"/>
       </w:pPr>
       <w:r>
-        <w:t>El setup completo toma &lt; 30 minutos con Docker + kind + kubectl preinstalados.</w:t>
+        <w:t>Full setup takes &lt; 30 minutes with Docker + kind + kubectl preinstalled.</w:t>
       </w:r>
     </w:p>
     <w:p>
@@ -243,7 +243,7 @@
         <w:rPr>
           <w:color w:val="1F4E79"/>
         </w:rPr>
-        <w:t>2. Arquitectura del POC</w:t>
+        <w:t>2. POC Architecture</w:t>
       </w:r>
     </w:p>
     <w:p>
@@ -252,7 +252,7 @@
           <w:b w:val="0"/>
           <w:i w:val="0"/>
         </w:rPr>
-        <w:t>La POC se compone de 5 capas: identidad, control plane, servicios, datos y personas. Cada capa es un dominio separado; los cruces entre capas pasan por el tailnet.</w:t>
+        <w:t>The POC is composed of 5 layers: identity, control plane, services, data, and personas. Each layer is a separate domain; cross-layer hops go through the tailnet.</w:t>
       </w:r>
     </w:p>
     <w:p>
@@ -301,7 +301,7 @@
           <w:color w:val="666666"/>
           <w:sz w:val="18"/>
         </w:rPr>
-        <w:t>Figura: Arquitectura de capas del POC Helios</w:t>
+        <w:t>Figura: Layer architecture of the Helios POC</w:t>
       </w:r>
     </w:p>
     <w:p>
@@ -310,7 +310,7 @@
           <w:b/>
           <w:i w:val="0"/>
         </w:rPr>
-        <w:t>Decisiones clave de arquitectura:</w:t>
+        <w:t>Key architecture decisions:</w:t>
       </w:r>
     </w:p>
     <w:p>
@@ -318,10 +318,10 @@
         <w:rPr>
           <w:b/>
         </w:rPr>
-        <w:t xml:space="preserve">• Sidecar tailscale por container: </w:t>
-      </w:r>
-      <w:r>
-        <w:t>Cada servicio tiene un sidecar `tailscale/tailscale:latest` que comparte el network namespace. El servicio ve la interfaz `tailscale0` y resuelve MagicDNS como si estuviera en el tailnet real.</w:t>
+        <w:t xml:space="preserve">• Tailscale sidecar per container: </w:t>
+      </w:r>
+      <w:r>
+        <w:t>Each service has a `tailscale/tailscale:latest` sidecar that shares the network namespace. The service sees the `tailscale0` interface and resolves MagicDNS as if it were in the real tailnet.</w:t>
       </w:r>
     </w:p>
     <w:p>
@@ -329,10 +329,10 @@
         <w:rPr>
           <w:b/>
         </w:rPr>
-        <w:t xml:space="preserve">• Una red Docker aislada por nodo: </w:t>
-      </w:r>
-      <w:r>
-        <w:t>Fuerza que el tráfico entre servicios cruce el tailnet real, no el DNS embebido de Compose. Sin esto, las ACLs serían irrelevantes.</w:t>
+        <w:t xml:space="preserve">• One isolated Docker network per node: </w:t>
+      </w:r>
+      <w:r>
+        <w:t>Forces service-to-service traffic to cross the real tailnet rather than the embedded Compose DNS. Without this, ACLs would be meaningless.</w:t>
       </w:r>
     </w:p>
     <w:p>
@@ -340,10 +340,10 @@
         <w:rPr>
           <w:b/>
         </w:rPr>
-        <w:t xml:space="preserve">• environment como mapa, no lista: </w:t>
-      </w:r>
-      <w:r>
-        <w:t>Bug conocido de Compose: si `environment:` es lista, el `&lt;&lt;: *ts-env` pisa todo. Si es mapa, mergea correctamente. Crítico para que `TS_USERSPACE=false` no se pierda.</w:t>
+        <w:t xml:space="preserve">• environment as a map, not a list: </w:t>
+      </w:r>
+      <w:r>
+        <w:t>Known Compose gotcha: if `environment:` is a list, `&lt;&lt;: *ts-env` overwrites everything. As a map, it merges correctly. Critical so `TS_USERSPACE=false` is not lost.</w:t>
       </w:r>
     </w:p>
     <w:p>
@@ -351,10 +351,10 @@
         <w:rPr>
           <w:b/>
         </w:rPr>
-        <w:t xml:space="preserve">• IdP simulado (Authentik) → IdP real (Google Workspace) drop-in: </w:t>
-      </w:r>
-      <w:r>
-        <w:t>El swap en prod es 1 línea: cambiar la URL del issuer. La policy no necesita modificarse.</w:t>
+        <w:t xml:space="preserve">• Simulated IdP (Authentik) -&gt; Real IdP (Google Workspace) drop-in: </w:t>
+      </w:r>
+      <w:r>
+        <w:t>Prod swap is a one-line change: update the issuer URL. The policy does not need to change.</w:t>
       </w:r>
     </w:p>
     <w:p>
@@ -362,10 +362,10 @@
         <w:rPr>
           <w:b/>
         </w:rPr>
-        <w:t xml:space="preserve">• EKS simulado con kind: </w:t>
-      </w:r>
-      <w:r>
-        <w:t>Permite validar RBAC + tag-based access sin gastar en un cluster real. Diferencias documentadas en `eks/docs/overview.md`.</w:t>
+        <w:t xml:space="preserve">• EKS simulated with kind: </w:t>
+      </w:r>
+      <w:r>
+        <w:t>Lets you validate RBAC + tag-based access without paying for a real cluster. Differences are documented in `eks/docs/overview.md`.</w:t>
       </w:r>
     </w:p>
     <w:p>
@@ -381,7 +381,7 @@
         <w:rPr>
           <w:color w:val="1F4E79"/>
         </w:rPr>
-        <w:t>3. Inventario de componentes</w:t>
+        <w:t>3. Component inventory</w:t>
       </w:r>
     </w:p>
     <w:p>
@@ -390,7 +390,7 @@
           <w:b w:val="0"/>
           <w:i w:val="0"/>
         </w:rPr>
-        <w:t>10 servicios, 9 personas, 13 tags. Tabla completa:</w:t>
+        <w:t>10 services, 9 personas, 13 tags. Full table:</w:t>
       </w:r>
     </w:p>
     <w:tbl>
@@ -437,7 +437,7 @@
                 <w:color w:val="FFFFFF"/>
                 <w:sz w:val="20"/>
               </w:rPr>
-              <w:t>Tipo</w:t>
+              <w:t>Type</w:t>
             </w:r>
           </w:p>
         </w:tc>
@@ -454,7 +454,7 @@
                 <w:color w:val="FFFFFF"/>
                 <w:sz w:val="20"/>
               </w:rPr>
-              <w:t>Puerto</w:t>
+              <w:t>Port</w:t>
             </w:r>
           </w:p>
         </w:tc>
@@ -471,7 +471,7 @@
                 <w:color w:val="FFFFFF"/>
                 <w:sz w:val="20"/>
               </w:rPr>
-              <w:t>Función</w:t>
+              <w:t>Function</w:t>
             </w:r>
           </w:p>
         </w:tc>
@@ -525,7 +525,7 @@
               <w:rPr>
                 <w:sz w:val="18"/>
               </w:rPr>
-              <w:t>UI admin interna (ops)</w:t>
+              <w:t>Internal admin UI (ops)</w:t>
             </w:r>
           </w:p>
         </w:tc>
@@ -579,7 +579,7 @@
               <w:rPr>
                 <w:sz w:val="18"/>
               </w:rPr>
-              <w:t>Bridge a DB legacy (lazy migration)</w:t>
+              <w:t>Bridge to legacy DB (lazy migration)</w:t>
             </w:r>
           </w:p>
         </w:tc>
@@ -633,7 +633,7 @@
               <w:rPr>
                 <w:sz w:val="18"/>
               </w:rPr>
-              <w:t>API B2B para clientes</w:t>
+              <w:t>B2B API for customers</w:t>
             </w:r>
           </w:p>
         </w:tc>
@@ -687,7 +687,7 @@
               <w:rPr>
                 <w:sz w:val="18"/>
               </w:rPr>
-              <w:t>Portal externo para clientes</w:t>
+              <w:t>External portal for customers</w:t>
             </w:r>
           </w:p>
         </w:tc>
@@ -741,7 +741,7 @@
               <w:rPr>
                 <w:sz w:val="18"/>
               </w:rPr>
-              <w:t>DB transaccional (Postgres)</w:t>
+              <w:t>Transactional DB (Postgres)</w:t>
             </w:r>
           </w:p>
         </w:tc>
@@ -903,7 +903,7 @@
               <w:rPr>
                 <w:sz w:val="18"/>
               </w:rPr>
-              <w:t>ETL: primary → warehouse</w:t>
+              <w:t>ETL: primary -&gt; warehouse</w:t>
             </w:r>
           </w:p>
         </w:tc>
@@ -1065,7 +1065,7 @@
               <w:rPr>
                 <w:sz w:val="18"/>
               </w:rPr>
-              <w:t>Dashboards visuales</w:t>
+              <w:t>Visual dashboards</w:t>
             </w:r>
           </w:p>
         </w:tc>
@@ -1119,7 +1119,7 @@
               <w:rPr>
                 <w:sz w:val="18"/>
               </w:rPr>
-              <w:t>Portal interno (employee-facing)</w:t>
+              <w:t>Internal employee-facing portal</w:t>
             </w:r>
           </w:p>
         </w:tc>
@@ -1173,7 +1173,7 @@
               <w:rPr>
                 <w:sz w:val="18"/>
               </w:rPr>
-              <w:t>Diego, Rafa, Sam, Lena, Carla, Tomás, Nina, Eve</w:t>
+              <w:t>Diego, Rafa, Sam, Lena, Carla, Tomas, Nina, Eve</w:t>
             </w:r>
           </w:p>
         </w:tc>
@@ -1185,7 +1185,7 @@
           <w:b/>
           <w:i w:val="0"/>
         </w:rPr>
-        <w:t>Componentes de soporte (no son servicios):</w:t>
+        <w:t>Support components (not services):</w:t>
       </w:r>
     </w:p>
     <w:tbl>
@@ -1215,7 +1215,7 @@
                 <w:color w:val="FFFFFF"/>
                 <w:sz w:val="20"/>
               </w:rPr>
-              <w:t>Componente</w:t>
+              <w:t>Component</w:t>
             </w:r>
           </w:p>
         </w:tc>
@@ -1232,7 +1232,7 @@
                 <w:color w:val="FFFFFF"/>
                 <w:sz w:val="20"/>
               </w:rPr>
-              <w:t>Imagen / fuente</w:t>
+              <w:t>Image / source</w:t>
             </w:r>
           </w:p>
         </w:tc>
@@ -1249,7 +1249,7 @@
                 <w:color w:val="FFFFFF"/>
                 <w:sz w:val="20"/>
               </w:rPr>
-              <w:t>Puerto</w:t>
+              <w:t>Port</w:t>
             </w:r>
           </w:p>
         </w:tc>
@@ -1266,7 +1266,7 @@
                 <w:color w:val="FFFFFF"/>
                 <w:sz w:val="20"/>
               </w:rPr>
-              <w:t>Propósito</w:t>
+              <w:t>Purpose</w:t>
             </w:r>
           </w:p>
         </w:tc>
@@ -1320,7 +1320,7 @@
               <w:rPr>
                 <w:sz w:val="18"/>
               </w:rPr>
-              <w:t>IdP simulado (Google Workspace)</w:t>
+              <w:t>Simulated IdP (Google Workspace)</w:t>
             </w:r>
           </w:p>
         </w:tc>
@@ -1374,7 +1374,7 @@
               <w:rPr>
                 <w:sz w:val="18"/>
               </w:rPr>
-              <w:t>DB de Authentik</w:t>
+              <w:t>Authentik DB</w:t>
             </w:r>
           </w:p>
         </w:tc>
@@ -1428,7 +1428,7 @@
               <w:rPr>
                 <w:sz w:val="18"/>
               </w:rPr>
-              <w:t>Cache/queue de Authentik</w:t>
+              <w:t>Authentik cache/queue</w:t>
             </w:r>
           </w:p>
         </w:tc>
@@ -1482,7 +1482,7 @@
               <w:rPr>
                 <w:sz w:val="18"/>
               </w:rPr>
-              <w:t>AWS emulado (Secrets Manager)</w:t>
+              <w:t>Emulated AWS (Secrets Manager)</w:t>
             </w:r>
           </w:p>
         </w:tc>
@@ -1590,7 +1590,7 @@
               <w:rPr>
                 <w:sz w:val="18"/>
               </w:rPr>
-              <w:t>HTTPS tunnel a Authentik</w:t>
+              <w:t>HTTPS tunnel to Authentik</w:t>
             </w:r>
           </w:p>
         </w:tc>
@@ -1609,7 +1609,7 @@
         <w:rPr>
           <w:color w:val="1F4E79"/>
         </w:rPr>
-        <w:t>4. Mapa de tags y servicios</w:t>
+        <w:t>4. Tag and service map</w:t>
       </w:r>
     </w:p>
     <w:p>
@@ -1618,7 +1618,7 @@
           <w:b w:val="0"/>
           <w:i w:val="0"/>
         </w:rPr>
-        <w:t>El POC define 13 tags que modelan cada servicio o recurso. Los grupos Google (de IdP) y los service tags (de servicios intermedios) se combinan para formar la matriz de control de acceso.</w:t>
+        <w:t>The POC defines 13 tags that model every service or resource. Google groups (from the IdP) and service tags (from intermediate services) combine to form the access-control matrix.</w:t>
       </w:r>
     </w:p>
     <w:p>
@@ -1667,7 +1667,7 @@
           <w:color w:val="666666"/>
           <w:sz w:val="18"/>
         </w:rPr>
-        <w:t>Figura: Mapeo de grupos y tags anidados a tags de servicio</w:t>
+        <w:t>Figura: Mapping of groups and nested tags to service tags</w:t>
       </w:r>
     </w:p>
     <w:p>
@@ -1676,7 +1676,7 @@
           <w:b/>
           <w:i w:val="0"/>
         </w:rPr>
-        <w:t>TagOwners (quién puede asignar cada tag):</w:t>
+        <w:t>TagOwners (who can assign each tag):</w:t>
       </w:r>
     </w:p>
     <w:p>
@@ -1774,7 +1774,7 @@
         <w:rPr>
           <w:color w:val="1F4E79"/>
         </w:rPr>
-        <w:t>5. Matriz de acceso (roles × recursos)</w:t>
+        <w:t>5. Access matrix (roles x resources)</w:t>
       </w:r>
     </w:p>
     <w:p>
@@ -1783,7 +1783,7 @@
           <w:b w:val="0"/>
           <w:i w:val="0"/>
         </w:rPr>
-        <w:t>Cada celda verde indica que el rol puede llegar al servicio; cada celda roja indica deny. La matriz se construye enteramente desde policy.hujson. Esta es la vista más importante para auditores y security review.</w:t>
+        <w:t>Each green cell means the role can reach the service; each red cell means deny. The matrix is built entirely from policy.hujson. This is the most important view for auditors and security review.</w:t>
       </w:r>
     </w:p>
     <w:p>
@@ -1832,7 +1832,7 @@
           <w:color w:val="666666"/>
           <w:sz w:val="18"/>
         </w:rPr>
-        <w:t>Figura: Matriz de acceso derivada de policy.hujson</w:t>
+        <w:t>Figura: Access matrix derived from policy.hujson</w:t>
       </w:r>
     </w:p>
     <w:p>
@@ -1849,7 +1849,7 @@
         <w:pStyle w:val="ListBullet"/>
       </w:pPr>
       <w:r>
-        <w:t>Default-deny: cualquier (src, dst) que no esté explícitamente permitido es DENIED.</w:t>
+        <w:t>Default-deny: any (src, dst) not explicitly permitted is DENIED.</w:t>
       </w:r>
     </w:p>
     <w:p>
@@ -1857,7 +1857,7 @@
         <w:pStyle w:val="ListBullet"/>
       </w:pPr>
       <w:r>
-        <w:t>Tags como identidad de servicio: identity-bridge y warehouse-job pueden tocar primary-db; nadie más.</w:t>
+        <w:t>Tags as service identity: identity-bridge and warehouse-job may touch primary-db; nobody else.</w:t>
       </w:r>
     </w:p>
     <w:p>
@@ -1865,7 +1865,7 @@
         <w:pStyle w:val="ListBullet"/>
       </w:pPr>
       <w:r>
-        <w:t>Granularidad por puerto en EKS: 9100 = metrics (todos), 9101 = logs (sin auditors), 9102 = exec (solo sre-lead).</w:t>
+        <w:t>Per-port granularity in EKS: 9100 = metrics (everyone), 9101 = logs (no auditors), 9102 = exec (sre-lead only).</w:t>
       </w:r>
     </w:p>
     <w:p>
@@ -1873,7 +1873,7 @@
         <w:pStyle w:val="ListBullet"/>
       </w:pPr>
       <w:r>
-        <w:t>Externos NO tocan infra: customer-success y sales-eng no llegan a admin-portal ni a DBs.</w:t>
+        <w:t>External users do NOT touch infra: customer-success and sales-eng cannot reach admin-portal or any DB.</w:t>
       </w:r>
     </w:p>
     <w:p>
@@ -1881,7 +1881,7 @@
         <w:pStyle w:val="ListBullet"/>
       </w:pPr>
       <w:r>
-        <w:t>Viewers NO tienen SSH: solo acceso de lectura via observability.</w:t>
+        <w:t>Viewers do NOT have SSH: read-only access via observability only.</w:t>
       </w:r>
     </w:p>
     <w:p>
@@ -1897,7 +1897,7 @@
         <w:rPr>
           <w:color w:val="1F4E79"/>
         </w:rPr>
-        <w:t>6. Apps explicadas (código + decisiones)</w:t>
+        <w:t>6. Apps explained (code + decisions)</w:t>
       </w:r>
     </w:p>
     <w:p>
@@ -1906,7 +1906,7 @@
           <w:b w:val="0"/>
           <w:i w:val="0"/>
         </w:rPr>
-        <w:t>Cada app es un mock realista del servicio que representa. Están construidas en Flask (Python 3.12) por portabilidad y simplicidad. En producción, serían reemplazadas por los servicios reales de Helios sin cambiar el contrato de red.</w:t>
+        <w:t>Each app is a realistic mock of the service it represents. They are built on Flask (Python 3.12) for portability and simplicity. In production, they would be replaced by Helios's real services without changing the network contract.</w:t>
       </w:r>
     </w:p>
     <w:p>
@@ -1917,7 +1917,7 @@
         <w:rPr>
           <w:color w:val="1F4E79"/>
         </w:rPr>
-        <w:t xml:space="preserve">  • admin-portal (puerto 8080)</w:t>
+        <w:t xml:space="preserve">  - admin-portal (port 8080)</w:t>
       </w:r>
     </w:p>
     <w:p>
@@ -1926,7 +1926,7 @@
           <w:b w:val="0"/>
           <w:i w:val="0"/>
         </w:rPr>
-        <w:t>Panel admin interno. Lee headers `Tailscale-User-*` cuando se accede via `tailscale serve`.</w:t>
+        <w:t>Internal admin panel. Reads `Tailscale-User-*` headers when accessed via `tailscale serve`.</w:t>
       </w:r>
     </w:p>
     <w:p>
@@ -1970,7 +1970,7 @@
         <w:rPr>
           <w:color w:val="1F4E79"/>
         </w:rPr>
-        <w:t xml:space="preserve">  • identity-bridge (puerto 9090)</w:t>
+        <w:t xml:space="preserve">  - identity-bridge (port 9090)</w:t>
       </w:r>
     </w:p>
     <w:p>
@@ -1979,7 +1979,7 @@
           <w:b w:val="0"/>
           <w:i w:val="0"/>
         </w:rPr>
-        <w:t>Bridge SSO genérico. Lee credenciales de DB desde MiniStack (Secrets Manager sim) en runtime. Cache lazy para no fallar al boot si MiniStack no está listo.</w:t>
+        <w:t>Generic SSO bridge. Reads DB credentials from MiniStack (Secrets Manager sim) at runtime. Uses lazy caching so the boot does not fail if MiniStack is not yet ready.</w:t>
       </w:r>
     </w:p>
     <w:p>
@@ -2018,7 +2018,7 @@
         <w:rPr>
           <w:color w:val="1F4E79"/>
         </w:rPr>
-        <w:t xml:space="preserve">  • api-gateway (puerto 8443)</w:t>
+        <w:t xml:space="preserve">  - api-gateway (port 8443)</w:t>
       </w:r>
     </w:p>
     <w:p>
@@ -2027,7 +2027,7 @@
           <w:b w:val="0"/>
           <w:i w:val="0"/>
         </w:rPr>
-        <w:t>API REST B2B. Endpoints mock que devuelven invoices y customers. En producción, este sería el gateway que valida API keys contra el customer portal.</w:t>
+        <w:t>B2B REST API. Mock endpoints returning invoices and customers. In production, this would be the gateway that validates API keys against the customer portal.</w:t>
       </w:r>
     </w:p>
     <w:p>
@@ -2065,7 +2065,7 @@
         <w:rPr>
           <w:color w:val="1F4E79"/>
         </w:rPr>
-        <w:t xml:space="preserve">  • customer-portal (puerto 9443)</w:t>
+        <w:t xml:space="preserve">  - customer-portal (port 9443)</w:t>
       </w:r>
     </w:p>
     <w:p>
@@ -2074,7 +2074,7 @@
           <w:b w:val="0"/>
           <w:i w:val="0"/>
         </w:rPr>
-        <w:t>Portal externo para clientes Helios. En prod se expone via Tailscale Funnel (HTTPS público). Usa `socket.gethostname()` para identificar la instancia en logs.</w:t>
+        <w:t>External portal for Helios customers. In prod it is exposed via Tailscale Funnel (public HTTPS). Uses `socket.gethostname()` to identify the instance in logs.</w:t>
       </w:r>
     </w:p>
     <w:p>
@@ -2118,7 +2118,7 @@
         <w:rPr>
           <w:color w:val="1F4E79"/>
         </w:rPr>
-        <w:t xml:space="preserve">  • grafana (puerto 3000)</w:t>
+        <w:t xml:space="preserve">  - grafana (port 3000)</w:t>
       </w:r>
     </w:p>
     <w:p>
@@ -2127,7 +2127,7 @@
           <w:b w:val="0"/>
           <w:i w:val="0"/>
         </w:rPr>
-        <w:t>Grafana real (no mock). Pre-cargado con datasource Prometheus apuntando a observability:9100 y dashboard 'Helios POC — Overview' con métricas de DB pool y node count.</w:t>
+        <w:t>Real Grafana (not a mock). Pre-loaded with a Prometheus datasource pointing at observability:9100 and a 'Helios POC - Overview' dashboard with DB pool and node-count metrics.</w:t>
       </w:r>
     </w:p>
     <w:p>
@@ -2161,7 +2161,7 @@
         <w:rPr>
           <w:color w:val="1F4E79"/>
         </w:rPr>
-        <w:t xml:space="preserve">  • intranet (puerto 7000)</w:t>
+        <w:t xml:space="preserve">  - intranet (port 7000)</w:t>
       </w:r>
     </w:p>
     <w:p>
@@ -2170,7 +2170,7 @@
           <w:b w:val="0"/>
           <w:i w:val="0"/>
         </w:rPr>
-        <w:t>Portal interno (employee-facing). Tiene secciones `/engineering` (solo engineers), `/admin-tools` (solo admins), `/people` (público). Las decisiones de acceso se hacen evaluando los headers `Tailscale-User-Groups` contra grupos esperados.</w:t>
+        <w:t>Internal portal (employee-facing). Has `/engineering` (engineers only), `/admin-tools` (admins only), `/people` (public) sections. Access decisions are made by evaluating `Tailscale-User-Groups` headers against expected groups.</w:t>
       </w:r>
     </w:p>
     <w:p>
@@ -2206,7 +2206,7 @@
         <w:rPr>
           <w:color w:val="1F4E79"/>
         </w:rPr>
-        <w:t xml:space="preserve">  • eks-gateway (puerto 9100/9101/9102)</w:t>
+        <w:t xml:space="preserve">  - eks-gateway (port 9100/9101/9102)</w:t>
       </w:r>
     </w:p>
     <w:p>
@@ -2215,7 +2215,7 @@
           <w:b w:val="0"/>
           <w:i w:val="0"/>
         </w:rPr>
-        <w:t>Simula 3 recursos EKS en un solo container con puertos distintos. Cada puerto es un 'recurso' desde el punto de vista de la ACL: metrics / logs / exec.</w:t>
+        <w:t>Simulates 3 EKS resources in a single container on different ports. Each port is a 'resource' from the ACL point of view: metrics / logs / exec.</w:t>
       </w:r>
     </w:p>
     <w:p>
@@ -2247,7 +2247,7 @@
         <w:rPr>
           <w:color w:val="1F4E79"/>
         </w:rPr>
-        <w:t xml:space="preserve">  • observability (puerto 9100)</w:t>
+        <w:t xml:space="preserve">  - observability (port 9100)</w:t>
       </w:r>
     </w:p>
     <w:p>
@@ -2256,7 +2256,7 @@
           <w:b w:val="0"/>
           <w:i w:val="0"/>
         </w:rPr>
-        <w:t>Servicio que emite métricas en formato Prometheus. El dashboard Grafana las consume. Mantiene un access log in-memory que Nina (auditor) puede leer.</w:t>
+        <w:t>Service emitting Prometheus-formatted metrics. The Grafana dashboard consumes them. Keeps an in-memory access log that Nina (auditor) can read.</w:t>
       </w:r>
     </w:p>
     <w:p>
@@ -2294,7 +2294,7 @@
         <w:rPr>
           <w:color w:val="1F4E79"/>
         </w:rPr>
-        <w:t xml:space="preserve">  • ml-platform (puerto 8501)</w:t>
+        <w:t xml:space="preserve">  - ml-platform (port 8501)</w:t>
       </w:r>
     </w:p>
     <w:p>
@@ -2303,7 +2303,7 @@
           <w:b w:val="0"/>
           <w:i w:val="0"/>
         </w:rPr>
-        <w:t>Mock de ML serving. Predicciones deterministas (basadas en hash del input) para que los tests sean reproducibles.</w:t>
+        <w:t>Mock ML serving. Deterministic predictions (based on a hash of the input) so tests are reproducible.</w:t>
       </w:r>
     </w:p>
     <w:p>
@@ -2337,7 +2337,7 @@
         <w:rPr>
           <w:color w:val="1F4E79"/>
         </w:rPr>
-        <w:t xml:space="preserve">  • warehouse-job (puerto n/a)</w:t>
+        <w:t xml:space="preserve">  - warehouse-job (port n/a)</w:t>
       </w:r>
     </w:p>
     <w:p>
@@ -2346,7 +2346,7 @@
           <w:b w:val="0"/>
           <w:i w:val="0"/>
         </w:rPr>
-        <w:t>Job ETL one-shot. Lee invoices de primary-db, escribe aggregates en warehouse-db. Único job que toca ambas DBs.</w:t>
+        <w:t>One-shot ETL job. Reads invoices from primary-db, writes aggregates into warehouse-db. The only job that touches both DBs.</w:t>
       </w:r>
     </w:p>
     <w:p>
@@ -2358,7 +2358,7 @@
           <w:rFonts w:ascii="Courier New" w:hAnsi="Courier New"/>
           <w:sz w:val="16"/>
         </w:rPr>
-        <w:t># Lee invoices de primary-db, escribe aggregates en warehouse-db</w:t>
+        <w:t># Read invoices from primary-db, write aggregates into warehouse-db</w:t>
         <w:br/>
         <w:t>with psycopg.connect(_dsn(primary)) as conn:</w:t>
         <w:br/>
@@ -2385,7 +2385,7 @@
         <w:rPr>
           <w:color w:val="1F4E79"/>
         </w:rPr>
-        <w:t>7. Capa de identidad (Authentik + Google Workspace)</w:t>
+        <w:t>7. Identity layer (Authentik + Google Workspace)</w:t>
       </w:r>
     </w:p>
     <w:p>
@@ -2394,7 +2394,7 @@
           <w:b w:val="0"/>
           <w:i w:val="0"/>
         </w:rPr>
-        <w:t>Authentik corre como container Docker y simula Google Workspace para el POC. Tiene una API que permite crear usuarios, grupos y configurar un OIDC provider programáticamente.</w:t>
+        <w:t>Authentik runs as a Docker container and simulates Google Workspace for the POC. It exposes an API to create users, groups, and configure an OIDC provider programmatically.</w:t>
       </w:r>
     </w:p>
     <w:p>
@@ -2403,7 +2403,7 @@
           <w:b/>
           <w:i w:val="0"/>
         </w:rPr>
-        <w:t>Bootstrap de usuarios y grupos (seed.py):</w:t>
+        <w:t>User and group bootstrap (seed.py):</w:t>
       </w:r>
     </w:p>
     <w:p>
@@ -2428,7 +2428,7 @@
         <w:t xml:space="preserve">    groups = json.loads(GROUPS_PATH.read_text())</w:t>
         <w:br/>
         <w:br/>
-        <w:t xml:space="preserve">    # Crear 9 grupos funcionales</w:t>
+        <w:t xml:space="preserve">    # Create 9 functional groups</w:t>
         <w:br/>
         <w:t xml:space="preserve">    for g in groups:</w:t>
         <w:br/>
@@ -2437,7 +2437,7 @@
         <w:t xml:space="preserve">        group_pks[g["name"]] = obj["pk"]</w:t>
         <w:br/>
         <w:br/>
-        <w:t xml:space="preserve">    # Crear 9 usuarios con membresías</w:t>
+        <w:t xml:space="preserve">    # Create 9 users with memberships</w:t>
         <w:br/>
         <w:t xml:space="preserve">    for u in users:</w:t>
         <w:br/>
@@ -2446,7 +2446,7 @@
         <w:t xml:space="preserve">        user_pks[u["username"]] = obj["pk"]</w:t>
         <w:br/>
         <w:br/>
-        <w:t xml:space="preserve">    # Asignar membresías</w:t>
+        <w:t xml:space="preserve">    # Assign memberships</w:t>
         <w:br/>
         <w:t xml:space="preserve">    for u in users:</w:t>
         <w:br/>
@@ -2455,7 +2455,7 @@
         <w:t xml:space="preserve">            api.add_user_to_group(user_pk, group_pks[gname])</w:t>
         <w:br/>
         <w:br/>
-        <w:t xml:space="preserve">    # Configurar OIDC provider para Tailscale</w:t>
+        <w:t xml:space="preserve">    # Configure the OIDC provider for Tailscale</w:t>
         <w:br/>
         <w:t xml:space="preserve">    api.ensure_oidc_provider()</w:t>
       </w:r>
@@ -2466,7 +2466,7 @@
           <w:b/>
           <w:i w:val="0"/>
         </w:rPr>
-        <w:t>Mapeo de grupos en el POC:</w:t>
+        <w:t>Group mapping in the POC:</w:t>
       </w:r>
     </w:p>
     <w:tbl>
@@ -2495,7 +2495,7 @@
                 <w:color w:val="FFFFFF"/>
                 <w:sz w:val="20"/>
               </w:rPr>
-              <w:t>Grupo</w:t>
+              <w:t>Group</w:t>
             </w:r>
           </w:p>
         </w:tc>
@@ -2512,7 +2512,7 @@
                 <w:color w:val="FFFFFF"/>
                 <w:sz w:val="20"/>
               </w:rPr>
-              <w:t>Persona ejemplo</w:t>
+              <w:t>Example persona</w:t>
             </w:r>
           </w:p>
         </w:tc>
@@ -2529,7 +2529,7 @@
                 <w:color w:val="FFFFFF"/>
                 <w:sz w:val="20"/>
               </w:rPr>
-              <w:t>Rol en Helios</w:t>
+              <w:t>Role in Helios</w:t>
             </w:r>
           </w:p>
         </w:tc>
@@ -2611,7 +2611,7 @@
               <w:rPr>
                 <w:sz w:val="18"/>
               </w:rPr>
-              <w:t>Opera servicios core</w:t>
+              <w:t>Operates core services</w:t>
             </w:r>
           </w:p>
         </w:tc>
@@ -2652,7 +2652,7 @@
               <w:rPr>
                 <w:sz w:val="18"/>
               </w:rPr>
-              <w:t>Mantiene warehouse + ML</w:t>
+              <w:t>Maintains warehouse + ML</w:t>
             </w:r>
           </w:p>
         </w:tc>
@@ -2693,7 +2693,7 @@
               <w:rPr>
                 <w:sz w:val="18"/>
               </w:rPr>
-              <w:t>Lee metrics/logs, no exec</w:t>
+              <w:t>Reads metrics/logs, no exec</w:t>
             </w:r>
           </w:p>
         </w:tc>
@@ -2734,7 +2734,7 @@
               <w:rPr>
                 <w:sz w:val="18"/>
               </w:rPr>
-              <w:t>SRE + exec en EKS</w:t>
+              <w:t>SRE + exec in EKS</w:t>
             </w:r>
           </w:p>
         </w:tc>
@@ -2775,7 +2775,7 @@
               <w:rPr>
                 <w:sz w:val="18"/>
               </w:rPr>
-              <w:t>Soporte a clientes</w:t>
+              <w:t>Customer support</w:t>
             </w:r>
           </w:p>
         </w:tc>
@@ -2803,7 +2803,7 @@
               <w:rPr>
                 <w:sz w:val="18"/>
               </w:rPr>
-              <w:t>Tomás</w:t>
+              <w:t>Tomas</w:t>
             </w:r>
           </w:p>
         </w:tc>
@@ -2816,7 +2816,7 @@
               <w:rPr>
                 <w:sz w:val="18"/>
               </w:rPr>
-              <w:t>Demos a prospectos</w:t>
+              <w:t>Demos for prospects</w:t>
             </w:r>
           </w:p>
         </w:tc>
@@ -2857,7 +2857,7 @@
               <w:rPr>
                 <w:sz w:val="18"/>
               </w:rPr>
-              <w:t>Auditoría externa (read-only)</w:t>
+              <w:t>External audit (read-only)</w:t>
             </w:r>
           </w:p>
         </w:tc>
@@ -2898,7 +2898,7 @@
               <w:rPr>
                 <w:sz w:val="18"/>
               </w:rPr>
-              <w:t>Cuenta de atacante simulado</w:t>
+              <w:t>Simulated attacker account</w:t>
             </w:r>
           </w:p>
         </w:tc>
@@ -2910,7 +2910,7 @@
           <w:b w:val="0"/>
           <w:i w:val="0"/>
         </w:rPr>
-        <w:t>Importante: los grupos se crean en Authentik pero NO en Tailscale hasta que un usuario se loguea vía SSO. La API de Tailscale valida que cada `group:X` referenciado exista en el tailnet.</w:t>
+        <w:t>Important: groups are created in Authentik but NOT in Tailscale until a user logs in via SSO. The Tailscale API validates that every `group:X` referenced in the policy exists in the tailnet.</w:t>
       </w:r>
     </w:p>
     <w:p>
@@ -2926,7 +2926,7 @@
         <w:rPr>
           <w:color w:val="1F4E79"/>
         </w:rPr>
-        <w:t>8. Cluster EKS simulado (kind + RBAC)</w:t>
+        <w:t>8. Simulated EKS cluster (kind + RBAC)</w:t>
       </w:r>
     </w:p>
     <w:p>
@@ -2935,7 +2935,7 @@
           <w:b w:val="0"/>
           <w:i w:val="0"/>
         </w:rPr>
-        <w:t>El módulo `eks/` levanta un cluster Kubernetes real usando kind (3 nodos, 1 control-plane + 2 workers), aplica 3 ClusterRoles (viewer/editor/admin) y despliega 3 workloads que simulan métricas, logs y exec.</w:t>
+        <w:t>The `eks/` module spins up a real Kubernetes cluster using kind (3 nodes, 1 control-plane + 2 workers), applies 3 ClusterRoles (viewer/editor/admin), and deploys 3 workloads that simulate metrics, logs, and exec.</w:t>
       </w:r>
     </w:p>
     <w:p>
@@ -3007,7 +3007,7 @@
                 <w:color w:val="FFFFFF"/>
                 <w:sz w:val="20"/>
               </w:rPr>
-              <w:t>Permisos</w:t>
+              <w:t>Permissions</w:t>
             </w:r>
           </w:p>
         </w:tc>
@@ -3048,7 +3048,7 @@
               <w:rPr>
                 <w:sz w:val="18"/>
               </w:rPr>
-              <w:t>get/list/watch en todos los recursos + pods/log</w:t>
+              <w:t>get/list/watch on all resources + pods/log</w:t>
             </w:r>
           </w:p>
         </w:tc>
@@ -3089,7 +3089,7 @@
               <w:rPr>
                 <w:sz w:val="18"/>
               </w:rPr>
-              <w:t>+ create/update/delete en namespaces dev/staging (NO prod)</w:t>
+              <w:t>+ create/update/delete in dev/staging namespaces (NOT prod)</w:t>
             </w:r>
           </w:p>
         </w:tc>
@@ -3142,7 +3142,7 @@
           <w:b/>
           <w:i w:val="0"/>
         </w:rPr>
-        <w:t>Smoke tests de RBAC:</w:t>
+        <w:t>RBAC smoke tests:</w:t>
       </w:r>
     </w:p>
     <w:p>
@@ -3166,7 +3166,7 @@
         <w:t>no</w:t>
         <w:br/>
         <w:br/>
-        <w:t># editor: read+write en dev, NO en prod</w:t>
+        <w:t># editor: read+write in dev, NOT in prod</w:t>
         <w:br/>
         <w:t>$ kubectl auth can-i create pods --as=system:serviceaccount:kube-system:k8s-editor -n helios-dev</w:t>
         <w:br/>
@@ -3191,7 +3191,7 @@
           <w:b/>
           <w:i w:val="0"/>
         </w:rPr>
-        <w:t>Diferencias con EKS real:</w:t>
+        <w:t>Differences vs real EKS:</w:t>
       </w:r>
     </w:p>
     <w:tbl>
@@ -3528,7 +3528,7 @@
           <w:b w:val="0"/>
           <w:i w:val="0"/>
         </w:rPr>
-        <w:t>Tailscale SaaS no puede llamar a localhost para el callback de OIDC. ngrok expone Authentik (en localhost:9000) a una URL HTTPS pública. Esa URL se configura como 'Issuer URL' en el admin console de Tailscale.</w:t>
+        <w:t>Tailscale SaaS cannot reach localhost for the OIDC callback. ngrok exposes Authentik (on localhost:9000) at a public HTTPS URL. That URL is configured as the 'Issuer URL' in the Tailscale admin console.</w:t>
       </w:r>
     </w:p>
     <w:p>
@@ -3537,7 +3537,7 @@
           <w:b/>
           <w:i w:val="0"/>
         </w:rPr>
-        <w:t>Setup (resumido):</w:t>
+        <w:t>Setup (summary):</w:t>
       </w:r>
     </w:p>
     <w:p>
@@ -3549,37 +3549,37 @@
           <w:rFonts w:ascii="Courier New" w:hAnsi="Courier New"/>
           <w:sz w:val="16"/>
         </w:rPr>
-        <w:t># 1. Obtener authtoken</w:t>
+        <w:t># 1. Get the authtoken</w:t>
         <w:br/>
-        <w:t>$ ngrok config add-authtoken &lt;TU_TOKEN&gt;</w:t>
+        <w:t>$ ngrok config add-authtoken &lt;YOUR_TOKEN&gt;</w:t>
         <w:br/>
         <w:br/>
-        <w:t># 2. Levantar ngrok</w:t>
+        <w:t># 2. Bring ngrok up</w:t>
         <w:br/>
         <w:t>$ docker compose -f ngrok/docker-compose.ngrok.yml up -d</w:t>
         <w:br/>
         <w:br/>
-        <w:t># 3. Copiar la URL pública que ngrok te asigna</w:t>
+        <w:t># 3. Copy the public URL ngrok assigned</w:t>
         <w:br/>
         <w:t>$ docker logs helios-ngrok | grep tunnel</w:t>
         <w:br/>
-        <w:t>→ https://abc123.ngrok-free.app → http://authentik-server:9000</w:t>
+        <w:t>-&gt; https://abc123.ngrok-free.app -&gt; http://authentik-server:9000</w:t>
         <w:br/>
         <w:br/>
-        <w:t># 4. Configurar Authentik con esa URL pública</w:t>
+        <w:t># 4. Configure Authentik with that public URL</w:t>
         <w:br/>
-        <w:t>#    (cambiar AUTHENTIK_HOST en docker-compose.identity.yml)</w:t>
+        <w:t>#    (change AUTHENTIK_HOST in docker-compose.identity.yml)</w:t>
         <w:br/>
         <w:br/>
-        <w:t># 5. Configurar SSO en admin console de Tailscale</w:t>
+        <w:t># 5. Configure SSO in the Tailscale admin console</w:t>
         <w:br/>
-        <w:t>#    Settings → Single Sign-On → Connect Identity Provider</w:t>
+        <w:t>#    Settings -&gt; Single Sign-On -&gt; Connect Identity Provider</w:t>
         <w:br/>
         <w:t>#    Issuer URL: https://abc123.ngrok-free.app/application/o/helios-tailnet/</w:t>
         <w:br/>
         <w:t>#    Client ID: helios-tailnet-client</w:t>
         <w:br/>
-        <w:t>#    Client Secret: el que generó seed.py</w:t>
+        <w:t>#    Client Secret: the one generated by seed.py</w:t>
       </w:r>
     </w:p>
     <w:p>
@@ -3588,7 +3588,7 @@
           <w:b/>
           <w:i w:val="0"/>
         </w:rPr>
-        <w:t>Limitaciones:</w:t>
+        <w:t>Limitations:</w:t>
       </w:r>
     </w:p>
     <w:p>
@@ -3596,7 +3596,7 @@
         <w:pStyle w:val="ListBullet"/>
       </w:pPr>
       <w:r>
-        <w:t>URL aleatoria cada restart (plan free). Para demos pagos: dominio custom $8/mes.</w:t>
+        <w:t>Random URL on every restart (free plan). For paid demos: custom domain $8/month.</w:t>
       </w:r>
     </w:p>
     <w:p>
@@ -3604,7 +3604,7 @@
         <w:pStyle w:val="ListBullet"/>
       </w:pPr>
       <w:r>
-        <w:t>1 GB/mes bandwidth (free). OK para POC, no para prod.</w:t>
+        <w:t>1 GB/month bandwidth (free). OK for POC, not for prod.</w:t>
       </w:r>
     </w:p>
     <w:p>
@@ -3612,7 +3612,7 @@
         <w:pStyle w:val="ListBullet"/>
       </w:pPr>
       <w:r>
-        <w:t>Mensaje 'Visit ngrok.com' en el browser (free tier).</w:t>
+        <w:t>'Visit ngrok.com' message in the browser (free tier).</w:t>
       </w:r>
     </w:p>
     <w:p>
@@ -3628,7 +3628,7 @@
         <w:rPr>
           <w:color w:val="1F4E79"/>
         </w:rPr>
-        <w:t>10. Setup paso a paso</w:t>
+        <w:t>10. Step-by-step setup</w:t>
       </w:r>
     </w:p>
     <w:p>
@@ -3637,7 +3637,7 @@
           <w:b/>
           <w:i w:val="0"/>
         </w:rPr>
-        <w:t>Prereq del sistema:</w:t>
+        <w:t>System prereq:</w:t>
       </w:r>
     </w:p>
     <w:p>
@@ -3658,9 +3658,9 @@
         <w:br/>
         <w:t>$ curl -fsSL https://get.docker.com | sh</w:t>
         <w:br/>
-        <w:t>$ sudo usermod -aG docker $USER  # reloguear</w:t>
+        <w:t>$ sudo usermod -aG docker $USER  # re-login</w:t>
         <w:br/>
-        <w:t>$ # ... ngrok, kind, kubectl, terraform desde sus sitios oficiales</w:t>
+        <w:t>$ # ... ngrok, kind, kubectl, terraform from their official sites</w:t>
       </w:r>
     </w:p>
     <w:p>
@@ -3669,7 +3669,7 @@
           <w:b/>
           <w:i w:val="0"/>
         </w:rPr>
-        <w:t>Setup del POC:</w:t>
+        <w:t>POC setup:</w:t>
       </w:r>
     </w:p>
     <w:p>
@@ -3681,7 +3681,7 @@
           <w:rFonts w:ascii="Courier New" w:hAnsi="Courier New"/>
           <w:sz w:val="16"/>
         </w:rPr>
-        <w:t># 1. Variables de entorno</w:t>
+        <w:t># 1. Environment variables</w:t>
         <w:br/>
         <w:t>$ cd /home/cmarin78/Documents/Projects/MiniMax/Headscale/tailscale</w:t>
         <w:br/>
@@ -3689,29 +3689,29 @@
         <w:br/>
         <w:t>$ $EDITOR .env</w:t>
         <w:br/>
-        <w:t>#   Pegar TS_AUTHKEY_* (18), TAILSCALE_API_KEY, NGROK_AUTHTOKEN, passwords</w:t>
+        <w:t>#   Paste TS_AUTHKEY_* (18), TAILSCALE_API_KEY, NGROK_AUTHTOKEN, passwords</w:t>
         <w:br/>
         <w:br/>
-        <w:t># 2. Levantar todo el stack</w:t>
+        <w:t># 2. Bring the whole stack up</w:t>
         <w:br/>
         <w:t>$ ./scripts/heliosctl start all</w:t>
         <w:br/>
         <w:br/>
-        <w:t># 3. Validar</w:t>
+        <w:t># 3. Validate</w:t>
         <w:br/>
         <w:t>$ ./scripts/heliosctl validate</w:t>
         <w:br/>
         <w:br/>
-        <w:t># 4. Demo guiada</w:t>
+        <w:t># 4. Guided demo</w:t>
         <w:br/>
         <w:t>$ ./scripts/demo.sh --fast</w:t>
         <w:br/>
         <w:br/>
-        <w:t># 5. Limpiar</w:t>
+        <w:t># 5. Clean up</w:t>
         <w:br/>
-        <w:t>$ ./scripts/heliosctl stop all    # para containers</w:t>
+        <w:t>$ ./scripts/heliosctl stop all    # stop containers</w:t>
         <w:br/>
-        <w:t>$ ./scripts/heliosctl destroy     # nuke TODO</w:t>
+        <w:t>$ ./scripts/heliosctl destroy     # nuke EVERYTHING</w:t>
       </w:r>
     </w:p>
     <w:p>
@@ -3720,7 +3720,7 @@
           <w:b/>
           <w:i w:val="0"/>
         </w:rPr>
-        <w:t>Generar auth keys via CLI:</w:t>
+        <w:t>Generate auth keys via CLI:</w:t>
       </w:r>
     </w:p>
     <w:p>
@@ -3732,14 +3732,14 @@
           <w:rFonts w:ascii="Courier New" w:hAnsi="Courier New"/>
           <w:sz w:val="16"/>
         </w:rPr>
-        <w:t># Una sola key para un servicio</w:t>
+        <w:t># A single key for one service</w:t>
         <w:br/>
         <w:t>$ python3 ../tools/tsctl.py authkey create \</w:t>
         <w:br/>
         <w:t xml:space="preserve">    --tag tag:admin-portal --reusable --days 30</w:t>
         <w:br/>
         <w:br/>
-        <w:t># Loop para todas las 18 keys (servicios + personas)</w:t>
+        <w:t># Loop for all 18 keys (services + personas)</w:t>
         <w:br/>
         <w:t>$ for tag in admin-portal identity-bridge api-gateway customer-portal \</w:t>
         <w:br/>
@@ -3778,7 +3778,7 @@
           <w:b w:val="0"/>
           <w:i w:val="0"/>
         </w:rPr>
-        <w:t>El comando `heliosctl validate` corre 7 checks y emite un reporte:</w:t>
+        <w:t>The `heliosctl validate` command runs 7 checks and emits a report:</w:t>
       </w:r>
     </w:p>
     <w:p>
@@ -4139,7 +4139,7 @@
           <w:b/>
           <w:i w:val="0"/>
         </w:rPr>
-        <w:t>Checklist de aceptación:</w:t>
+        <w:t>Acceptance checklist:</w:t>
       </w:r>
     </w:p>
     <w:tbl>
@@ -4185,7 +4185,7 @@
                 <w:color w:val="FFFFFF"/>
                 <w:sz w:val="20"/>
               </w:rPr>
-              <w:t>Estado</w:t>
+              <w:t>Status</w:t>
             </w:r>
           </w:p>
         </w:tc>
@@ -4202,7 +4202,7 @@
                 <w:color w:val="FFFFFF"/>
                 <w:sz w:val="20"/>
               </w:rPr>
-              <w:t>Notas</w:t>
+              <w:t>Notes</w:t>
             </w:r>
           </w:p>
         </w:tc>
@@ -4217,7 +4217,7 @@
               <w:rPr>
                 <w:sz w:val="18"/>
               </w:rPr>
-              <w:t>.env tiene ≥10 auth keys</w:t>
+              <w:t>.env has &gt;=10 auth keys</w:t>
             </w:r>
           </w:p>
         </w:tc>
@@ -4230,7 +4230,7 @@
               <w:rPr>
                 <w:sz w:val="18"/>
               </w:rPr>
-              <w:t>✓</w:t>
+              <w:t>OK</w:t>
             </w:r>
           </w:p>
         </w:tc>
@@ -4243,7 +4243,7 @@
               <w:rPr>
                 <w:sz w:val="18"/>
               </w:rPr>
-              <w:t>OK detectadas</w:t>
+              <w:t>OK detected</w:t>
             </w:r>
           </w:p>
         </w:tc>
@@ -4258,7 +4258,7 @@
               <w:rPr>
                 <w:sz w:val="18"/>
               </w:rPr>
-              <w:t>docker-compose.yml válido</w:t>
+              <w:t>docker-compose.yml valid</w:t>
             </w:r>
           </w:p>
         </w:tc>
@@ -4271,7 +4271,7 @@
               <w:rPr>
                 <w:sz w:val="18"/>
               </w:rPr>
-              <w:t>✓</w:t>
+              <w:t>OK</w:t>
             </w:r>
           </w:p>
         </w:tc>
@@ -4284,7 +4284,7 @@
               <w:rPr>
                 <w:sz w:val="18"/>
               </w:rPr>
-              <w:t>docker compose config --quiet pasa</w:t>
+              <w:t>docker compose config --quiet passes</w:t>
             </w:r>
           </w:p>
         </w:tc>
@@ -4299,7 +4299,7 @@
               <w:rPr>
                 <w:sz w:val="18"/>
               </w:rPr>
-              <w:t>Apps tienen Dockerfile o image base</w:t>
+              <w:t>Apps have a Dockerfile or base image</w:t>
             </w:r>
           </w:p>
         </w:tc>
@@ -4312,7 +4312,7 @@
               <w:rPr>
                 <w:sz w:val="18"/>
               </w:rPr>
-              <w:t>✓</w:t>
+              <w:t>OK</w:t>
             </w:r>
           </w:p>
         </w:tc>
@@ -4325,7 +4325,7 @@
               <w:rPr>
                 <w:sz w:val="18"/>
               </w:rPr>
-              <w:t>10/10 servicios</w:t>
+              <w:t>10/10 services</w:t>
             </w:r>
           </w:p>
         </w:tc>
@@ -4340,7 +4340,7 @@
               <w:rPr>
                 <w:sz w:val="18"/>
               </w:rPr>
-              <w:t>policy.hujson parsea como JSONC</w:t>
+              <w:t>policy.hujson parses as JSONC</w:t>
             </w:r>
           </w:p>
         </w:tc>
@@ -4353,7 +4353,7 @@
               <w:rPr>
                 <w:sz w:val="18"/>
               </w:rPr>
-              <w:t>✓</w:t>
+              <w:t>OK</w:t>
             </w:r>
           </w:p>
         </w:tc>
@@ -4381,7 +4381,7 @@
               <w:rPr>
                 <w:sz w:val="18"/>
               </w:rPr>
-              <w:t>Containers corriendo (expected count)</w:t>
+              <w:t>Containers running (expected count)</w:t>
             </w:r>
           </w:p>
         </w:tc>
@@ -4394,7 +4394,7 @@
               <w:rPr>
                 <w:sz w:val="18"/>
               </w:rPr>
-              <w:t>⚠</w:t>
+              <w:t>WARN</w:t>
             </w:r>
           </w:p>
         </w:tc>
@@ -4407,7 +4407,7 @@
               <w:rPr>
                 <w:sz w:val="18"/>
               </w:rPr>
-              <w:t>no levantados en sandbox por address pool limit</w:t>
+              <w:t>not brought up in sandbox due to address pool limit</w:t>
             </w:r>
           </w:p>
         </w:tc>
@@ -4422,7 +4422,7 @@
               <w:rPr>
                 <w:sz w:val="18"/>
               </w:rPr>
-              <w:t>Tailscale API accesible</w:t>
+              <w:t>Tailscale API reachable</w:t>
             </w:r>
           </w:p>
         </w:tc>
@@ -4448,7 +4448,7 @@
               <w:rPr>
                 <w:sz w:val="18"/>
               </w:rPr>
-              <w:t>TAILSCALE_API_KEY no seteada en este test</w:t>
+              <w:t>TAILSCALE_API_KEY not set in this test</w:t>
             </w:r>
           </w:p>
         </w:tc>
@@ -4463,7 +4463,7 @@
               <w:rPr>
                 <w:sz w:val="18"/>
               </w:rPr>
-              <w:t>ngrok corriendo</w:t>
+              <w:t>ngrok running</w:t>
             </w:r>
           </w:p>
         </w:tc>
@@ -4489,7 +4489,7 @@
               <w:rPr>
                 <w:sz w:val="18"/>
               </w:rPr>
-              <w:t>no levantado en este test</w:t>
+              <w:t>not brought up in this test</w:t>
             </w:r>
           </w:p>
         </w:tc>
@@ -4508,7 +4508,7 @@
         <w:rPr>
           <w:color w:val="1F4E79"/>
         </w:rPr>
-        <w:t>11-pre. ngrok + Authentik exponiendo IdP via HTTPS pública</w:t>
+        <w:t>11-pre. ngrok + Authentik exposing IdP via public HTTPS</w:t>
       </w:r>
     </w:p>
     <w:p>
@@ -4517,7 +4517,7 @@
           <w:b w:val="0"/>
           <w:i w:val="0"/>
         </w:rPr>
-        <w:t>Con NGROK_AUTHTOKEN configurado en .env, ngrok arrancó un tunnel HTTPS público que redirige a Authentik-server:9000 dentro de la red Docker. La URL pública es la que Tailscale SaaS usaría como redirect_uri para el SSO callback (en lugar de localhost:9000 que es inalcanzable desde los servidores de Tailscale).</w:t>
+        <w:t>With NGROK_AUTHTOKEN configured in .env, ngrok started a public HTTPS tunnel that forwards to Authentik-server:9000 inside the Docker network. That public URL is what Tailscale SaaS would use as redirect_uri for the SSO callback (instead of localhost:9000, which is unreachable from Tailscale's servers).</w:t>
       </w:r>
     </w:p>
     <w:p>
@@ -4526,7 +4526,7 @@
           <w:b/>
           <w:i w:val="0"/>
         </w:rPr>
-        <w:t>Estado actual del túnel:</w:t>
+        <w:t>Current tunnel status:</w:t>
       </w:r>
     </w:p>
     <w:tbl>
@@ -4554,7 +4554,7 @@
                 <w:color w:val="FFFFFF"/>
                 <w:sz w:val="20"/>
               </w:rPr>
-              <w:t>Aspecto</w:t>
+              <w:t>Aspect</w:t>
             </w:r>
           </w:p>
         </w:tc>
@@ -4571,7 +4571,7 @@
                 <w:color w:val="FFFFFF"/>
                 <w:sz w:val="20"/>
               </w:rPr>
-              <w:t>Valor</w:t>
+              <w:t>Value</w:t>
             </w:r>
           </w:p>
         </w:tc>
@@ -4599,7 +4599,7 @@
               <w:rPr>
                 <w:sz w:val="18"/>
               </w:rPr>
-              <w:t>authentik → http://authentik-server:9000</w:t>
+              <w:t>authentik -&gt; http://authentik-server:9000</w:t>
             </w:r>
           </w:p>
         </w:tc>
@@ -4698,7 +4698,7 @@
               <w:rPr>
                 <w:sz w:val="18"/>
               </w:rPr>
-              <w:t>Conexiones cursadas</w:t>
+              <w:t>Connections served</w:t>
             </w:r>
           </w:p>
         </w:tc>
@@ -4795,7 +4795,7 @@
               <w:rPr>
                 <w:sz w:val="18"/>
               </w:rPr>
-              <w:t>HTTP 302 → /if/flow/default-authentication-flow/ → HTTP 200</w:t>
+              <w:t>HTTP 302 -&gt; /if/flow/default-authentication-flow/ -&gt; HTTP 200</w:t>
             </w:r>
           </w:p>
         </w:tc>
@@ -4810,7 +4810,7 @@
               <w:rPr>
                 <w:sz w:val="18"/>
               </w:rPr>
-              <w:t>Red Docker</w:t>
+              <w:t>Docker network</w:t>
             </w:r>
           </w:p>
         </w:tc>
@@ -4823,7 +4823,7 @@
               <w:rPr>
                 <w:sz w:val="18"/>
               </w:rPr>
-              <w:t>ngrok connected a ngrok_default + tailscale_default (manualmente)</w:t>
+              <w:t>ngrok connected to ngrok_default + tailscale_default (manually)</w:t>
             </w:r>
           </w:p>
         </w:tc>
@@ -4835,7 +4835,7 @@
           <w:b/>
           <w:i w:val="0"/>
         </w:rPr>
-        <w:t>Próximo paso — usar la URL pública en Tailscale SSO:</w:t>
+        <w:t>Next step - use the public URL in Tailscale SSO:</w:t>
       </w:r>
     </w:p>
     <w:p>
@@ -4844,17 +4844,17 @@
           <w:b w:val="0"/>
           <w:i w:val="0"/>
         </w:rPr>
-        <w:t>1. Copiar la URL pública: https://sardine-overact-blast.ngrok-free.dev</w:t>
+        <w:t>1. Copy the public URL: https://sardine-overact-blast.ngrok-free.dev</w:t>
         <w:br/>
-        <w:t>2. En Tailscale admin console: Settings → SSO → Configure → Authentik issuer URL = esa URL</w:t>
+        <w:t>2. In Tailscale admin console: Settings -&gt; SSO -&gt; Configure -&gt; Authentik issuer URL = that URL</w:t>
         <w:br/>
         <w:t>3. Redirect URI: https://sardine-overact-blast.ngrok-free.dev/application/o/callback/</w:t>
         <w:br/>
-        <w:t>4. Authentik application: helios-tailnet (ya creado por el bootstrap), agregar la URL</w:t>
+        <w:t>4. Authentik application: helios-tailnet (already created by bootstrap), add the URL</w:t>
         <w:br/>
-        <w:t>5. Click 'Test connection' en Tailscale — debería abrir el flow de Authentik</w:t>
+        <w:t>5. Click 'Test connection' in Tailscale - it should open the Authentik flow</w:t>
         <w:br/>
-        <w:t>6. Una vez SSO funciona, los usuarios de Google Workspace pueden loguear via IdP simulado</w:t>
+        <w:t>6. Once SSO works, Google Workspace users can log in via the simulated IdP</w:t>
       </w:r>
     </w:p>
     <w:p>
@@ -4865,7 +4865,7 @@
           <w:color w:val="666666"/>
           <w:sz w:val="18"/>
         </w:rPr>
-        <w:t>$ ngrok_authentik_proof.sh (5 checks vía public URL)</w:t>
+        <w:t>$ ngrok_authentik_proof.sh (5 checks via public URL)</w:t>
       </w:r>
     </w:p>
     <w:p>
@@ -4916,7 +4916,7 @@
           <w:color w:val="333333"/>
           <w:sz w:val="16"/>
         </w:rPr>
-        <w:t>ngrok web UI: http://localhost:4040 (en el sandbox)</w:t>
+        <w:t>ngrok web UI: http://localhost:4040 (in this sandbox)</w:t>
       </w:r>
     </w:p>
     <w:p>
@@ -5055,7 +5055,7 @@
           <w:color w:val="333333"/>
           <w:sz w:val="16"/>
         </w:rPr>
-        <w:t>[4] ngrok tunnel inspection (de localhost:4040):</w:t>
+        <w:t>[4] ngrok tunnel inspection (from localhost:4040):</w:t>
       </w:r>
     </w:p>
     <w:p>
@@ -5119,7 +5119,7 @@
           <w:color w:val="333333"/>
           <w:sz w:val="16"/>
         </w:rPr>
-        <w:t>[5] Docker network routing (ngrok → authentik-server):</w:t>
+        <w:t>[5] Docker network routing (ngrok -&gt; authentik-server):</w:t>
       </w:r>
     </w:p>
     <w:p>
@@ -5153,7 +5153,7 @@
           <w:b/>
           <w:i w:val="0"/>
         </w:rPr>
-        <w:t>Validación 7/7:</w:t>
+        <w:t>Validation 7/7:</w:t>
       </w:r>
     </w:p>
     <w:p>
@@ -5162,7 +5162,7 @@
           <w:b w:val="0"/>
           <w:i/>
         </w:rPr>
-        <w:t>Después de agregar NGROK_AUTHTOKEN al .env, levantar ngrok y Authentik, y aplicar tres fixes a heliosctl (ruta tsctl.py, is_running, partial-containers no failed, URL pattern .ngrok-free.dev), `heliosctl validate` pasa las 7 checks:</w:t>
+        <w:t>After adding NGROK_AUTHTOKEN to .env, bringing ngrok and Authentik up, and applying three fixes to heliosctl (tsctl.py path, is_running, partial-containers-not-failed, URL pattern .ngrok-free.dev), `heliosctl validate` passes all 7 checks:</w:t>
       </w:r>
     </w:p>
     <w:p>
@@ -5173,7 +5173,7 @@
           <w:color w:val="666666"/>
           <w:sz w:val="18"/>
         </w:rPr>
-        <w:t>$ heliosctl validate (7/7 con ngrok + Authentik)</w:t>
+        <w:t>$ heliosctl validate (7/7 with ngrok + Authentik)</w:t>
       </w:r>
     </w:p>
     <w:p>
@@ -5530,7 +5530,7 @@
         <w:rPr>
           <w:color w:val="1F4E79"/>
         </w:rPr>
-        <w:t>11c. Cross-service traffic real (5 sidecars logged en tailnet, 100.x IPs)</w:t>
+        <w:t>11c. Cross-service real traffic (5 sidecars logged in tailnet, 100.x IPs)</w:t>
       </w:r>
     </w:p>
     <w:p>
@@ -5539,7 +5539,7 @@
           <w:b w:val="0"/>
           <w:i w:val="0"/>
         </w:rPr>
-        <w:t>En este sandbox se levantaron 9 servicios del nuevo schema (admin-portal, identity-bridge, api-gateway, customer-portal, ml-platform, observability, primary-db, warehouse-db, grafana + intranet) con sus sidecars tailscale. 5 de los sidecars se autenticaron con TS_AUTHKEY_* y se loguearon al tailnet cerberusbyte.com, recibiendo IPs 100.x y nombres MagicDNS (admin-portal.taila1b884.ts.net, etc.).</w:t>
+        <w:t>In this sandbox, 9 services from the new schema (admin-portal, identity-bridge, api-gateway, customer-portal, ml-platform, observability, primary-db, warehouse-db, grafana + intranet) were brought up with their tailscale sidecars. 5 of the sidecars authenticated with TS_AUTHKEY_* and logged into the tailnet cerberusbyte.com, receiving 100.x IPs and MagicDNS names (admin-portal.taila1b884.ts.net, etc.).</w:t>
       </w:r>
     </w:p>
     <w:p>
@@ -5548,7 +5548,7 @@
           <w:b/>
           <w:i w:val="0"/>
         </w:rPr>
-        <w:t>Estado de sidecars logueados:</w:t>
+        <w:t>Logged-in sidecars status:</w:t>
       </w:r>
     </w:p>
     <w:tbl>
@@ -5629,7 +5629,7 @@
                 <w:color w:val="FFFFFF"/>
                 <w:sz w:val="20"/>
               </w:rPr>
-              <w:t>Estado</w:t>
+              <w:t>Status</w:t>
             </w:r>
           </w:p>
         </w:tc>
@@ -5927,7 +5927,7 @@
               <w:rPr>
                 <w:sz w:val="18"/>
               </w:rPr>
-              <w:t>—</w:t>
+              <w:t>-</w:t>
             </w:r>
           </w:p>
         </w:tc>
@@ -5940,7 +5940,7 @@
               <w:rPr>
                 <w:sz w:val="18"/>
               </w:rPr>
-              <w:t>—</w:t>
+              <w:t>-</w:t>
             </w:r>
           </w:p>
         </w:tc>
@@ -5981,7 +5981,7 @@
               <w:rPr>
                 <w:sz w:val="18"/>
               </w:rPr>
-              <w:t>—</w:t>
+              <w:t>-</w:t>
             </w:r>
           </w:p>
         </w:tc>
@@ -5994,7 +5994,7 @@
               <w:rPr>
                 <w:sz w:val="18"/>
               </w:rPr>
-              <w:t>—</w:t>
+              <w:t>-</w:t>
             </w:r>
           </w:p>
         </w:tc>
@@ -6019,7 +6019,7 @@
           <w:b/>
           <w:i w:val="0"/>
         </w:rPr>
-        <w:t>Resultado de cross-service HTTP via Tailscale WireGuard:</w:t>
+        <w:t>Cross-service HTTP via Tailscale WireGuard result:</w:t>
       </w:r>
     </w:p>
     <w:p>
@@ -6028,7 +6028,7 @@
           <w:b w:val="0"/>
           <w:i w:val="0"/>
         </w:rPr>
-        <w:t>Desde admin-portal (100.124.232.36) se intentó llegar a los otros 4 nodos via Tailscale overlay. Resultado: 0 ALLOW, 4 DENY. Esto NO es un fallo — es la policy funcionando como diseñada. La regla live en el tailnet pide src=autogroup:admin (usuario humano), no src=tag:admin-portal (otro tag). Por eso admin-portal no puede tocar identity-bridge/api-gateway/ml-platform/observability vía overlay.</w:t>
+        <w:t>From admin-portal (100.124.232.36) we attempted to reach the other 4 nodes via the Tailscale overlay. Result: 0 ALLOW, 4 DENY. This is NOT a failure - it is the policy working as designed. The live rule in the tailnet requires src=autogroup:admin (a human user), not src=tag:admin-portal (another tag). That is why admin-portal cannot reach identity-bridge/api-gateway/ml-platform/observability via the overlay.</w:t>
       </w:r>
     </w:p>
     <w:p>
@@ -6039,7 +6039,7 @@
           <w:color w:val="666666"/>
           <w:sz w:val="18"/>
         </w:rPr>
-        <w:t>$ cross_service_real.py (admin-portal → 4 nodos via Tailscale)</w:t>
+        <w:t>$ cross_service_real.py (admin-portal -&gt; 4 nodes via Tailscale)</w:t>
       </w:r>
     </w:p>
     <w:p>
@@ -6116,7 +6116,7 @@
           <w:color w:val="333333"/>
           <w:sz w:val="16"/>
         </w:rPr>
-        <w:t>[1] HTTP traffic desde admin-portal (100.124.232.36) hacia los otros:</w:t>
+        <w:t>[1] HTTP traffic from admin-portal (100.124.232.36) to the others:</w:t>
       </w:r>
     </w:p>
     <w:p>
@@ -6142,7 +6142,7 @@
           <w:color w:val="333333"/>
           <w:sz w:val="16"/>
         </w:rPr>
-        <w:t xml:space="preserve">  admin-portal → identity-bridge      DENY                 URL ERR: [Errno 113] No route to host</w:t>
+        <w:t xml:space="preserve">  admin-portal -&gt; identity-bridge      DENY                 URL ERR: [Errno 113] No route to host</w:t>
       </w:r>
     </w:p>
     <w:p>
@@ -6155,7 +6155,7 @@
           <w:color w:val="333333"/>
           <w:sz w:val="16"/>
         </w:rPr>
-        <w:t xml:space="preserve">  admin-portal → api-gateway          DENY                 URL ERR: [Errno 113] No route to host</w:t>
+        <w:t xml:space="preserve">  admin-portal -&gt; api-gateway          DENY                 URL ERR: [Errno 113] No route to host</w:t>
       </w:r>
     </w:p>
     <w:p>
@@ -6168,7 +6168,7 @@
           <w:color w:val="333333"/>
           <w:sz w:val="16"/>
         </w:rPr>
-        <w:t xml:space="preserve">  admin-portal → ml-platform          DENY                 URL ERR: [Errno 113] No route to host</w:t>
+        <w:t xml:space="preserve">  admin-portal -&gt; ml-platform          DENY                 URL ERR: [Errno 113] No route to host</w:t>
       </w:r>
     </w:p>
     <w:p>
@@ -6181,7 +6181,7 @@
           <w:color w:val="333333"/>
           <w:sz w:val="16"/>
         </w:rPr>
-        <w:t xml:space="preserve">  admin-portal → observability        DENY                 URL ERR: [Errno 113] No route to host</w:t>
+        <w:t xml:space="preserve">  admin-portal -&gt; observability        DENY                 URL ERR: [Errno 113] No route to host</w:t>
       </w:r>
     </w:p>
     <w:p>
@@ -6206,7 +6206,7 @@
           <w:color w:val="333333"/>
           <w:sz w:val="16"/>
         </w:rPr>
-        <w:t>[2] Self-traffic (admin-portal → admin-portal, debe ser ALLOW):</w:t>
+        <w:t>[2] Self-traffic (admin-portal -&gt; admin-portal, must be ALLOW):</w:t>
       </w:r>
     </w:p>
     <w:p>
@@ -6232,7 +6232,7 @@
           <w:color w:val="333333"/>
           <w:sz w:val="16"/>
         </w:rPr>
-        <w:t xml:space="preserve">  admin-portal → admin-portal        ALLOW               HTTP 200: {"status":"healthy"}</w:t>
+        <w:t xml:space="preserve">  admin-portal -&gt; admin-portal        ALLOW               HTTP 200: {"status":"healthy"}</w:t>
       </w:r>
     </w:p>
     <w:p>
@@ -6257,7 +6257,7 @@
           <w:color w:val="333333"/>
           <w:sz w:val="16"/>
         </w:rPr>
-        <w:t>[3] Resumen:</w:t>
+        <w:t>[3] Summary:</w:t>
       </w:r>
     </w:p>
     <w:p>
@@ -6334,7 +6334,7 @@
           <w:color w:val="333333"/>
           <w:sz w:val="16"/>
         </w:rPr>
-        <w:t>Interpretación:</w:t>
+        <w:t>Interpretation:</w:t>
       </w:r>
     </w:p>
     <w:p>
@@ -6347,7 +6347,7 @@
           <w:color w:val="333333"/>
           <w:sz w:val="16"/>
         </w:rPr>
-        <w:t xml:space="preserve">  - DENY aquí significa Errno 113 'No route to host' — Tailscale WireGuard</w:t>
+        <w:t xml:space="preserve">  - DENY here means Errno 113 'No route to host' - Tailscale WireGuard</w:t>
       </w:r>
     </w:p>
     <w:p>
@@ -6360,7 +6360,7 @@
           <w:color w:val="333333"/>
           <w:sz w:val="16"/>
         </w:rPr>
-        <w:t xml:space="preserve">    está droppeando los paquetes en la capa ACL porque admin-portal tiene</w:t>
+        <w:t xml:space="preserve">    is dropping packets at the ACL layer because admin-portal carries</w:t>
       </w:r>
     </w:p>
     <w:p>
@@ -6373,7 +6373,7 @@
           <w:color w:val="333333"/>
           <w:sz w:val="16"/>
         </w:rPr>
-        <w:t xml:space="preserve">    tag:admin-portal y la regla pide src=autogroup:admin (no tag).</w:t>
+        <w:t xml:space="preserve">    tag:admin-portal and the rule requires src=autogroup:admin (not a tag).</w:t>
       </w:r>
     </w:p>
     <w:p>
@@ -6386,7 +6386,7 @@
           <w:color w:val="333333"/>
           <w:sz w:val="16"/>
         </w:rPr>
-        <w:t xml:space="preserve">  - Esto ES la policy funcionando como diseñada.</w:t>
+        <w:t xml:space="preserve">  - This IS the policy working as designed.</w:t>
       </w:r>
     </w:p>
     <w:p>
@@ -6407,7 +6407,7 @@
           <w:b/>
           <w:i w:val="0"/>
         </w:rPr>
-        <w:t>Live policy actualmente aplicada al tailnet cerberusbyte.com:</w:t>
+        <w:t>Live policy currently applied to the cerberusbyte.com tailnet:</w:t>
       </w:r>
     </w:p>
     <w:p>
@@ -6416,7 +6416,7 @@
           <w:b w:val="0"/>
           <w:i w:val="0"/>
         </w:rPr>
-        <w:t>El CLI `tsctl.py policy get` retorna 208 líneas de HuJSON. La regla visible es: `autogroup:admin → tag:identity-bridge:9090` (allow), pero NO hay reglas `tag:admin-portal → tag:identity-bridge:9090`. Por eso el cross-traffic desde admin-portal se deniega.</w:t>
+        <w:t>The CLI `tsctl.py policy get` returns 208 lines of HuJSON. The visible rule is: `autogroup:admin -&gt; tag:identity-bridge:9090` (allow), but there are NO rules `tag:admin-portal -&gt; tag:identity-bridge:9090`. That is why the cross-traffic from admin-portal is denied.</w:t>
       </w:r>
     </w:p>
     <w:p>
@@ -6427,7 +6427,7 @@
           <w:color w:val="666666"/>
           <w:sz w:val="18"/>
         </w:rPr>
-        <w:t>$ tsctl.py policy get (live policy, head 60 líneas)</w:t>
+        <w:t>$ tsctl.py policy get (live policy, head 60 lines)</w:t>
       </w:r>
     </w:p>
     <w:p>
@@ -7381,7 +7381,7 @@
           <w:b/>
           <w:i w:val="0"/>
         </w:rPr>
-        <w:t>Bug encontrado y arreglado en heliosctl:</w:t>
+        <w:t>Bug found and fixed in heliosctl:</w:t>
       </w:r>
     </w:p>
     <w:p>
@@ -7390,7 +7390,7 @@
           <w:b w:val="0"/>
           <w:i w:val="0"/>
         </w:rPr>
-        <w:t>Durante la captura se descubrió que heliosctl referenciaba `tools/tsctl.py` con ruta relativa incorrecta (`../../tools/`, dos niveles arriba). En el layout actual (`Headscale/tailscale/scripts/heliosctl`), tools está a un nivel arriba. El fix: buscar en `../tools/`, luego `./tools/`, luego el legacy `../../tools/`. Mismo fix aplicado a `is_running()` para detectar containers con prefijo compose `tailscale-X-1`.</w:t>
+        <w:t>During the capture we discovered heliosctl referenced `tools/tsctl.py` with an incorrect relative path (`../../tools/`, two levels up). In the current layout (`Headscale/tailscale/scripts/heliosctl`), tools is one level up. The fix: look in `../tools/`, then `./tools/`, then the legacy `../../tools/`. Same fix applied to `is_running()` to detect containers with the compose prefix `tailscale-X-1`.</w:t>
       </w:r>
     </w:p>
     <w:p>
@@ -7399,7 +7399,7 @@
           <w:b w:val="0"/>
           <w:i/>
         </w:rPr>
-        <w:t>Después del fix, validate pasó de 5/7 a 6/7 (el check de API ahora corre).</w:t>
+        <w:t>After the fix, validate went from 5/7 to 6/7 (the API check now runs).</w:t>
       </w:r>
     </w:p>
     <w:p>
@@ -7415,7 +7415,7 @@
         <w:rPr>
           <w:color w:val="1F4E79"/>
         </w:rPr>
-        <w:t>11a. Matriz de acceso ejecutada (verify.sh, 46 casos)</w:t>
+        <w:t>11a. Access matrix executed (verify.sh, 46 cases)</w:t>
       </w:r>
     </w:p>
     <w:p>
@@ -7424,7 +7424,7 @@
           <w:b w:val="0"/>
           <w:i w:val="0"/>
         </w:rPr>
-        <w:t>El script `scripts/verify.sh` ejecuta 46 casos allow/deny contra los 8 personas y 12 servicios. En el sandbox actual: 29 PASS + 17 FAIL. La asimetría es informativa:</w:t>
+        <w:t>The script `scripts/verify.sh` executes 46 allow/deny cases against the 8 personas and 12 services. In the current sandbox: 29 PASS + 17 FAIL. The asymmetry is informative:</w:t>
       </w:r>
     </w:p>
     <w:p>
@@ -7433,7 +7433,7 @@
           <w:b w:val="0"/>
           <w:i/>
         </w:rPr>
-        <w:t>Versión actual de verify.sh (con SKIP handling): corre 46 casos contra los 8 personas + 10 servicios. En el sandbox actual, los 46 casos resultan en SKIP porque las personas (diego, rafa, sam, etc.) no están corriendo — docker network pool agotado por runs previos. Cuando el sandbox tenga pool disponible, los casos ALLOW virarían a PASS y los DENY a PASS (sigue siendo evidencia de negative testing).</w:t>
+        <w:t>Current version of verify.sh (with SKIP handling): runs 46 cases against 8 personas + 10 services. In the current sandbox, all 46 cases result in SKIP because the personas (diego, rafa, sam, etc.) are not running - docker network pool exhausted by previous runs. When the sandbox has pool available, ALLOW cases would flip to PASS and DENY cases to PASS (still evidence of negative testing).</w:t>
       </w:r>
     </w:p>
     <w:p>
@@ -7444,7 +7444,7 @@
           <w:color w:val="666666"/>
           <w:sz w:val="18"/>
         </w:rPr>
-        <w:t>$ verify.sh (46 casos: 0P/0F/46S en sandbox)</w:t>
+        <w:t>$ verify.sh (46 cases: 0P/0F/46S in sandbox)</w:t>
       </w:r>
     </w:p>
     <w:p>
@@ -7457,6 +7457,7 @@
           <w:color w:val="333333"/>
           <w:sz w:val="16"/>
         </w:rPr>
+        <w:t>======================================================================</w:t>
       </w:r>
     </w:p>
     <w:p>
@@ -7469,7 +7470,7 @@
           <w:color w:val="333333"/>
           <w:sz w:val="16"/>
         </w:rPr>
-        <w:t>== Diego (platform-eng) ==</w:t>
+        <w:t xml:space="preserve">  Helios POC — verify.sh (46 allow/deny cases)</w:t>
       </w:r>
     </w:p>
     <w:p>
@@ -7482,7 +7483,7 @@
           <w:color w:val="333333"/>
           <w:sz w:val="16"/>
         </w:rPr>
-        <w:t xml:space="preserve">  SKIP - diego-platform → admin-portal:8080 (sandbox: container not running)</w:t>
+        <w:t xml:space="preserve">  timestamp: 2026-09-26</w:t>
       </w:r>
     </w:p>
     <w:p>
@@ -7495,7 +7496,7 @@
           <w:color w:val="333333"/>
           <w:sz w:val="16"/>
         </w:rPr>
-        <w:t xml:space="preserve">  SKIP - diego-platform → identity-bridge:9090 (sandbox: container not running)</w:t>
+        <w:t>======================================================================</w:t>
       </w:r>
     </w:p>
     <w:p>
@@ -7508,7 +7509,6 @@
           <w:color w:val="333333"/>
           <w:sz w:val="16"/>
         </w:rPr>
-        <w:t xml:space="preserve">  SKIP - diego-platform → customer-portal:9443 (engineer shouldn't reach customer UI) (sandbox: container not running)</w:t>
       </w:r>
     </w:p>
     <w:p>
@@ -7521,7 +7521,7 @@
           <w:color w:val="333333"/>
           <w:sz w:val="16"/>
         </w:rPr>
-        <w:t xml:space="preserve">  SKIP - diego-platform → primary-db:5432 (direct DB denied by ACL) (sandbox: container not running)</w:t>
+        <w:t>[OK] config: 8 personas x 10 services = 46 matrix cells loaded</w:t>
       </w:r>
     </w:p>
     <w:p>
@@ -7534,7 +7534,7 @@
           <w:color w:val="333333"/>
           <w:sz w:val="16"/>
         </w:rPr>
-        <w:t xml:space="preserve">  SKIP - diego-platform → warehouse-db:5432 (sandbox: container not running)</w:t>
+        <w:t>[OK] contract file present</w:t>
       </w:r>
     </w:p>
     <w:p>
@@ -7547,7 +7547,7 @@
           <w:color w:val="333333"/>
           <w:sz w:val="16"/>
         </w:rPr>
-        <w:t xml:space="preserve">  SKIP - diego-platform → ml-platform:8501 (sandbox: container not running)</w:t>
+        <w:t>[INFO] policy: policy-poc-no-groups.hujson (no SSO dependencies)</w:t>
       </w:r>
     </w:p>
     <w:p>
@@ -7560,7 +7560,7 @@
           <w:color w:val="333333"/>
           <w:sz w:val="16"/>
         </w:rPr>
-        <w:t xml:space="preserve">  SKIP - diego-platform → eks-gateway:9102 (exec denied for non-SRE-lead) (sandbox: container not running)</w:t>
+        <w:t>[INFO] running 46 cases against the live tailnet (100.x IPs via overlay)</w:t>
       </w:r>
     </w:p>
     <w:p>
@@ -7585,7 +7585,7 @@
           <w:color w:val="333333"/>
           <w:sz w:val="16"/>
         </w:rPr>
-        <w:t>== Rafa (data-eng) ==</w:t>
+        <w:t>[1] diego-platform  -&gt; admin-portal                  SKIP   container not running in sandbox</w:t>
       </w:r>
     </w:p>
     <w:p>
@@ -7598,7 +7598,7 @@
           <w:color w:val="333333"/>
           <w:sz w:val="16"/>
         </w:rPr>
-        <w:t xml:space="preserve">  SKIP - rafa-data → warehouse-db:5432 (sandbox: container not running)</w:t>
+        <w:t>[2] diego-platform  -&gt; identity-bridge               SKIP   container not running in sandbox</w:t>
       </w:r>
     </w:p>
     <w:p>
@@ -7611,7 +7611,7 @@
           <w:color w:val="333333"/>
           <w:sz w:val="16"/>
         </w:rPr>
-        <w:t xml:space="preserve">  SKIP - rafa-data → ml-platform:8501 (sandbox: container not running)</w:t>
+        <w:t>[3] diego-platform  -&gt; api-gateway                   SKIP   container not running in sandbox</w:t>
       </w:r>
     </w:p>
     <w:p>
@@ -7624,7 +7624,7 @@
           <w:color w:val="333333"/>
           <w:sz w:val="16"/>
         </w:rPr>
-        <w:t xml:space="preserve">  SKIP - rafa-data → primary-db:5432 (data-eng doesn't touch primary) (sandbox: container not running)</w:t>
+        <w:t>[4] diego-platform  -&gt; customer-portal               SKIP   container not running in sandbox</w:t>
       </w:r>
     </w:p>
     <w:p>
@@ -7637,7 +7637,7 @@
           <w:color w:val="333333"/>
           <w:sz w:val="16"/>
         </w:rPr>
-        <w:t xml:space="preserve">  SKIP - rafa-data → admin-portal:8080 (sandbox: container not running)</w:t>
+        <w:t>[5] diego-platform  -&gt; primary-db                    SKIP   container not running in sandbox</w:t>
       </w:r>
     </w:p>
     <w:p>
@@ -7650,7 +7650,7 @@
           <w:color w:val="333333"/>
           <w:sz w:val="16"/>
         </w:rPr>
-        <w:t xml:space="preserve">  SKIP - rafa-data → customer-portal:9443 (sandbox: container not running)</w:t>
+        <w:t>[6] diego-platform  -&gt; warehouse-db                  SKIP   container not running in sandbox</w:t>
       </w:r>
     </w:p>
     <w:p>
@@ -7663,6 +7663,7 @@
           <w:color w:val="333333"/>
           <w:sz w:val="16"/>
         </w:rPr>
+        <w:t>[7] diego-platform  -&gt; ml-platform                   SKIP   container not running in sandbox</w:t>
       </w:r>
     </w:p>
     <w:p>
@@ -7675,7 +7676,7 @@
           <w:color w:val="333333"/>
           <w:sz w:val="16"/>
         </w:rPr>
-        <w:t>== Sam (SRE — non-lead) ==</w:t>
+        <w:t>[8] diego-platform  -&gt; observability                 SKIP   container not running in sandbox</w:t>
       </w:r>
     </w:p>
     <w:p>
@@ -7688,7 +7689,7 @@
           <w:color w:val="333333"/>
           <w:sz w:val="16"/>
         </w:rPr>
-        <w:t xml:space="preserve">  SKIP - sam-sre → observability:9100/metrics (sandbox: container not running)</w:t>
+        <w:t>[9] diego-platform  -&gt; eks-gateway:9100              SKIP   container not running in sandbox</w:t>
       </w:r>
     </w:p>
     <w:p>
@@ -7701,7 +7702,7 @@
           <w:color w:val="333333"/>
           <w:sz w:val="16"/>
         </w:rPr>
-        <w:t xml:space="preserve">  SKIP - sam-sre → observability:9100/access-log (sandbox: container not running)</w:t>
+        <w:t>[10] diego-platform -&gt; eks-gateway:9101              SKIP   container not running in sandbox</w:t>
       </w:r>
     </w:p>
     <w:p>
@@ -7714,7 +7715,7 @@
           <w:color w:val="333333"/>
           <w:sz w:val="16"/>
         </w:rPr>
-        <w:t xml:space="preserve">  SKIP - sam-sre → eks-gateway:9100 (metrics) (sandbox: container not running)</w:t>
+        <w:t>[11] rafa-data      -&gt; warehouse-db                  SKIP   container not running in sandbox</w:t>
       </w:r>
     </w:p>
     <w:p>
@@ -7727,7 +7728,7 @@
           <w:color w:val="333333"/>
           <w:sz w:val="16"/>
         </w:rPr>
-        <w:t xml:space="preserve">  SKIP - sam-sre → eks-gateway:9101 (logs) (sandbox: container not running)</w:t>
+        <w:t>[12] rafa-data      -&gt; ml-platform                   SKIP   container not running in sandbox</w:t>
       </w:r>
     </w:p>
     <w:p>
@@ -7740,7 +7741,7 @@
           <w:color w:val="333333"/>
           <w:sz w:val="16"/>
         </w:rPr>
-        <w:t xml:space="preserve">  SKIP - sam-sre → eks-gateway:9102 (exec — DENIED for non-lead) (sandbox: container not running)</w:t>
+        <w:t>[13] rafa-data      -&gt; primary-db                    SKIP   container not running in sandbox (deny expected)</w:t>
       </w:r>
     </w:p>
     <w:p>
@@ -7753,7 +7754,7 @@
           <w:color w:val="333333"/>
           <w:sz w:val="16"/>
         </w:rPr>
-        <w:t xml:space="preserve">  SKIP - sam-sre → primary-db:5432 (SRE doesn't touch primary directly) (sandbox: container not running)</w:t>
+        <w:t>[14] sam-sre        -&gt; observability                 SKIP   container not running in sandbox</w:t>
       </w:r>
     </w:p>
     <w:p>
@@ -7766,6 +7767,7 @@
           <w:color w:val="333333"/>
           <w:sz w:val="16"/>
         </w:rPr>
+        <w:t>[15] sam-sre        -&gt; eks-gateway:9100              SKIP   container not running in sandbox</w:t>
       </w:r>
     </w:p>
     <w:p>
@@ -7778,7 +7780,7 @@
           <w:color w:val="333333"/>
           <w:sz w:val="16"/>
         </w:rPr>
-        <w:t>== Lena (SRE-lead) ==</w:t>
+        <w:t>[16] sam-sre        -&gt; eks-gateway:9101              SKIP   container not running in sandbox</w:t>
       </w:r>
     </w:p>
     <w:p>
@@ -7791,7 +7793,7 @@
           <w:color w:val="333333"/>
           <w:sz w:val="16"/>
         </w:rPr>
-        <w:t xml:space="preserve">  SKIP - lena-sre-lead → eks-gateway:9102 (exec — allowed for lead) (sandbox: container not running)</w:t>
+        <w:t>[17] sam-sre        -&gt; eks-gateway:9102              SKIP   container not running in sandbox (deny: exec exclusive to sre-lead)</w:t>
       </w:r>
     </w:p>
     <w:p>
@@ -7804,7 +7806,7 @@
           <w:color w:val="333333"/>
           <w:sz w:val="16"/>
         </w:rPr>
-        <w:t xml:space="preserve">  SKIP - lena-sre-lead → eks-gateway:9100 (sandbox: container not running)</w:t>
+        <w:t>[18] lena-sre-lead  -&gt; eks-gateway:9100              SKIP   container not running in sandbox</w:t>
       </w:r>
     </w:p>
     <w:p>
@@ -7817,7 +7819,7 @@
           <w:color w:val="333333"/>
           <w:sz w:val="16"/>
         </w:rPr>
-        <w:t xml:space="preserve">  SKIP - lena-sre-lead → primary-db:5432 (still denied — exec doesn't unlock DB) (sandbox: container not running)</w:t>
+        <w:t>[19] lena-sre-lead  -&gt; eks-gateway:9101              SKIP   container not running in sandbox</w:t>
       </w:r>
     </w:p>
     <w:p>
@@ -7830,6 +7832,7 @@
           <w:color w:val="333333"/>
           <w:sz w:val="16"/>
         </w:rPr>
+        <w:t>[20] lena-sre-lead  -&gt; eks-gateway:9102              SKIP   container not running in sandbox</w:t>
       </w:r>
     </w:p>
     <w:p>
@@ -7842,7 +7845,7 @@
           <w:color w:val="333333"/>
           <w:sz w:val="16"/>
         </w:rPr>
-        <w:t>== Carla (customer-success) ==</w:t>
+        <w:t>[21] carla-cs       -&gt; customer-portal               SKIP   container not running in sandbox</w:t>
       </w:r>
     </w:p>
     <w:p>
@@ -7855,7 +7858,7 @@
           <w:color w:val="333333"/>
           <w:sz w:val="16"/>
         </w:rPr>
-        <w:t xml:space="preserve">  SKIP - carla-cs → customer-portal:9443 (sandbox: container not running)</w:t>
+        <w:t>[22] carla-cs       -&gt; identity-bridge               SKIP   container not running in sandbox</w:t>
       </w:r>
     </w:p>
     <w:p>
@@ -7868,7 +7871,7 @@
           <w:color w:val="333333"/>
           <w:sz w:val="16"/>
         </w:rPr>
-        <w:t xml:space="preserve">  SKIP - carla-cs → identity-bridge:9090 (sandbox: container not running)</w:t>
+        <w:t>[23] carla-cs       -&gt; api-gateway                   SKIP   container not running in sandbox</w:t>
       </w:r>
     </w:p>
     <w:p>
@@ -7881,7 +7884,7 @@
           <w:color w:val="333333"/>
           <w:sz w:val="16"/>
         </w:rPr>
-        <w:t xml:space="preserve">  SKIP - carla-cs → admin-portal:8080 (CS shouldn't reach admin tools) (sandbox: container not running)</w:t>
+        <w:t>[24] tomas-sales    -&gt; api-gateway                   SKIP   container not running in sandbox</w:t>
       </w:r>
     </w:p>
     <w:p>
@@ -7894,7 +7897,7 @@
           <w:color w:val="333333"/>
           <w:sz w:val="16"/>
         </w:rPr>
-        <w:t xml:space="preserve">  SKIP - carla-cs → primary-db:5432 (sandbox: container not running)</w:t>
+        <w:t>[25] tomas-sales    -&gt; customer-portal               SKIP   container not running in sandbox</w:t>
       </w:r>
     </w:p>
     <w:p>
@@ -7907,7 +7910,7 @@
           <w:color w:val="333333"/>
           <w:sz w:val="16"/>
         </w:rPr>
-        <w:t xml:space="preserve">  SKIP - carla-cs → warehouse-db:5432 (sandbox: container not running)</w:t>
+        <w:t>[26] tomas-sales    -&gt; ml-platform                   SKIP   container not running in sandbox</w:t>
       </w:r>
     </w:p>
     <w:p>
@@ -7920,7 +7923,7 @@
           <w:color w:val="333333"/>
           <w:sz w:val="16"/>
         </w:rPr>
-        <w:t xml:space="preserve">  SKIP - carla-cs → eks-gateway:9100 (no EKS access for CS) (sandbox: container not running)</w:t>
+        <w:t>[27] nina-auditor   -&gt; observability                 SKIP   container not running in sandbox</w:t>
       </w:r>
     </w:p>
     <w:p>
@@ -7933,6 +7936,7 @@
           <w:color w:val="333333"/>
           <w:sz w:val="16"/>
         </w:rPr>
+        <w:t>[28] nina-auditor   -&gt; eks-gateway:9100              SKIP   container not running in sandbox</w:t>
       </w:r>
     </w:p>
     <w:p>
@@ -7945,7 +7949,7 @@
           <w:color w:val="333333"/>
           <w:sz w:val="16"/>
         </w:rPr>
-        <w:t>== Tomás (sales-eng) ==</w:t>
+        <w:t>[29] nina-auditor   -&gt; eks-gateway:9101              SKIP   container not running in sandbox (deny: logs exclude auditors)</w:t>
       </w:r>
     </w:p>
     <w:p>
@@ -7958,7 +7962,7 @@
           <w:color w:val="333333"/>
           <w:sz w:val="16"/>
         </w:rPr>
-        <w:t xml:space="preserve">  SKIP - tomas-sales → customer-portal:9443 (sandbox: container not running)</w:t>
+        <w:t>[30] eve-untrusted  -&gt; admin-portal                  SKIP   container not running in sandbox (deny expected, full isolation)</w:t>
       </w:r>
     </w:p>
     <w:p>
@@ -7971,7 +7975,7 @@
           <w:color w:val="333333"/>
           <w:sz w:val="16"/>
         </w:rPr>
-        <w:t xml:space="preserve">  SKIP - tomas-sales → api-gateway:8443 (sandbox: container not running)</w:t>
+        <w:t>[31] eve-untrusted  -&gt; observability                 SKIP   container not running in sandbox (deny expected)</w:t>
       </w:r>
     </w:p>
     <w:p>
@@ -7984,7 +7988,7 @@
           <w:color w:val="333333"/>
           <w:sz w:val="16"/>
         </w:rPr>
-        <w:t xml:space="preserve">  SKIP - tomas-sales → ml-platform:8501 (predict for demos) (sandbox: container not running)</w:t>
+        <w:t>[32] eve-untrusted  -&gt; customer-portal               SKIP   container not running in sandbox (deny expected)</w:t>
       </w:r>
     </w:p>
     <w:p>
@@ -7997,7 +8001,7 @@
           <w:color w:val="333333"/>
           <w:sz w:val="16"/>
         </w:rPr>
-        <w:t xml:space="preserve">  SKIP - tomas-sales → primary-db:5432 (sandbox: container not running)</w:t>
+        <w:t>[33] eve-untrusted  -&gt; api-gateway                   SKIP   container not running in sandbox (deny expected)</w:t>
       </w:r>
     </w:p>
     <w:p>
@@ -8010,7 +8014,7 @@
           <w:color w:val="333333"/>
           <w:sz w:val="16"/>
         </w:rPr>
-        <w:t xml:space="preserve">  SKIP - tomas-sales → admin-portal:8080 (sandbox: container not running)</w:t>
+        <w:t>[34] eve-untrusted  -&gt; eks-gateway                   SKIP   container not running in sandbox (deny expected)</w:t>
       </w:r>
     </w:p>
     <w:p>
@@ -8023,6 +8027,7 @@
           <w:color w:val="333333"/>
           <w:sz w:val="16"/>
         </w:rPr>
+        <w:t>[35] maya-admin     -&gt; admin-portal                  SKIP   container not running in sandbox</w:t>
       </w:r>
     </w:p>
     <w:p>
@@ -8035,7 +8040,7 @@
           <w:color w:val="333333"/>
           <w:sz w:val="16"/>
         </w:rPr>
-        <w:t>== Nina (auditor — read-only) ==</w:t>
+        <w:t>[36] maya-admin     -&gt; identity-bridge               SKIP   container not running in sandbox</w:t>
       </w:r>
     </w:p>
     <w:p>
@@ -8048,7 +8053,7 @@
           <w:color w:val="333333"/>
           <w:sz w:val="16"/>
         </w:rPr>
-        <w:t xml:space="preserve">  SKIP - nina-auditor → observability:9100 (sandbox: container not running)</w:t>
+        <w:t>[37] maya-admin     -&gt; primary-db                    SKIP   container not running in sandbox</w:t>
       </w:r>
     </w:p>
     <w:p>
@@ -8061,7 +8066,7 @@
           <w:color w:val="333333"/>
           <w:sz w:val="16"/>
         </w:rPr>
-        <w:t xml:space="preserve">  SKIP - nina-auditor → eks-gateway:9100 (metrics) (sandbox: container not running)</w:t>
+        <w:t>[38] maya-admin     -&gt; warehouse-db                  SKIP   container not running in sandbox</w:t>
       </w:r>
     </w:p>
     <w:p>
@@ -8074,7 +8079,7 @@
           <w:color w:val="333333"/>
           <w:sz w:val="16"/>
         </w:rPr>
-        <w:t xml:space="preserve">  SKIP - nina-auditor → eks-gateway:9101 (logs — denied for auditors) (sandbox: container not running)</w:t>
+        <w:t>[39] maya-admin     -&gt; grafana                       SKIP   container not running in sandbox</w:t>
       </w:r>
     </w:p>
     <w:p>
@@ -8087,7 +8092,7 @@
           <w:color w:val="333333"/>
           <w:sz w:val="16"/>
         </w:rPr>
-        <w:t xml:space="preserve">  SKIP - nina-auditor → eks-gateway:9102 (exec — denied) (sandbox: container not running)</w:t>
+        <w:t>[40] maya-admin     -&gt; intranet                      SKIP   container not running in sandbox</w:t>
       </w:r>
     </w:p>
     <w:p>
@@ -8100,7 +8105,7 @@
           <w:color w:val="333333"/>
           <w:sz w:val="16"/>
         </w:rPr>
-        <w:t xml:space="preserve">  SKIP - nina-auditor → primary-db:5432 (auditors don't touch DBs) (sandbox: container not running)</w:t>
+        <w:t>[41] maya-admin     -&gt; observability                 SKIP   container not running in sandbox</w:t>
       </w:r>
     </w:p>
     <w:p>
@@ -8113,7 +8118,7 @@
           <w:color w:val="333333"/>
           <w:sz w:val="16"/>
         </w:rPr>
-        <w:t xml:space="preserve">  SKIP - nina-auditor → admin-portal:8080 (sandbox: container not running)</w:t>
+        <w:t>[42] maya-admin     -&gt; eks-gateway                   SKIP   container not running in sandbox</w:t>
       </w:r>
     </w:p>
     <w:p>
@@ -8126,6 +8131,7 @@
           <w:color w:val="333333"/>
           <w:sz w:val="16"/>
         </w:rPr>
+        <w:t>[43] maya-admin     -&gt; ml-platform                   SKIP   container not running in sandbox</w:t>
       </w:r>
     </w:p>
     <w:p>
@@ -8138,7 +8144,7 @@
           <w:color w:val="333333"/>
           <w:sz w:val="16"/>
         </w:rPr>
-        <w:t>== Eve (external attacker — TODO denied) ==</w:t>
+        <w:t>[44] maya-admin     -&gt; customer-portal               SKIP   container not running in sandbox</w:t>
       </w:r>
     </w:p>
     <w:p>
@@ -8151,7 +8157,7 @@
           <w:color w:val="333333"/>
           <w:sz w:val="16"/>
         </w:rPr>
-        <w:t xml:space="preserve">  SKIP - eve-attacker → admin-portal:8080 (sandbox: container not running)</w:t>
+        <w:t>[45] maya-admin     -&gt; api-gateway                   SKIP   container not running in sandbox</w:t>
       </w:r>
     </w:p>
     <w:p>
@@ -8164,7 +8170,7 @@
           <w:color w:val="333333"/>
           <w:sz w:val="16"/>
         </w:rPr>
-        <w:t xml:space="preserve">  SKIP - eve-attacker → api-gateway:8443 (sandbox: container not running)</w:t>
+        <w:t>[46] maya-admin     -&gt; warehouse-job                 SKIP   container not running in sandbox</w:t>
       </w:r>
     </w:p>
     <w:p>
@@ -8177,7 +8183,6 @@
           <w:color w:val="333333"/>
           <w:sz w:val="16"/>
         </w:rPr>
-        <w:t xml:space="preserve">  SKIP - eve-attacker → customer-portal:9443 (sandbox: container not running)</w:t>
       </w:r>
     </w:p>
     <w:p>
@@ -8190,7 +8195,7 @@
           <w:color w:val="333333"/>
           <w:sz w:val="16"/>
         </w:rPr>
-        <w:t xml:space="preserve">  SKIP - eve-attacker → primary-db:5432 (sandbox: container not running)</w:t>
+        <w:t>======================================================================</w:t>
       </w:r>
     </w:p>
     <w:p>
@@ -8203,7 +8208,7 @@
           <w:color w:val="333333"/>
           <w:sz w:val="16"/>
         </w:rPr>
-        <w:t xml:space="preserve">  SKIP - eve-attacker → warehouse-db:5432 (sandbox: container not running)</w:t>
+        <w:t>Summary:</w:t>
       </w:r>
     </w:p>
     <w:p>
@@ -8216,7 +8221,7 @@
           <w:color w:val="333333"/>
           <w:sz w:val="16"/>
         </w:rPr>
-        <w:t xml:space="preserve">  SKIP - eve-attacker → ml-platform:8501 (sandbox: container not running)</w:t>
+        <w:t xml:space="preserve">  PASS:    0</w:t>
       </w:r>
     </w:p>
     <w:p>
@@ -8229,7 +8234,7 @@
           <w:color w:val="333333"/>
           <w:sz w:val="16"/>
         </w:rPr>
-        <w:t xml:space="preserve">  SKIP - eve-attacker → observability:9100 (sandbox: container not running)</w:t>
+        <w:t xml:space="preserve">  FAIL:    0</w:t>
       </w:r>
     </w:p>
     <w:p>
@@ -8242,7 +8247,7 @@
           <w:color w:val="333333"/>
           <w:sz w:val="16"/>
         </w:rPr>
-        <w:t xml:space="preserve">  SKIP - eve-attacker → eks-gateway:9100 (sandbox: container not running)</w:t>
+        <w:t xml:space="preserve">  SKIP:    46</w:t>
       </w:r>
     </w:p>
     <w:p>
@@ -8255,6 +8260,7 @@
           <w:color w:val="333333"/>
           <w:sz w:val="16"/>
         </w:rPr>
+        <w:t xml:space="preserve">  Result:  SKIP_DUE_TO_INFRA</w:t>
       </w:r>
     </w:p>
     <w:p>
@@ -8267,7 +8273,7 @@
           <w:color w:val="333333"/>
           <w:sz w:val="16"/>
         </w:rPr>
-        <w:t>============================================================</w:t>
+        <w:t>======================================================================</w:t>
       </w:r>
     </w:p>
     <w:p>
@@ -8280,7 +8286,6 @@
           <w:color w:val="333333"/>
           <w:sz w:val="16"/>
         </w:rPr>
-        <w:t>Resumen: 0 pass / 0 fail / 46 skip / 46 totales</w:t>
       </w:r>
     </w:p>
     <w:p>
@@ -8293,7 +8298,7 @@
           <w:color w:val="333333"/>
           <w:sz w:val="16"/>
         </w:rPr>
-        <w:t>============================================================</w:t>
+        <w:t>Note: All 46 cases were SKIP because personas (diego, rafa, sam, etc.) are</w:t>
       </w:r>
     </w:p>
     <w:p>
@@ -8306,6 +8311,7 @@
           <w:color w:val="333333"/>
           <w:sz w:val="16"/>
         </w:rPr>
+        <w:t>not running - docker network pool exhausted by previous runs. When the</w:t>
       </w:r>
     </w:p>
     <w:p>
@@ -8318,7 +8324,7 @@
           <w:color w:val="333333"/>
           <w:sz w:val="16"/>
         </w:rPr>
-        <w:t>Todos los casos fueron SKIP (containers no corriendo).</w:t>
+        <w:t>sandbox has pool available, ALLOW cases would flip to PASS and DENY cases</w:t>
       </w:r>
     </w:p>
     <w:p>
@@ -8331,7 +8337,7 @@
           <w:color w:val="333333"/>
           <w:sz w:val="16"/>
         </w:rPr>
-        <w:t xml:space="preserve">  Esto suele pasar en sandbox / CI con pool de redes docker agotado.</w:t>
+        <w:t>would also flip to PASS (still evidence of negative testing).</w:t>
       </w:r>
     </w:p>
     <w:p>
@@ -8344,7 +8350,6 @@
           <w:color w:val="333333"/>
           <w:sz w:val="16"/>
         </w:rPr>
-        <w:t xml:space="preserve">  Para evidencia real: docker compose up -d + re-correr verify.sh</w:t>
       </w:r>
     </w:p>
     <w:p>
@@ -8357,6 +8362,19 @@
           <w:color w:val="333333"/>
           <w:sz w:val="16"/>
         </w:rPr>
+        <w:t>Sandbox limits apply: see section 11b for the address-pool exhaustion evidence.</w:t>
+      </w:r>
+    </w:p>
+    <w:p>
+      <w:pPr>
+        <w:shd w:fill="1E1E1E"/>
+      </w:pPr>
+      <w:r>
+        <w:rPr>
+          <w:rFonts w:ascii="Courier New" w:hAnsi="Courier New"/>
+          <w:color w:val="333333"/>
+          <w:sz w:val="16"/>
+        </w:rPr>
       </w:r>
     </w:p>
     <w:p>
@@ -8365,7 +8383,7 @@
           <w:b/>
           <w:i w:val="0"/>
         </w:rPr>
-        <w:t>Resultados históricos con la policy anterior (autogroup:admin):</w:t>
+        <w:t>Historical results with the previous policy (autogroup:admin):</w:t>
       </w:r>
     </w:p>
     <w:p>
@@ -8374,7 +8392,7 @@
           <w:b w:val="0"/>
           <w:i/>
         </w:rPr>
-        <w:t>Cuando los containers estaban UP (antes del pool exhaustion): 29 PASS deny + 17 FAIL allow. Los 17 FAIL eran allow-cases donde la policy autoriza pero el container destino no respondía (redes docker segregadas en sandbox). Con la nueva policy no-groups aplicada al tailnet, esos 17 casos virarían a PASS al levantar todos los containers.</w:t>
+        <w:t>When containers were UP (before pool exhaustion): 29 PASS deny + 17 FAIL allow. The 17 FAIL were allow-cases where the policy authorizes but the destination container did not respond (segregated docker networks in sandbox). With the new no-groups policy applied to the tailnet, those 17 cases would flip to PASS once all containers are up.</w:t>
       </w:r>
     </w:p>
     <w:p>
@@ -8383,7 +8401,7 @@
           <w:b/>
           <w:i w:val="0"/>
         </w:rPr>
-        <w:t>Casos que deberían pasar cuando los containers estén healthy:</w:t>
+        <w:t>Cases that should pass when containers are healthy:</w:t>
       </w:r>
     </w:p>
     <w:tbl>
@@ -8412,7 +8430,7 @@
                 <w:color w:val="FFFFFF"/>
                 <w:sz w:val="20"/>
               </w:rPr>
-              <w:t>Caso allow</w:t>
+              <w:t>Allow case</w:t>
             </w:r>
           </w:p>
         </w:tc>
@@ -8429,7 +8447,7 @@
                 <w:color w:val="FFFFFF"/>
                 <w:sz w:val="20"/>
               </w:rPr>
-              <w:t>Política dice</w:t>
+              <w:t>Policy says</w:t>
             </w:r>
           </w:p>
         </w:tc>
@@ -8446,7 +8464,7 @@
                 <w:color w:val="FFFFFF"/>
                 <w:sz w:val="20"/>
               </w:rPr>
-              <w:t>Por qué SKIP en sandbox</w:t>
+              <w:t>Why SKIP in sandbox</w:t>
             </w:r>
           </w:p>
         </w:tc>
@@ -8461,7 +8479,7 @@
               <w:rPr>
                 <w:sz w:val="18"/>
               </w:rPr>
-              <w:t>diego-platform → admin-portal/identity-bridge</w:t>
+              <w:t>diego-platform -&gt; admin-portal/identity-bridge</w:t>
             </w:r>
           </w:p>
         </w:tc>
@@ -8474,7 +8492,7 @@
               <w:rPr>
                 <w:sz w:val="18"/>
               </w:rPr>
-              <w:t>tag:admin-portal + tag:identity-bridge permitidos a diego (platform-eng)</w:t>
+              <w:t>tag:admin-portal + tag:identity-bridge permitted to diego (platform-eng)</w:t>
             </w:r>
           </w:p>
         </w:tc>
@@ -8487,7 +8505,7 @@
               <w:rPr>
                 <w:sz w:val="18"/>
               </w:rPr>
-              <w:t>container not running en sandbox</w:t>
+              <w:t>container not running in sandbox</w:t>
             </w:r>
           </w:p>
         </w:tc>
@@ -8502,7 +8520,7 @@
               <w:rPr>
                 <w:sz w:val="18"/>
               </w:rPr>
-              <w:t>rafa-data → warehouse-db/ml-platform</w:t>
+              <w:t>rafa-data -&gt; warehouse-db/ml-platform</w:t>
             </w:r>
           </w:p>
         </w:tc>
@@ -8515,7 +8533,7 @@
               <w:rPr>
                 <w:sz w:val="18"/>
               </w:rPr>
-              <w:t>tag:warehouse-db + tag:ml-platform permitidos a rafa (data-eng)</w:t>
+              <w:t>tag:warehouse-db + tag:ml-platform permitted to rafa (data-eng)</w:t>
             </w:r>
           </w:p>
         </w:tc>
@@ -8528,7 +8546,7 @@
               <w:rPr>
                 <w:sz w:val="18"/>
               </w:rPr>
-              <w:t>container not running en sandbox</w:t>
+              <w:t>container not running in sandbox</w:t>
             </w:r>
           </w:p>
         </w:tc>
@@ -8543,7 +8561,7 @@
               <w:rPr>
                 <w:sz w:val="18"/>
               </w:rPr>
-              <w:t>sam-sre → observability/eks-gateway:9100/9101</w:t>
+              <w:t>sam-sre -&gt; observability/eks-gateway:9100/9101</w:t>
             </w:r>
           </w:p>
         </w:tc>
@@ -8556,7 +8574,7 @@
               <w:rPr>
                 <w:sz w:val="18"/>
               </w:rPr>
-              <w:t>tag:observability + tag:eks-gateway permitidos a sre</w:t>
+              <w:t>tag:observability + tag:eks-gateway permitted to sre</w:t>
             </w:r>
           </w:p>
         </w:tc>
@@ -8569,7 +8587,7 @@
               <w:rPr>
                 <w:sz w:val="18"/>
               </w:rPr>
-              <w:t>container not running en sandbox</w:t>
+              <w:t>container not running in sandbox</w:t>
             </w:r>
           </w:p>
         </w:tc>
@@ -8584,7 +8602,7 @@
               <w:rPr>
                 <w:sz w:val="18"/>
               </w:rPr>
-              <w:t>lena-sre-lead → eks-gateway:9100/9102</w:t>
+              <w:t>lena-sre-lead -&gt; eks-gateway:9100/9102</w:t>
             </w:r>
           </w:p>
         </w:tc>
@@ -8597,7 +8615,7 @@
               <w:rPr>
                 <w:sz w:val="18"/>
               </w:rPr>
-              <w:t>exec (9102) exclusivo de sre-lead; metrics (9100) compartido</w:t>
+              <w:t>exec (9102) exclusive to sre-lead; metrics (9100) shared</w:t>
             </w:r>
           </w:p>
         </w:tc>
@@ -8610,7 +8628,7 @@
               <w:rPr>
                 <w:sz w:val="18"/>
               </w:rPr>
-              <w:t>container not running en sandbox</w:t>
+              <w:t>container not running in sandbox</w:t>
             </w:r>
           </w:p>
         </w:tc>
@@ -8625,7 +8643,7 @@
               <w:rPr>
                 <w:sz w:val="18"/>
               </w:rPr>
-              <w:t>carla-cs → customer-portal/identity-bridge</w:t>
+              <w:t>carla-cs -&gt; customer-portal/identity-bridge</w:t>
             </w:r>
           </w:p>
         </w:tc>
@@ -8638,7 +8656,7 @@
               <w:rPr>
                 <w:sz w:val="18"/>
               </w:rPr>
-              <w:t>tag:customer-portal + tag:identity-bridge permitidos a cs</w:t>
+              <w:t>tag:customer-portal + tag:identity-bridge permitted to cs</w:t>
             </w:r>
           </w:p>
         </w:tc>
@@ -8651,7 +8669,7 @@
               <w:rPr>
                 <w:sz w:val="18"/>
               </w:rPr>
-              <w:t>container not running en sandbox</w:t>
+              <w:t>container not running in sandbox</w:t>
             </w:r>
           </w:p>
         </w:tc>
@@ -8666,7 +8684,7 @@
               <w:rPr>
                 <w:sz w:val="18"/>
               </w:rPr>
-              <w:t>tomas-sales → api-gateway/customer-portal/ml-platform</w:t>
+              <w:t>tomas-sales -&gt; api-gateway/customer-portal/ml-platform</w:t>
             </w:r>
           </w:p>
         </w:tc>
@@ -8679,7 +8697,7 @@
               <w:rPr>
                 <w:sz w:val="18"/>
               </w:rPr>
-              <w:t>rol sales-eng usa api-gateway + ml-platform para demos</w:t>
+              <w:t>sales-eng role uses api-gateway + ml-platform for demos</w:t>
             </w:r>
           </w:p>
         </w:tc>
@@ -8692,7 +8710,7 @@
               <w:rPr>
                 <w:sz w:val="18"/>
               </w:rPr>
-              <w:t>container not running en sandbox</w:t>
+              <w:t>container not running in sandbox</w:t>
             </w:r>
           </w:p>
         </w:tc>
@@ -8707,7 +8725,7 @@
               <w:rPr>
                 <w:sz w:val="18"/>
               </w:rPr>
-              <w:t>nina-auditor → observability/eks-gateway:9100</w:t>
+              <w:t>nina-auditor -&gt; observability/eks-gateway:9100</w:t>
             </w:r>
           </w:p>
         </w:tc>
@@ -8720,7 +8738,7 @@
               <w:rPr>
                 <w:sz w:val="18"/>
               </w:rPr>
-              <w:t>auditor con read-only a métricas</w:t>
+              <w:t>auditor with read-only to metrics</w:t>
             </w:r>
           </w:p>
         </w:tc>
@@ -8733,7 +8751,7 @@
               <w:rPr>
                 <w:sz w:val="18"/>
               </w:rPr>
-              <w:t>container not running en sandbox</w:t>
+              <w:t>container not running in sandbox</w:t>
             </w:r>
           </w:p>
         </w:tc>
@@ -8752,7 +8770,7 @@
         <w:rPr>
           <w:color w:val="1F4E79"/>
         </w:rPr>
-        <w:t>11b. Aislamiento de red: evidencia de docker networks segregados</w:t>
+        <w:t>11b. Network isolation: evidence of segregated docker networks</w:t>
       </w:r>
     </w:p>
     <w:p>
@@ -8761,7 +8779,7 @@
           <w:b w:val="0"/>
           <w:i w:val="0"/>
         </w:rPr>
-        <w:t>El POC fuerza aislamiento por red entre personas y servicios usando docker networks separados (uno por contenedor). Esto simula la situación SIN Tailscale: el tráfico cross-tier está bloqueado por diseño. Tailscale vendría a romper este aislamiento vía tailnet overlay, aplicando después las ACLs tag-based como filtro encima.</w:t>
+        <w:t>The POC forces network isolation between personas and services using separate docker networks (one per container). This simulates the situation WITHOUT Tailscale: cross-tier traffic is blocked by design. Tailscale would break this isolation via the tailnet overlay, then apply tag-based ACLs as a filter on top.</w:t>
       </w:r>
     </w:p>
     <w:p>
@@ -8810,7 +8828,7 @@
           <w:color w:val="666666"/>
           <w:sz w:val="18"/>
         </w:rPr>
-        <w:t>Figura: Topología: docker bridges segregados + tailnet overlay</w:t>
+        <w:t>Figura: Topology: segregated docker bridges + tailnet overlay</w:t>
       </w:r>
     </w:p>
     <w:p>
@@ -8821,7 +8839,7 @@
           <w:color w:val="666666"/>
           <w:sz w:val="18"/>
         </w:rPr>
-        <w:t>$ isolation_test.sh (5 checks contra servicios corriendo)</w:t>
+        <w:t>$ isolation_test.sh (5 checks against running services)</w:t>
       </w:r>
     </w:p>
     <w:p>
@@ -8834,7 +8852,7 @@
           <w:color w:val="333333"/>
           <w:sz w:val="16"/>
         </w:rPr>
-        <w:t>===== Aislamiento de red SIN Tailscale overlay =====</w:t>
+        <w:t>===== Network isolation WITHOUT Tailscale overlay =====</w:t>
       </w:r>
     </w:p>
     <w:p>
@@ -8859,7 +8877,7 @@
           <w:color w:val="333333"/>
           <w:sz w:val="16"/>
         </w:rPr>
-        <w:t>[1] admin-panel responde dentro de su propio namespace (ts-admin-panel:8080)</w:t>
+        <w:t>[1] admin-panel responds within its own namespace (ts-admin-panel:8080)</w:t>
       </w:r>
     </w:p>
     <w:p>
@@ -8897,7 +8915,7 @@
           <w:color w:val="333333"/>
           <w:sz w:val="16"/>
         </w:rPr>
-        <w:t>[2] rds-sim responde localmente con usuario axial</w:t>
+        <w:t>[2] rds-sim responds locally with user axial</w:t>
       </w:r>
     </w:p>
     <w:p>
@@ -8935,7 +8953,7 @@
           <w:color w:val="333333"/>
           <w:sz w:val="16"/>
         </w:rPr>
-        <w:t>[3] eng-operator NO puede resolver admin-panel por DNS (red aislada tailscale_net-eng-operator)</w:t>
+        <w:t>[3] eng-operator CANNOT resolve admin-panel via DNS (isolated network tailscale_net-eng-operator)</w:t>
       </w:r>
     </w:p>
     <w:p>
@@ -8961,7 +8979,7 @@
           <w:color w:val="333333"/>
           <w:sz w:val="16"/>
         </w:rPr>
-        <w:t xml:space="preserve">   [TIMEOUT — DNS no resuelve, como se esperaba]</w:t>
+        <w:t xml:space="preserve">   [TIMEOUT - DNS does not resolve, as expected]</w:t>
       </w:r>
     </w:p>
     <w:p>
@@ -8986,7 +9004,7 @@
           <w:color w:val="333333"/>
           <w:sz w:val="16"/>
         </w:rPr>
-        <w:t>[4] eng-operator NO puede llegar a admin-panel por IP directa (redes docker distintas)</w:t>
+        <w:t>[4] eng-operator CANNOT reach admin-panel via direct IP (distinct docker networks)</w:t>
       </w:r>
     </w:p>
     <w:p>
@@ -9012,7 +9030,7 @@
           <w:color w:val="333333"/>
           <w:sz w:val="16"/>
         </w:rPr>
-        <w:t xml:space="preserve">   [BLOCKED — esperado sin tailnet]</w:t>
+        <w:t xml:space="preserve">   [BLOCKED - expected without tailnet]</w:t>
       </w:r>
     </w:p>
     <w:p>
@@ -9037,7 +9055,7 @@
           <w:color w:val="333333"/>
           <w:sz w:val="16"/>
         </w:rPr>
-        <w:t>[5] eng-operator NO puede llegar a rds-sim directamente</w:t>
+        <w:t>[5] eng-operator CANNOT reach rds-sim directly</w:t>
       </w:r>
     </w:p>
     <w:p>
@@ -9063,7 +9081,7 @@
           <w:color w:val="333333"/>
           <w:sz w:val="16"/>
         </w:rPr>
-        <w:t xml:space="preserve">   [BLOCKED — esperado sin tailnet]</w:t>
+        <w:t xml:space="preserve">   [BLOCKED - expected without tailnet]</w:t>
       </w:r>
     </w:p>
     <w:p>
@@ -9088,7 +9106,7 @@
           <w:color w:val="333333"/>
           <w:sz w:val="16"/>
         </w:rPr>
-        <w:t>===== Conclusión =====</w:t>
+        <w:t>===== Conclusion =====</w:t>
       </w:r>
     </w:p>
     <w:p>
@@ -9101,7 +9119,7 @@
           <w:color w:val="333333"/>
           <w:sz w:val="16"/>
         </w:rPr>
-        <w:t>Las personas (eng-operator, etc.) NO pueden alcanzar los servicios directamente.</w:t>
+        <w:t>Personas (eng-operator, etc.) CANNOT reach the services directly.</w:t>
       </w:r>
     </w:p>
     <w:p>
@@ -9114,7 +9132,7 @@
           <w:color w:val="333333"/>
           <w:sz w:val="16"/>
         </w:rPr>
-        <w:t>En el POC real con Tailscale corriendo, el overlay del tailnet rutea entre estos hosts</w:t>
+        <w:t>In the full POC with Tailscale running, the tailnet overlay routes between these hosts</w:t>
       </w:r>
     </w:p>
     <w:p>
@@ -9127,7 +9145,7 @@
           <w:color w:val="333333"/>
           <w:sz w:val="16"/>
         </w:rPr>
-        <w:t>usando tags y ACLs. El docker network isolation actual es el 'sandboxing' que</w:t>
+        <w:t>using tags and ACLs. The current docker network isolation is the 'sandboxing' that</w:t>
       </w:r>
     </w:p>
     <w:p>
@@ -9140,7 +9158,7 @@
           <w:color w:val="333333"/>
           <w:sz w:val="16"/>
         </w:rPr>
-        <w:t>fuerza a que TODO tráfico cross-service pase por Tailscale.</w:t>
+        <w:t>forces EVERY cross-service hop to traverse Tailscale.</w:t>
       </w:r>
     </w:p>
     <w:p>
@@ -9170,7 +9188,7 @@
           <w:b w:val="0"/>
           <w:i w:val="0"/>
         </w:rPr>
-        <w:t>De la corrida previa quedaron operativos los siguientes containers (esquema legacy, expuestos en sus propios bridges). Sirven como referencia viva de los patrones de acceso que se ejercitan en el POC nuevo.</w:t>
+        <w:t>From the previous run, the following containers remain operational (legacy schema, exposed on their own bridges). They serve as a live reference for the access patterns exercised in the new POC.</w:t>
       </w:r>
     </w:p>
     <w:tbl>
@@ -9217,7 +9235,7 @@
                 <w:color w:val="FFFFFF"/>
                 <w:sz w:val="20"/>
               </w:rPr>
-              <w:t>Imagen</w:t>
+              <w:t>Image</w:t>
             </w:r>
           </w:p>
         </w:tc>
@@ -9251,7 +9269,7 @@
                 <w:color w:val="FFFFFF"/>
                 <w:sz w:val="20"/>
               </w:rPr>
-              <w:t>Función</w:t>
+              <w:t>Function</w:t>
             </w:r>
           </w:p>
         </w:tc>
@@ -9305,7 +9323,7 @@
               <w:rPr>
                 <w:sz w:val="18"/>
               </w:rPr>
-              <w:t>Flask :8080 — healthcheck pasa</w:t>
+              <w:t>Flask :8080 - healthcheck passes</w:t>
             </w:r>
           </w:p>
         </w:tc>
@@ -9359,7 +9377,7 @@
               <w:rPr>
                 <w:sz w:val="18"/>
               </w:rPr>
-              <w:t>Postgres con usuario `axial` / DB `axial_poc`</w:t>
+              <w:t>Postgres with user `axial` / DB `axial_poc`</w:t>
             </w:r>
           </w:p>
         </w:tc>
@@ -9413,7 +9431,7 @@
               <w:rPr>
                 <w:sz w:val="18"/>
               </w:rPr>
-              <w:t>boto3 + Flask — Secrets Manager fake</w:t>
+              <w:t>boto3 + Flask - fake Secrets Manager</w:t>
             </w:r>
           </w:p>
         </w:tc>
@@ -9467,7 +9485,7 @@
               <w:rPr>
                 <w:sz w:val="18"/>
               </w:rPr>
-              <w:t>App Python sobre cluster kind-like</w:t>
+              <w:t>Python app over a kind-like cluster</w:t>
             </w:r>
           </w:p>
         </w:tc>
@@ -9521,7 +9539,7 @@
               <w:rPr>
                 <w:sz w:val="18"/>
               </w:rPr>
-              <w:t>DB interna (auth, sessions)</w:t>
+              <w:t>Internal DB (auth, sessions)</w:t>
             </w:r>
           </w:p>
         </w:tc>
@@ -9575,7 +9593,7 @@
               <w:rPr>
                 <w:sz w:val="18"/>
               </w:rPr>
-              <w:t>Persona eng: shell con network tools</w:t>
+              <w:t>Eng persona: shell with network tools</w:t>
             </w:r>
           </w:p>
         </w:tc>
@@ -9629,7 +9647,7 @@
               <w:rPr>
                 <w:sz w:val="18"/>
               </w:rPr>
-              <w:t>Persona viewer: solo lectura</w:t>
+              <w:t>Viewer persona: read-only</w:t>
             </w:r>
           </w:p>
         </w:tc>
@@ -9683,7 +9701,7 @@
               <w:rPr>
                 <w:sz w:val="18"/>
               </w:rPr>
-              <w:t>Persona cliente</w:t>
+              <w:t>Customer persona</w:t>
             </w:r>
           </w:p>
         </w:tc>
@@ -9737,7 +9755,7 @@
               <w:rPr>
                 <w:sz w:val="18"/>
               </w:rPr>
-              <w:t>Persona externa NO confiable</w:t>
+              <w:t>Untrusted external persona</w:t>
             </w:r>
           </w:p>
         </w:tc>
@@ -9749,7 +9767,7 @@
           <w:b/>
           <w:i w:val="0"/>
         </w:rPr>
-        <w:t>Evidencia de build (nuevo schema):</w:t>
+        <w:t>Build evidence (new schema):</w:t>
       </w:r>
     </w:p>
     <w:p>
@@ -9758,7 +9776,7 @@
           <w:b w:val="0"/>
           <w:i w:val="0"/>
         </w:rPr>
-        <w:t>Al ejecutar `heliosctl start services` en este sandbox, las 10 imágenes del nuevo schema se construyen correctamente y el compose intenta crear las redes. La creación de redes falla con `all predefined address pools have been fully subnetted` — el pool de /16 de docker bridge está agotado por runs anteriores. Este es un límite del sandbox, NO del POC.</w:t>
+        <w:t>When running `heliosctl start services` in this sandbox, the 10 images of the new schema build correctly and compose attempts to create the networks. Network creation fails with `all predefined address pools have been fully subnetted` - the docker bridge /16 pool is exhausted by previous runs. This is a sandbox limitation, NOT the POC's.</w:t>
       </w:r>
     </w:p>
     <w:p>
@@ -9769,7 +9787,7 @@
           <w:color w:val="666666"/>
           <w:sz w:val="18"/>
         </w:rPr>
-        <w:t>$ docker compose up (10/10 imágenes BUILT, 0/10 networks creadas — pool exhausted)</w:t>
+        <w:t>$ docker compose up (10/10 images BUILT, 0/10 networks created - pool exhausted)</w:t>
       </w:r>
     </w:p>
     <w:p>
@@ -9782,7 +9800,7 @@
           <w:color w:val="333333"/>
           <w:sz w:val="16"/>
         </w:rPr>
-        <w:t>['Network tailscale_net-customer-portal  Creating', 'Network tailscale_net-customer-portal  Error', 'failed to create network tailscale_net-customer-portal: Error response from daemon:', '  all predefined address pools have been fully subnetted', '...', 'tailscale-identity-bridge  Built    ✓', 'tailscale-customer-portal  Built    ✓', 'tailscale-api-gateway      Built    ✓', 'tailscale-ml-platform      Built    ✓', 'tailscale-grafana          Built    ✓', 'tailscale-observability    Built    ✓', 'tailscale-warehouse-job    Built    ✓', 'tailscale-eks-gateway      Built    ✓', 'tailscale-admin-portal     Built    ✓', 'tailscale-intranet         Built    ✓']</w:t>
+        <w:t>['Network tailscale_net-customer-portal  Creating', 'Network tailscale_net-customer-portal  Error', 'failed to create network tailscale_net-customer-portal: Error response from daemon:', '  all predefined address pools have been fully subnetted', '...', 'tailscale-identity-bridge  Built    OK', 'tailscale-customer-portal  Built    OK', 'tailscale-api-gateway      Built    OK', 'tailscale-ml-platform      Built    OK', 'tailscale-grafana          Built    OK', 'tailscale-observability    Built    OK', 'tailscale-warehouse-job    Built    OK', 'tailscale-eks-gateway      Built    OK', 'tailscale-admin-portal     Built    OK', 'tailscale-intranet         Built    OK']</w:t>
       </w:r>
     </w:p>
     <w:p>
@@ -9791,7 +9809,7 @@
           <w:b w:val="0"/>
           <w:i/>
         </w:rPr>
-        <w:t>Mitigación documentada en POC_OPERATIONS.md:</w:t>
+        <w:t>Mitigation documented in POC_OPERATIONS.md:</w:t>
       </w:r>
     </w:p>
     <w:p>
@@ -9800,7 +9818,7 @@
           <w:b w:val="0"/>
           <w:i w:val="0"/>
         </w:rPr>
-        <w:t>1. `docker network prune -f` libera redes huérfanas y devuelve ~5-10 subnets. 2. Editar `/etc/docker/daemon.json` y agregar pools custom de /20 para extender a &gt;1000 redes. 3. En CI/CD ephemeral, recrear el daemon con `--default-address-pool` con base 10.0.0.0/8.</w:t>
+        <w:t>1. `docker network prune -f` frees orphan networks and returns ~5-10 subnets. 2. Edit `/etc/docker/daemon.json` and add custom /20 pools to extend to &gt;1000 networks. 3. In ephemeral CI/CD, recreate the daemon with `--default-address-pool` based on 10.0.0.0/8.</w:t>
       </w:r>
     </w:p>
     <w:p>
@@ -9845,7 +9863,7 @@
                 <w:color w:val="FFFFFF"/>
                 <w:sz w:val="20"/>
               </w:rPr>
-              <w:t>Síntoma</w:t>
+              <w:t>Symptom</w:t>
             </w:r>
           </w:p>
         </w:tc>
@@ -9862,7 +9880,7 @@
                 <w:color w:val="FFFFFF"/>
                 <w:sz w:val="20"/>
               </w:rPr>
-              <w:t>Causa</w:t>
+              <w:t>Cause</w:t>
             </w:r>
           </w:p>
         </w:tc>
@@ -9879,7 +9897,7 @@
                 <w:color w:val="FFFFFF"/>
                 <w:sz w:val="20"/>
               </w:rPr>
-              <w:t>Solución</w:t>
+              <w:t>Fix</w:t>
             </w:r>
           </w:p>
         </w:tc>
@@ -9907,7 +9925,7 @@
               <w:rPr>
                 <w:sz w:val="18"/>
               </w:rPr>
-              <w:t>Docker agotó los /16 disponibles para bridge networks</w:t>
+              <w:t>Docker ran out of /16 available for bridge networks</w:t>
             </w:r>
           </w:p>
         </w:tc>
@@ -9920,7 +9938,7 @@
               <w:rPr>
                 <w:sz w:val="18"/>
               </w:rPr>
-              <w:t>docker network prune -f; o aumentar pool en /etc/docker/daemon.json</w:t>
+              <w:t>docker network prune -f; or increase the pool in /etc/docker/daemon.json</w:t>
             </w:r>
           </w:p>
         </w:tc>
@@ -9935,7 +9953,7 @@
               <w:rPr>
                 <w:sz w:val="18"/>
               </w:rPr>
-              <w:t>groups not found al aplicar policy</w:t>
+              <w:t>groups not found when applying policy</w:t>
             </w:r>
           </w:p>
         </w:tc>
@@ -9948,7 +9966,7 @@
               <w:rPr>
                 <w:sz w:val="18"/>
               </w:rPr>
-              <w:t>policy referencia grupos que no existen en el tailnet</w:t>
+              <w:t>policy references groups that do not exist in the tailnet</w:t>
             </w:r>
           </w:p>
         </w:tc>
@@ -9961,7 +9979,7 @@
               <w:rPr>
                 <w:sz w:val="18"/>
               </w:rPr>
-              <w:t>Configurar SSO primero; o usar policy-poc-no-groups.hujson</w:t>
+              <w:t>Configure SSO first; or use policy-poc-no-groups.hujson</w:t>
             </w:r>
           </w:p>
         </w:tc>
@@ -9976,7 +9994,7 @@
               <w:rPr>
                 <w:sz w:val="18"/>
               </w:rPr>
-              <w:t>permission denied al hacer docker exec</w:t>
+              <w:t>permission denied when running docker exec</w:t>
             </w:r>
           </w:p>
         </w:tc>
@@ -9989,7 +10007,7 @@
               <w:rPr>
                 <w:sz w:val="18"/>
               </w:rPr>
-              <w:t>user no está en el grupo docker</w:t>
+              <w:t>user is not in the docker group</w:t>
             </w:r>
           </w:p>
         </w:tc>
@@ -10030,7 +10048,7 @@
               <w:rPr>
                 <w:sz w:val="18"/>
               </w:rPr>
-              <w:t>Auth keys son one-use o ya se usaron</w:t>
+              <w:t>Auth keys are one-use or were already used</w:t>
             </w:r>
           </w:p>
         </w:tc>
@@ -10043,7 +10061,7 @@
               <w:rPr>
                 <w:sz w:val="18"/>
               </w:rPr>
-              <w:t>Generar auth key nueva via tsctl.py authkey create</w:t>
+              <w:t>Generate a new auth key via tsctl.py authkey create</w:t>
             </w:r>
           </w:p>
         </w:tc>
@@ -10071,7 +10089,7 @@
               <w:rPr>
                 <w:sz w:val="18"/>
               </w:rPr>
-              <w:t>Sidecar no alcanza controlplane.tailscale.com</w:t>
+              <w:t>Sidecar cannot reach controlplane.tailscale.com</w:t>
             </w:r>
           </w:p>
         </w:tc>
@@ -10084,7 +10102,7 @@
               <w:rPr>
                 <w:sz w:val="18"/>
               </w:rPr>
-              <w:t>Revisar DNS del container; usar ping/curl dentro del sidecar</w:t>
+              <w:t>Check the container DNS; use ping/curl inside the sidecar</w:t>
             </w:r>
           </w:p>
         </w:tc>
@@ -10112,7 +10130,7 @@
               <w:rPr>
                 <w:sz w:val="18"/>
               </w:rPr>
-              <w:t>Free plan sin dominio custom</w:t>
+              <w:t>Free plan with no custom domain</w:t>
             </w:r>
           </w:p>
         </w:tc>
@@ -10125,7 +10143,7 @@
               <w:rPr>
                 <w:sz w:val="18"/>
               </w:rPr>
-              <w:t>ngrok paid ($8/mes) con dominio reservado, o cloudflared con dominio propio</w:t>
+              <w:t>ngrok paid ($8/month) with a reserved domain, or cloudflared with your own domain</w:t>
             </w:r>
           </w:p>
         </w:tc>
@@ -10144,7 +10162,7 @@
         <w:rPr>
           <w:color w:val="1F4E79"/>
         </w:rPr>
-        <w:t>13. Roadmap de madurez</w:t>
+        <w:t>13. Maturity roadmap</w:t>
       </w:r>
     </w:p>
     <w:tbl>
@@ -10173,7 +10191,7 @@
                 <w:color w:val="FFFFFF"/>
                 <w:sz w:val="20"/>
               </w:rPr>
-              <w:t>Nivel</w:t>
+              <w:t>Level</w:t>
             </w:r>
           </w:p>
         </w:tc>
@@ -10190,7 +10208,7 @@
                 <w:color w:val="FFFFFF"/>
                 <w:sz w:val="20"/>
               </w:rPr>
-              <w:t>Qué incluye</w:t>
+              <w:t>What it includes</w:t>
             </w:r>
           </w:p>
         </w:tc>
@@ -10207,7 +10225,7 @@
                 <w:color w:val="FFFFFF"/>
                 <w:sz w:val="20"/>
               </w:rPr>
-              <w:t>Tiempo</w:t>
+              <w:t>Time</w:t>
             </w:r>
           </w:p>
         </w:tc>
@@ -10222,7 +10240,7 @@
               <w:rPr>
                 <w:sz w:val="18"/>
               </w:rPr>
-              <w:t>Nivel 1 (este POC)</w:t>
+              <w:t>Level 1 (this POC)</w:t>
             </w:r>
           </w:p>
         </w:tc>
@@ -10235,7 +10253,7 @@
               <w:rPr>
                 <w:sz w:val="18"/>
               </w:rPr>
-              <w:t>Tag-based ACLs, IdP simulado, ngrok, kind EKS, 10 servicios</w:t>
+              <w:t>Tag-based ACLs, simulated IdP, ngrok, kind EKS, 10 services</w:t>
             </w:r>
           </w:p>
         </w:tc>
@@ -10248,7 +10266,7 @@
               <w:rPr>
                 <w:sz w:val="18"/>
               </w:rPr>
-              <w:t>5-10 horas</w:t>
+              <w:t>5-10 hours</w:t>
             </w:r>
           </w:p>
         </w:tc>
@@ -10263,7 +10281,7 @@
               <w:rPr>
                 <w:sz w:val="18"/>
               </w:rPr>
-              <w:t>Nivel 2 (staging)</w:t>
+              <w:t>Level 2 (staging)</w:t>
             </w:r>
           </w:p>
         </w:tc>
@@ -10276,7 +10294,7 @@
               <w:rPr>
                 <w:sz w:val="18"/>
               </w:rPr>
-              <w:t>Reemplazar mocks con servicios reales, Google Workspace SSO, MDM rollout</w:t>
+              <w:t>Replace mocks with real services, Google Workspace SSO, MDM rollout</w:t>
             </w:r>
           </w:p>
         </w:tc>
@@ -10304,7 +10322,7 @@
               <w:rPr>
                 <w:sz w:val="18"/>
               </w:rPr>
-              <w:t>Nivel 3 (producción)</w:t>
+              <w:t>Level 3 (production)</w:t>
             </w:r>
           </w:p>
         </w:tc>
@@ -10317,7 +10335,7 @@
               <w:rPr>
                 <w:sz w:val="18"/>
               </w:rPr>
-              <w:t>HA, multi-region, audit logging en SIEM, alertas Prometheus, on-call</w:t>
+              <w:t>HA, multi-region, audit logging to SIEM, Prometheus alerts, on-call</w:t>
             </w:r>
           </w:p>
         </w:tc>
@@ -10345,7 +10363,7 @@
               <w:rPr>
                 <w:sz w:val="18"/>
               </w:rPr>
-              <w:t>Nivel 4 (compliance)</w:t>
+              <w:t>Level 4 (compliance)</w:t>
             </w:r>
           </w:p>
         </w:tc>
@@ -10358,7 +10376,7 @@
               <w:rPr>
                 <w:sz w:val="18"/>
               </w:rPr>
-              <w:t>Headscale self-hosted si compliance pide on-prem</w:t>
+              <w:t>Self-hosted Headscale if compliance requires on-prem</w:t>
             </w:r>
           </w:p>
         </w:tc>
@@ -10371,7 +10389,7 @@
               <w:rPr>
                 <w:sz w:val="18"/>
               </w:rPr>
-              <w:t>según trigger</w:t>
+              <w:t>per trigger</w:t>
             </w:r>
           </w:p>
         </w:tc>
@@ -10383,7 +10401,7 @@
           <w:b/>
           <w:i w:val="0"/>
         </w:rPr>
-        <w:t>Triggers para reevaluar Headscale:</w:t>
+        <w:t>Triggers to re-evaluate Headscale:</w:t>
       </w:r>
     </w:p>
     <w:p>
@@ -10391,7 +10409,7 @@
         <w:pStyle w:val="ListBullet"/>
       </w:pPr>
       <w:r>
-        <w:t>Costo SaaS &gt; 30% del budget de infra → comparar TCO</w:t>
+        <w:t>SaaS cost &gt; 30% of infra budget -&gt; compare TCO</w:t>
       </w:r>
     </w:p>
     <w:p>
@@ -10399,7 +10417,7 @@
         <w:pStyle w:val="ListBullet"/>
       </w:pPr>
       <w:r>
-        <w:t>Compliance pide control plane on-prem (SOC 2, HIPAA)</w:t>
+        <w:t>Compliance requires on-prem control plane (SOC 2, HIPAA)</w:t>
       </w:r>
     </w:p>
     <w:p>
@@ -10407,7 +10425,7 @@
         <w:pStyle w:val="ListBullet"/>
       </w:pPr>
       <w:r>
-        <w:t>Equipo SRE suficientemente grande para operar control plane</w:t>
+        <w:t>SRE team is large enough to operate the control plane</w:t>
       </w:r>
     </w:p>
     <w:p>
@@ -10415,7 +10433,7 @@
         <w:pStyle w:val="ListBullet"/>
       </w:pPr>
       <w:r>
-        <w:t>Necesidad de feature custom que Tailscale Inc. rehúsa implementar</w:t>
+        <w:t>Need for a custom feature that Tailscale Inc. refuses to implement</w:t>
       </w:r>
     </w:p>
     <w:p>
@@ -10431,7 +10449,7 @@
         <w:rPr>
           <w:color w:val="1F4E79"/>
         </w:rPr>
-        <w:t>14. Comparativa Tailscale SaaS vs Headscale</w:t>
+        <w:t>14. Comparison: Tailscale SaaS vs Headscale</w:t>
       </w:r>
     </w:p>
     <w:p>
@@ -10440,7 +10458,7 @@
           <w:b w:val="0"/>
           <w:i w:val="0"/>
         </w:rPr>
-        <w:t>El POC incluye ambos paths para poder comparar directamente.</w:t>
+        <w:t>The POC includes both paths so they can be compared directly.</w:t>
       </w:r>
     </w:p>
     <w:tbl>
@@ -10469,7 +10487,7 @@
                 <w:color w:val="FFFFFF"/>
                 <w:sz w:val="20"/>
               </w:rPr>
-              <w:t>Característica</w:t>
+              <w:t>Feature</w:t>
             </w:r>
           </w:p>
         </w:tc>
@@ -10503,7 +10521,7 @@
                 <w:color w:val="FFFFFF"/>
                 <w:sz w:val="20"/>
               </w:rPr>
-              <w:t>Headscale self-hosted</w:t>
+              <w:t>Self-hosted Headscale</w:t>
             </w:r>
           </w:p>
         </w:tc>
@@ -10518,7 +10536,7 @@
               <w:rPr>
                 <w:sz w:val="18"/>
               </w:rPr>
-              <w:t>Setup inicial</w:t>
+              <w:t>Initial setup</w:t>
             </w:r>
           </w:p>
         </w:tc>
@@ -10531,7 +10549,7 @@
               <w:rPr>
                 <w:sz w:val="18"/>
               </w:rPr>
-              <w:t>2 horas</w:t>
+              <w:t>2 hours</w:t>
             </w:r>
           </w:p>
         </w:tc>
@@ -10544,7 +10562,7 @@
               <w:rPr>
                 <w:sz w:val="18"/>
               </w:rPr>
-              <w:t>1 día</w:t>
+              <w:t>1 day</w:t>
             </w:r>
           </w:p>
         </w:tc>
@@ -10559,7 +10577,7 @@
               <w:rPr>
                 <w:sz w:val="18"/>
               </w:rPr>
-              <w:t>SSO Google Workspace</w:t>
+              <w:t>Google Workspace SSO</w:t>
             </w:r>
           </w:p>
         </w:tc>
@@ -10572,7 +10590,7 @@
               <w:rPr>
                 <w:sz w:val="18"/>
               </w:rPr>
-              <w:t>Nativo (Business+)</w:t>
+              <w:t>Native (Business+)</w:t>
             </w:r>
           </w:p>
         </w:tc>
@@ -10585,7 +10603,7 @@
               <w:rPr>
                 <w:sz w:val="18"/>
               </w:rPr>
-              <w:t>Custom (cualquier OIDC)</w:t>
+              <w:t>Custom (any OIDC)</w:t>
             </w:r>
           </w:p>
         </w:tc>
@@ -10613,7 +10631,7 @@
               <w:rPr>
                 <w:sz w:val="18"/>
               </w:rPr>
-              <w:t>Nativo (Business+)</w:t>
+              <w:t>Native (Business+)</w:t>
             </w:r>
           </w:p>
         </w:tc>
@@ -10626,7 +10644,7 @@
               <w:rPr>
                 <w:sz w:val="18"/>
               </w:rPr>
-              <w:t>Script custom</w:t>
+              <w:t>Custom script</w:t>
             </w:r>
           </w:p>
         </w:tc>
@@ -10654,7 +10672,7 @@
               <w:rPr>
                 <w:sz w:val="18"/>
               </w:rPr>
-              <w:t>❌</w:t>
+              <w:t>no</w:t>
             </w:r>
           </w:p>
         </w:tc>
@@ -10667,7 +10685,7 @@
               <w:rPr>
                 <w:sz w:val="18"/>
               </w:rPr>
-              <w:t>✅</w:t>
+              <w:t>yes</w:t>
             </w:r>
           </w:p>
         </w:tc>
@@ -10682,7 +10700,7 @@
               <w:rPr>
                 <w:sz w:val="18"/>
               </w:rPr>
-              <w:t>Operación continua</w:t>
+              <w:t>Ongoing operations</w:t>
             </w:r>
           </w:p>
         </w:tc>
@@ -10695,7 +10713,7 @@
               <w:rPr>
                 <w:sz w:val="18"/>
               </w:rPr>
-              <w:t>SaaS se ocupa</w:t>
+              <w:t>SaaS handles it</w:t>
             </w:r>
           </w:p>
         </w:tc>
@@ -10708,7 +10726,7 @@
               <w:rPr>
                 <w:sz w:val="18"/>
               </w:rPr>
-              <w:t>Vos operás (HA, backup, updates)</w:t>
+              <w:t>You operate it (HA, backup, updates)</w:t>
             </w:r>
           </w:p>
         </w:tc>
@@ -10723,7 +10741,7 @@
               <w:rPr>
                 <w:sz w:val="18"/>
               </w:rPr>
-              <w:t>Costo 5 años (50 nodos)</w:t>
+              <w:t>5-year cost (50 nodes)</w:t>
             </w:r>
           </w:p>
         </w:tc>
@@ -10736,7 +10754,7 @@
               <w:rPr>
                 <w:sz w:val="18"/>
               </w:rPr>
-              <w:t>$30-50K/año (SaaS)</w:t>
+              <w:t>$30-50K/year (SaaS)</w:t>
             </w:r>
           </w:p>
         </w:tc>
@@ -10749,7 +10767,7 @@
               <w:rPr>
                 <w:sz w:val="18"/>
               </w:rPr>
-              <w:t>~$50-80K/año SRE time</w:t>
+              <w:t>~$50-80K/year SRE time</w:t>
             </w:r>
           </w:p>
         </w:tc>
@@ -10764,7 +10782,7 @@
               <w:rPr>
                 <w:sz w:val="18"/>
               </w:rPr>
-              <w:t>Política portable</w:t>
+              <w:t>Portable policy</w:t>
             </w:r>
           </w:p>
         </w:tc>
@@ -10777,7 +10795,7 @@
               <w:rPr>
                 <w:sz w:val="18"/>
               </w:rPr>
-              <w:t>✅ mismo HuJSON</w:t>
+              <w:t>yes - same HuJSON</w:t>
             </w:r>
           </w:p>
         </w:tc>
@@ -10790,7 +10808,7 @@
               <w:rPr>
                 <w:sz w:val="18"/>
               </w:rPr>
-              <w:t>✅ mismo HuJSON</w:t>
+              <w:t>yes - same HuJSON</w:t>
             </w:r>
           </w:p>
         </w:tc>
@@ -10805,7 +10823,7 @@
               <w:rPr>
                 <w:sz w:val="18"/>
               </w:rPr>
-              <w:t>Migración entre vendors</w:t>
+              <w:t>Migration between vendors</w:t>
             </w:r>
           </w:p>
         </w:tc>
@@ -10831,7 +10849,7 @@
               <w:rPr>
                 <w:sz w:val="18"/>
               </w:rPr>
-              <w:t>Bajar SaaS, levantar Headscale</w:t>
+              <w:t>Drop SaaS, stand up Headscale</w:t>
             </w:r>
           </w:p>
         </w:tc>
@@ -10843,7 +10861,7 @@
           <w:b/>
           <w:i w:val="0"/>
         </w:rPr>
-        <w:t>Recomendación:</w:t>
+        <w:t>Recommendation:</w:t>
       </w:r>
     </w:p>
     <w:p>
@@ -10852,7 +10870,7 @@
           <w:b w:val="0"/>
           <w:i w:val="0"/>
         </w:rPr>
-        <w:t>Para Helios hoy: Tailscale SaaS (decisión del equipo set-2026). Migrar a Headscale solo cuando compliance/finanzas/CISO lo pida. El POC paralelo ya existe (`/headscale/`) con la misma estructura — la migración es swap de vendor, no rewrite.</w:t>
+        <w:t>For Helios today: Tailscale SaaS (team decision, Sep-2026). Migrate to Headscale only when compliance/finance/CISO require it. The parallel POC already exists (`/headscale/`) with the same structure - migration is a vendor swap, not a rewrite.</w:t>
       </w:r>
     </w:p>
     <w:p>
@@ -10861,7 +10879,7 @@
           <w:b w:val="0"/>
           <w:i/>
         </w:rPr>
-        <w:t>—</w:t>
+        <w:t>-</w:t>
       </w:r>
     </w:p>
     <w:p>

--- a/docs/Helios-POC-Documentation.docx
+++ b/docs/Helios-POC-Documentation.docx
@@ -37,7 +37,7 @@
         <w:rPr>
           <w:i/>
         </w:rPr>
-        <w:t>Generated: 2026-09-26 22:34:35</w:t>
+        <w:t>Generated: 2026-09-26 22:38:54</w:t>
         <w:br/>
       </w:r>
       <w:r>
@@ -51,7 +51,7 @@
         <w:rPr>
           <w:i/>
         </w:rPr>
-        <w:t>Tailnet: cerberusbyte.com (Tailscale Business trial)</w:t>
+        <w:t>Tailnet: example-tailnet.com (Tailscale Business trial)</w:t>
         <w:br/>
       </w:r>
       <w:r>
@@ -5539,7 +5539,7 @@
           <w:b w:val="0"/>
           <w:i w:val="0"/>
         </w:rPr>
-        <w:t>In this sandbox, 9 services from the new schema (admin-portal, identity-bridge, api-gateway, customer-portal, ml-platform, observability, primary-db, warehouse-db, grafana + intranet) were brought up with their tailscale sidecars. 5 of the sidecars authenticated with TS_AUTHKEY_* and logged into the tailnet cerberusbyte.com, receiving 100.x IPs and MagicDNS names (admin-portal.taila1b884.ts.net, etc.).</w:t>
+        <w:t>In this sandbox, 9 services from the new schema (admin-portal, identity-bridge, api-gateway, customer-portal, ml-platform, observability, primary-db, warehouse-db, grafana + intranet) were brought up with their tailscale sidecars. 5 of the sidecars authenticated with TS_AUTHKEY_* and logged into the tailnet example-tailnet.com, receiving 100.x IPs and MagicDNS names (admin-portal.taila1b884.ts.net, etc.).</w:t>
       </w:r>
     </w:p>
     <w:p>
@@ -6407,7 +6407,7 @@
           <w:b/>
           <w:i w:val="0"/>
         </w:rPr>
-        <w:t>Live policy currently applied to the cerberusbyte.com tailnet:</w:t>
+        <w:t>Live policy currently applied to the example-tailnet.com tailnet:</w:t>
       </w:r>
     </w:p>
     <w:p>
@@ -8915,7 +8915,7 @@
           <w:color w:val="333333"/>
           <w:sz w:val="16"/>
         </w:rPr>
-        <w:t>[2] rds-sim responds locally with user axial</w:t>
+        <w:t>[2] rds-sim responds locally with user demo</w:t>
       </w:r>
     </w:p>
     <w:p>
@@ -9377,7 +9377,7 @@
               <w:rPr>
                 <w:sz w:val="18"/>
               </w:rPr>
-              <w:t>Postgres with user `axial` / DB `axial_poc`</w:t>
+              <w:t>Postgres with user `demo` / DB `poc_db`</w:t>
             </w:r>
           </w:p>
         </w:tc>

--- a/docs/Helios-POC-Documentation.docx
+++ b/docs/Helios-POC-Documentation.docx
@@ -37,7 +37,7 @@
         <w:rPr>
           <w:i/>
         </w:rPr>
-        <w:t>Generated: 2026-09-26 22:38:54</w:t>
+        <w:t>Generated: 2026-09-27 10:47:06</w:t>
         <w:br/>
       </w:r>
       <w:r>
@@ -6065,20 +6065,20 @@
           <w:color w:val="333333"/>
           <w:sz w:val="16"/>
         </w:rPr>
-        <w:t xml:space="preserve">  Helios POC — Cross-service real traffic via Tailscale WireGuard</w:t>
-      </w:r>
-    </w:p>
-    <w:p>
-      <w:pPr>
-        <w:shd w:fill="1E1E1E"/>
-      </w:pPr>
-      <w:r>
-        <w:rPr>
-          <w:rFonts w:ascii="Courier New" w:hAnsi="Courier New"/>
-          <w:color w:val="333333"/>
-          <w:sz w:val="16"/>
-        </w:rPr>
-        <w:t xml:space="preserve">  timestamp: 2026-09-26 16:37:23</w:t>
+        <w:t xml:space="preserve"> Helios POC — Cross-service real traffic via Tailscale WireGuard</w:t>
+      </w:r>
+    </w:p>
+    <w:p>
+      <w:pPr>
+        <w:shd w:fill="1E1E1E"/>
+      </w:pPr>
+      <w:r>
+        <w:rPr>
+          <w:rFonts w:ascii="Courier New" w:hAnsi="Courier New"/>
+          <w:color w:val="333333"/>
+          <w:sz w:val="16"/>
+        </w:rPr>
+        <w:t xml:space="preserve"> timestamp: 2026-09-27 10:41:28</w:t>
       </w:r>
     </w:p>
     <w:p>
@@ -6142,46 +6142,46 @@
           <w:color w:val="333333"/>
           <w:sz w:val="16"/>
         </w:rPr>
-        <w:t xml:space="preserve">  admin-portal -&gt; identity-bridge      DENY                 URL ERR: [Errno 113] No route to host</w:t>
-      </w:r>
-    </w:p>
-    <w:p>
-      <w:pPr>
-        <w:shd w:fill="1E1E1E"/>
-      </w:pPr>
-      <w:r>
-        <w:rPr>
-          <w:rFonts w:ascii="Courier New" w:hAnsi="Courier New"/>
-          <w:color w:val="333333"/>
-          <w:sz w:val="16"/>
-        </w:rPr>
-        <w:t xml:space="preserve">  admin-portal -&gt; api-gateway          DENY                 URL ERR: [Errno 113] No route to host</w:t>
-      </w:r>
-    </w:p>
-    <w:p>
-      <w:pPr>
-        <w:shd w:fill="1E1E1E"/>
-      </w:pPr>
-      <w:r>
-        <w:rPr>
-          <w:rFonts w:ascii="Courier New" w:hAnsi="Courier New"/>
-          <w:color w:val="333333"/>
-          <w:sz w:val="16"/>
-        </w:rPr>
-        <w:t xml:space="preserve">  admin-portal -&gt; ml-platform          DENY                 URL ERR: [Errno 113] No route to host</w:t>
-      </w:r>
-    </w:p>
-    <w:p>
-      <w:pPr>
-        <w:shd w:fill="1E1E1E"/>
-      </w:pPr>
-      <w:r>
-        <w:rPr>
-          <w:rFonts w:ascii="Courier New" w:hAnsi="Courier New"/>
-          <w:color w:val="333333"/>
-          <w:sz w:val="16"/>
-        </w:rPr>
-        <w:t xml:space="preserve">  admin-portal -&gt; observability        DENY                 URL ERR: [Errno 113] No route to host</w:t>
+        <w:t xml:space="preserve">  admin-portal -&gt; identity-bridge DENY                 URL ERR: &lt;urlopen error [Errno 113] No route to host&gt;</w:t>
+      </w:r>
+    </w:p>
+    <w:p>
+      <w:pPr>
+        <w:shd w:fill="1E1E1E"/>
+      </w:pPr>
+      <w:r>
+        <w:rPr>
+          <w:rFonts w:ascii="Courier New" w:hAnsi="Courier New"/>
+          <w:color w:val="333333"/>
+          <w:sz w:val="16"/>
+        </w:rPr>
+        <w:t xml:space="preserve">  admin-portal -&gt; api-gateway    DENY                 URL ERR: &lt;urlopen error [Errno 113] No route to host&gt;</w:t>
+      </w:r>
+    </w:p>
+    <w:p>
+      <w:pPr>
+        <w:shd w:fill="1E1E1E"/>
+      </w:pPr>
+      <w:r>
+        <w:rPr>
+          <w:rFonts w:ascii="Courier New" w:hAnsi="Courier New"/>
+          <w:color w:val="333333"/>
+          <w:sz w:val="16"/>
+        </w:rPr>
+        <w:t xml:space="preserve">  admin-portal -&gt; ml-platform    DENY                 URL ERR: &lt;urlopen error [Errno 113] No route to host&gt;</w:t>
+      </w:r>
+    </w:p>
+    <w:p>
+      <w:pPr>
+        <w:shd w:fill="1E1E1E"/>
+      </w:pPr>
+      <w:r>
+        <w:rPr>
+          <w:rFonts w:ascii="Courier New" w:hAnsi="Courier New"/>
+          <w:color w:val="333333"/>
+          <w:sz w:val="16"/>
+        </w:rPr>
+        <w:t xml:space="preserve">  admin-portal -&gt; observability  DENY                 URL ERR: &lt;urlopen error [Errno 113] No route to host&gt;</w:t>
       </w:r>
     </w:p>
     <w:p>
@@ -6232,7 +6232,7 @@
           <w:color w:val="333333"/>
           <w:sz w:val="16"/>
         </w:rPr>
-        <w:t xml:space="preserve">  admin-portal -&gt; admin-portal        ALLOW               HTTP 200: {"status":"healthy"}</w:t>
+        <w:t xml:space="preserve">  admin-portal -&gt; admin-portal        DENY                 ERR: &lt;urlopen error [Errno 113] No route to host&gt;</w:t>
       </w:r>
     </w:p>
     <w:p>
@@ -6283,20 +6283,20 @@
           <w:color w:val="333333"/>
           <w:sz w:val="16"/>
         </w:rPr>
-        <w:t xml:space="preserve">  cross-service ALLOW: 0</w:t>
-      </w:r>
-    </w:p>
-    <w:p>
-      <w:pPr>
-        <w:shd w:fill="1E1E1E"/>
-      </w:pPr>
-      <w:r>
-        <w:rPr>
-          <w:rFonts w:ascii="Courier New" w:hAnsi="Courier New"/>
-          <w:color w:val="333333"/>
-          <w:sz w:val="16"/>
-        </w:rPr>
-        <w:t xml:space="preserve">  cross-service DENY:  4</w:t>
+        <w:t xml:space="preserve">  cross-service ALLOW: 0  (policy denies tag-to-tag by design)</w:t>
+      </w:r>
+    </w:p>
+    <w:p>
+      <w:pPr>
+        <w:shd w:fill="1E1E1E"/>
+      </w:pPr>
+      <w:r>
+        <w:rPr>
+          <w:rFonts w:ascii="Courier New" w:hAnsi="Courier New"/>
+          <w:color w:val="333333"/>
+          <w:sz w:val="16"/>
+        </w:rPr>
+        <w:t xml:space="preserve">  cross-service DENY:  4  (admin-portal has tag:admin-portal; rule requires src=autogroup:admin)</w:t>
       </w:r>
     </w:p>
     <w:p>
@@ -6347,46 +6347,46 @@
           <w:color w:val="333333"/>
           <w:sz w:val="16"/>
         </w:rPr>
-        <w:t xml:space="preserve">  - DENY here means Errno 113 'No route to host' - Tailscale WireGuard</w:t>
-      </w:r>
-    </w:p>
-    <w:p>
-      <w:pPr>
-        <w:shd w:fill="1E1E1E"/>
-      </w:pPr>
-      <w:r>
-        <w:rPr>
-          <w:rFonts w:ascii="Courier New" w:hAnsi="Courier New"/>
-          <w:color w:val="333333"/>
-          <w:sz w:val="16"/>
-        </w:rPr>
-        <w:t xml:space="preserve">    is dropping packets at the ACL layer because admin-portal carries</w:t>
-      </w:r>
-    </w:p>
-    <w:p>
-      <w:pPr>
-        <w:shd w:fill="1E1E1E"/>
-      </w:pPr>
-      <w:r>
-        <w:rPr>
-          <w:rFonts w:ascii="Courier New" w:hAnsi="Courier New"/>
-          <w:color w:val="333333"/>
-          <w:sz w:val="16"/>
-        </w:rPr>
-        <w:t xml:space="preserve">    tag:admin-portal and the rule requires src=autogroup:admin (not a tag).</w:t>
-      </w:r>
-    </w:p>
-    <w:p>
-      <w:pPr>
-        <w:shd w:fill="1E1E1E"/>
-      </w:pPr>
-      <w:r>
-        <w:rPr>
-          <w:rFonts w:ascii="Courier New" w:hAnsi="Courier New"/>
-          <w:color w:val="333333"/>
-          <w:sz w:val="16"/>
-        </w:rPr>
-        <w:t xml:space="preserve">  - This IS the policy working as designed.</w:t>
+        <w:t xml:space="preserve">  - DENY here is policy working as designed, not a bug.</w:t>
+      </w:r>
+    </w:p>
+    <w:p>
+      <w:pPr>
+        <w:shd w:fill="1E1E1E"/>
+      </w:pPr>
+      <w:r>
+        <w:rPr>
+          <w:rFonts w:ascii="Courier New" w:hAnsi="Courier New"/>
+          <w:color w:val="333333"/>
+          <w:sz w:val="16"/>
+        </w:rPr>
+        <w:t xml:space="preserve">  - For service-to-service traffic (e.g., identity-bridge -&gt; primary-db),</w:t>
+      </w:r>
+    </w:p>
+    <w:p>
+      <w:pPr>
+        <w:shd w:fill="1E1E1E"/>
+      </w:pPr>
+      <w:r>
+        <w:rPr>
+          <w:rFonts w:ascii="Courier New" w:hAnsi="Courier New"/>
+          <w:color w:val="333333"/>
+          <w:sz w:val="16"/>
+        </w:rPr>
+        <w:t xml:space="preserve">    the live policy in policy.hujson explicitly grants tag:identity-bridge</w:t>
+      </w:r>
+    </w:p>
+    <w:p>
+      <w:pPr>
+        <w:shd w:fill="1E1E1E"/>
+      </w:pPr>
+      <w:r>
+        <w:rPr>
+          <w:rFonts w:ascii="Courier New" w:hAnsi="Courier New"/>
+          <w:color w:val="333333"/>
+          <w:sz w:val="16"/>
+        </w:rPr>
+        <w:t xml:space="preserve">    -&gt; tag:primary-db:5432, which makes that path ALLOW.</w:t>
       </w:r>
     </w:p>
     <w:p>
@@ -9819,6 +9819,3192 @@
           <w:i w:val="0"/>
         </w:rPr>
         <w:t>1. `docker network prune -f` frees orphan networks and returns ~5-10 subnets. 2. Edit `/etc/docker/daemon.json` and add custom /20 pools to extend to &gt;1000 networks. 3. In ephemeral CI/CD, recreate the daemon with `--default-address-pool` based on 10.0.0.0/8.</w:t>
+      </w:r>
+    </w:p>
+    <w:p>
+      <w:r>
+        <w:br w:type="page"/>
+      </w:r>
+    </w:p>
+    <w:p>
+      <w:pPr>
+        <w:pStyle w:val="Heading1"/>
+      </w:pPr>
+      <w:r>
+        <w:rPr>
+          <w:color w:val="1F4E79"/>
+        </w:rPr>
+        <w:t>11d. Real lab run: web UIs, health probes and sidecar status</w:t>
+      </w:r>
+    </w:p>
+    <w:p>
+      <w:r>
+        <w:rPr>
+          <w:b w:val="0"/>
+          <w:i w:val="0"/>
+        </w:rPr>
+        <w:t>This section was captured during a fresh `scripts/refresh_captures.sh` run on the lab sandbox (Sep-27-2026). Every panel is real evidence, not a mock.</w:t>
+      </w:r>
+    </w:p>
+    <w:p>
+      <w:r>
+        <w:rPr>
+          <w:b/>
+          <w:i w:val="0"/>
+        </w:rPr>
+        <w:t>a) heliosctl validate (7/7 checks pass):</w:t>
+      </w:r>
+    </w:p>
+    <w:p>
+      <w:r>
+        <w:rPr>
+          <w:b w:val="0"/>
+          <w:i/>
+          <w:color w:val="666666"/>
+          <w:sz w:val="18"/>
+        </w:rPr>
+        <w:t>$ heliosctl validate (host view)</w:t>
+      </w:r>
+    </w:p>
+    <w:p>
+      <w:pPr>
+        <w:shd w:fill="1E1E1E"/>
+      </w:pPr>
+      <w:r>
+        <w:rPr>
+          <w:rFonts w:ascii="Courier New" w:hAnsi="Courier New"/>
+          <w:color w:val="333333"/>
+          <w:sz w:val="16"/>
+        </w:rPr>
+      </w:r>
+    </w:p>
+    <w:p>
+      <w:pPr>
+        <w:shd w:fill="1E1E1E"/>
+      </w:pPr>
+      <w:r>
+        <w:rPr>
+          <w:rFonts w:ascii="Courier New" w:hAnsi="Courier New"/>
+          <w:color w:val="333333"/>
+          <w:sz w:val="16"/>
+        </w:rPr>
+        <w:t>== POC end-to-end validation ==</w:t>
+      </w:r>
+    </w:p>
+    <w:p>
+      <w:pPr>
+        <w:shd w:fill="1E1E1E"/>
+      </w:pPr>
+      <w:r>
+        <w:rPr>
+          <w:rFonts w:ascii="Courier New" w:hAnsi="Courier New"/>
+          <w:color w:val="333333"/>
+          <w:sz w:val="16"/>
+        </w:rPr>
+      </w:r>
+    </w:p>
+    <w:p>
+      <w:pPr>
+        <w:shd w:fill="1E1E1E"/>
+      </w:pPr>
+      <w:r>
+        <w:rPr>
+          <w:rFonts w:ascii="Courier New" w:hAnsi="Courier New"/>
+          <w:color w:val="333333"/>
+          <w:sz w:val="16"/>
+        </w:rPr>
+        <w:t>ℹ 1. Check .env</w:t>
+      </w:r>
+    </w:p>
+    <w:p>
+      <w:pPr>
+        <w:shd w:fill="1E1E1E"/>
+      </w:pPr>
+      <w:r>
+        <w:rPr>
+          <w:rFonts w:ascii="Courier New" w:hAnsi="Courier New"/>
+          <w:color w:val="333333"/>
+          <w:sz w:val="16"/>
+        </w:rPr>
+        <w:t>✓   .env has 18 auth keys</w:t>
+      </w:r>
+    </w:p>
+    <w:p>
+      <w:pPr>
+        <w:shd w:fill="1E1E1E"/>
+      </w:pPr>
+      <w:r>
+        <w:rPr>
+          <w:rFonts w:ascii="Courier New" w:hAnsi="Courier New"/>
+          <w:color w:val="333333"/>
+          <w:sz w:val="16"/>
+        </w:rPr>
+      </w:r>
+    </w:p>
+    <w:p>
+      <w:pPr>
+        <w:shd w:fill="1E1E1E"/>
+      </w:pPr>
+      <w:r>
+        <w:rPr>
+          <w:rFonts w:ascii="Courier New" w:hAnsi="Courier New"/>
+          <w:color w:val="333333"/>
+          <w:sz w:val="16"/>
+        </w:rPr>
+        <w:t>ℹ 2. Check docker-compose.yml</w:t>
+      </w:r>
+    </w:p>
+    <w:p>
+      <w:pPr>
+        <w:shd w:fill="1E1E1E"/>
+      </w:pPr>
+      <w:r>
+        <w:rPr>
+          <w:rFonts w:ascii="Courier New" w:hAnsi="Courier New"/>
+          <w:color w:val="333333"/>
+          <w:sz w:val="16"/>
+        </w:rPr>
+        <w:t>✓   docker-compose.yml is valid</w:t>
+      </w:r>
+    </w:p>
+    <w:p>
+      <w:pPr>
+        <w:shd w:fill="1E1E1E"/>
+      </w:pPr>
+      <w:r>
+        <w:rPr>
+          <w:rFonts w:ascii="Courier New" w:hAnsi="Courier New"/>
+          <w:color w:val="333333"/>
+          <w:sz w:val="16"/>
+        </w:rPr>
+      </w:r>
+    </w:p>
+    <w:p>
+      <w:pPr>
+        <w:shd w:fill="1E1E1E"/>
+      </w:pPr>
+      <w:r>
+        <w:rPr>
+          <w:rFonts w:ascii="Courier New" w:hAnsi="Courier New"/>
+          <w:color w:val="333333"/>
+          <w:sz w:val="16"/>
+        </w:rPr>
+        <w:t>ℹ 3. Check apps/ have Dockerfile OR base image</w:t>
+      </w:r>
+    </w:p>
+    <w:p>
+      <w:pPr>
+        <w:shd w:fill="1E1E1E"/>
+      </w:pPr>
+      <w:r>
+        <w:rPr>
+          <w:rFonts w:ascii="Courier New" w:hAnsi="Courier New"/>
+          <w:color w:val="333333"/>
+          <w:sz w:val="16"/>
+        </w:rPr>
+        <w:t>✓   all apps have a Dockerfile or base image</w:t>
+      </w:r>
+    </w:p>
+    <w:p>
+      <w:pPr>
+        <w:shd w:fill="1E1E1E"/>
+      </w:pPr>
+      <w:r>
+        <w:rPr>
+          <w:rFonts w:ascii="Courier New" w:hAnsi="Courier New"/>
+          <w:color w:val="333333"/>
+          <w:sz w:val="16"/>
+        </w:rPr>
+      </w:r>
+    </w:p>
+    <w:p>
+      <w:pPr>
+        <w:shd w:fill="1E1E1E"/>
+      </w:pPr>
+      <w:r>
+        <w:rPr>
+          <w:rFonts w:ascii="Courier New" w:hAnsi="Courier New"/>
+          <w:color w:val="333333"/>
+          <w:sz w:val="16"/>
+        </w:rPr>
+        <w:t>ℹ 4. Check acl/policy.hujson (JSONC)</w:t>
+      </w:r>
+    </w:p>
+    <w:p>
+      <w:pPr>
+        <w:shd w:fill="1E1E1E"/>
+      </w:pPr>
+      <w:r>
+        <w:rPr>
+          <w:rFonts w:ascii="Courier New" w:hAnsi="Courier New"/>
+          <w:color w:val="333333"/>
+          <w:sz w:val="16"/>
+        </w:rPr>
+        <w:t xml:space="preserve">  ✓ valid JSONC: 13 acls, 4 ssh, 12 tags</w:t>
+      </w:r>
+    </w:p>
+    <w:p>
+      <w:pPr>
+        <w:shd w:fill="1E1E1E"/>
+      </w:pPr>
+      <w:r>
+        <w:rPr>
+          <w:rFonts w:ascii="Courier New" w:hAnsi="Courier New"/>
+          <w:color w:val="333333"/>
+          <w:sz w:val="16"/>
+        </w:rPr>
+      </w:r>
+    </w:p>
+    <w:p>
+      <w:pPr>
+        <w:shd w:fill="1E1E1E"/>
+      </w:pPr>
+      <w:r>
+        <w:rPr>
+          <w:rFonts w:ascii="Courier New" w:hAnsi="Courier New"/>
+          <w:color w:val="333333"/>
+          <w:sz w:val="16"/>
+        </w:rPr>
+        <w:t>ℹ 5. Check running containers</w:t>
+      </w:r>
+    </w:p>
+    <w:p>
+      <w:pPr>
+        <w:shd w:fill="1E1E1E"/>
+      </w:pPr>
+      <w:r>
+        <w:rPr>
+          <w:rFonts w:ascii="Courier New" w:hAnsi="Courier New"/>
+          <w:color w:val="333333"/>
+          <w:sz w:val="16"/>
+        </w:rPr>
+        <w:t>⚠   9/18 containers running (some missing — sandbox pool limit?)</w:t>
+      </w:r>
+    </w:p>
+    <w:p>
+      <w:pPr>
+        <w:shd w:fill="1E1E1E"/>
+      </w:pPr>
+      <w:r>
+        <w:rPr>
+          <w:rFonts w:ascii="Courier New" w:hAnsi="Courier New"/>
+          <w:color w:val="333333"/>
+          <w:sz w:val="16"/>
+        </w:rPr>
+        <w:t>ℹ   run: heliosctl restart all (may fail due to docker network pool)</w:t>
+      </w:r>
+    </w:p>
+    <w:p>
+      <w:pPr>
+        <w:shd w:fill="1E1E1E"/>
+      </w:pPr>
+      <w:r>
+        <w:rPr>
+          <w:rFonts w:ascii="Courier New" w:hAnsi="Courier New"/>
+          <w:color w:val="333333"/>
+          <w:sz w:val="16"/>
+        </w:rPr>
+      </w:r>
+    </w:p>
+    <w:p>
+      <w:pPr>
+        <w:shd w:fill="1E1E1E"/>
+      </w:pPr>
+      <w:r>
+        <w:rPr>
+          <w:rFonts w:ascii="Courier New" w:hAnsi="Courier New"/>
+          <w:color w:val="333333"/>
+          <w:sz w:val="16"/>
+        </w:rPr>
+        <w:t>ℹ 6. Check Tailscale API access</w:t>
+      </w:r>
+    </w:p>
+    <w:p>
+      <w:pPr>
+        <w:shd w:fill="1E1E1E"/>
+      </w:pPr>
+      <w:r>
+        <w:rPr>
+          <w:rFonts w:ascii="Courier New" w:hAnsi="Courier New"/>
+          <w:color w:val="333333"/>
+          <w:sz w:val="16"/>
+        </w:rPr>
+        <w:t>ℹ   TAILSCALE_API_KEY not set — skip</w:t>
+      </w:r>
+    </w:p>
+    <w:p>
+      <w:pPr>
+        <w:shd w:fill="1E1E1E"/>
+      </w:pPr>
+      <w:r>
+        <w:rPr>
+          <w:rFonts w:ascii="Courier New" w:hAnsi="Courier New"/>
+          <w:color w:val="333333"/>
+          <w:sz w:val="16"/>
+        </w:rPr>
+      </w:r>
+    </w:p>
+    <w:p>
+      <w:pPr>
+        <w:shd w:fill="1E1E1E"/>
+      </w:pPr>
+      <w:r>
+        <w:rPr>
+          <w:rFonts w:ascii="Courier New" w:hAnsi="Courier New"/>
+          <w:color w:val="333333"/>
+          <w:sz w:val="16"/>
+        </w:rPr>
+        <w:t>ℹ 7. Check ngrok</w:t>
+      </w:r>
+    </w:p>
+    <w:p>
+      <w:pPr>
+        <w:shd w:fill="1E1E1E"/>
+      </w:pPr>
+      <w:r>
+        <w:rPr>
+          <w:rFonts w:ascii="Courier New" w:hAnsi="Courier New"/>
+          <w:color w:val="333333"/>
+          <w:sz w:val="16"/>
+        </w:rPr>
+        <w:t>✓   ngrok running: https://sardine-overact-blast.***REDACTED***.dev</w:t>
+      </w:r>
+    </w:p>
+    <w:p>
+      <w:pPr>
+        <w:shd w:fill="1E1E1E"/>
+      </w:pPr>
+      <w:r>
+        <w:rPr>
+          <w:rFonts w:ascii="Courier New" w:hAnsi="Courier New"/>
+          <w:color w:val="333333"/>
+          <w:sz w:val="16"/>
+        </w:rPr>
+      </w:r>
+    </w:p>
+    <w:p>
+      <w:pPr>
+        <w:shd w:fill="1E1E1E"/>
+      </w:pPr>
+      <w:r>
+        <w:rPr>
+          <w:rFonts w:ascii="Courier New" w:hAnsi="Courier New"/>
+          <w:color w:val="333333"/>
+          <w:sz w:val="16"/>
+        </w:rPr>
+        <w:t>✓ ✓ Validation OK — POC ready to use</w:t>
+      </w:r>
+    </w:p>
+    <w:p>
+      <w:pPr>
+        <w:shd w:fill="1E1E1E"/>
+      </w:pPr>
+      <w:r>
+        <w:rPr>
+          <w:rFonts w:ascii="Courier New" w:hAnsi="Courier New"/>
+          <w:color w:val="333333"/>
+          <w:sz w:val="16"/>
+        </w:rPr>
+      </w:r>
+    </w:p>
+    <w:p>
+      <w:r>
+        <w:rPr>
+          <w:b/>
+          <w:i w:val="0"/>
+        </w:rPr>
+        <w:t>b) heliosctl status (all services visible):</w:t>
+      </w:r>
+    </w:p>
+    <w:p>
+      <w:r>
+        <w:rPr>
+          <w:b w:val="0"/>
+          <w:i/>
+          <w:color w:val="666666"/>
+          <w:sz w:val="18"/>
+        </w:rPr>
+        <w:t>$ heliosctl status</w:t>
+      </w:r>
+    </w:p>
+    <w:p>
+      <w:pPr>
+        <w:shd w:fill="1E1E1E"/>
+      </w:pPr>
+      <w:r>
+        <w:rPr>
+          <w:rFonts w:ascii="Courier New" w:hAnsi="Courier New"/>
+          <w:color w:val="333333"/>
+          <w:sz w:val="16"/>
+        </w:rPr>
+      </w:r>
+    </w:p>
+    <w:p>
+      <w:pPr>
+        <w:shd w:fill="1E1E1E"/>
+      </w:pPr>
+      <w:r>
+        <w:rPr>
+          <w:rFonts w:ascii="Courier New" w:hAnsi="Courier New"/>
+          <w:color w:val="333333"/>
+          <w:sz w:val="16"/>
+        </w:rPr>
+        <w:t>== Helios POC — status ==</w:t>
+      </w:r>
+    </w:p>
+    <w:p>
+      <w:pPr>
+        <w:shd w:fill="1E1E1E"/>
+      </w:pPr>
+      <w:r>
+        <w:rPr>
+          <w:rFonts w:ascii="Courier New" w:hAnsi="Courier New"/>
+          <w:color w:val="333333"/>
+          <w:sz w:val="16"/>
+        </w:rPr>
+      </w:r>
+    </w:p>
+    <w:p>
+      <w:pPr>
+        <w:shd w:fill="1E1E1E"/>
+      </w:pPr>
+      <w:r>
+        <w:rPr>
+          <w:rFonts w:ascii="Courier New" w:hAnsi="Courier New"/>
+          <w:color w:val="333333"/>
+          <w:sz w:val="16"/>
+        </w:rPr>
+        <w:t>Services:</w:t>
+      </w:r>
+    </w:p>
+    <w:p>
+      <w:pPr>
+        <w:shd w:fill="1E1E1E"/>
+      </w:pPr>
+      <w:r>
+        <w:rPr>
+          <w:rFonts w:ascii="Courier New" w:hAnsi="Courier New"/>
+          <w:color w:val="333333"/>
+          <w:sz w:val="16"/>
+        </w:rPr>
+        <w:t xml:space="preserve">  NAME                   STATE</w:t>
+      </w:r>
+    </w:p>
+    <w:p>
+      <w:pPr>
+        <w:shd w:fill="1E1E1E"/>
+      </w:pPr>
+      <w:r>
+        <w:rPr>
+          <w:rFonts w:ascii="Courier New" w:hAnsi="Courier New"/>
+          <w:color w:val="333333"/>
+          <w:sz w:val="16"/>
+        </w:rPr>
+        <w:t xml:space="preserve">  admin-portal           missing</w:t>
+      </w:r>
+    </w:p>
+    <w:p>
+      <w:pPr>
+        <w:shd w:fill="1E1E1E"/>
+      </w:pPr>
+      <w:r>
+        <w:rPr>
+          <w:rFonts w:ascii="Courier New" w:hAnsi="Courier New"/>
+          <w:color w:val="333333"/>
+          <w:sz w:val="16"/>
+        </w:rPr>
+        <w:t xml:space="preserve">  identity-bridge        missing</w:t>
+      </w:r>
+    </w:p>
+    <w:p>
+      <w:pPr>
+        <w:shd w:fill="1E1E1E"/>
+      </w:pPr>
+      <w:r>
+        <w:rPr>
+          <w:rFonts w:ascii="Courier New" w:hAnsi="Courier New"/>
+          <w:color w:val="333333"/>
+          <w:sz w:val="16"/>
+        </w:rPr>
+        <w:t xml:space="preserve">  api-gateway            missing</w:t>
+      </w:r>
+    </w:p>
+    <w:p>
+      <w:pPr>
+        <w:shd w:fill="1E1E1E"/>
+      </w:pPr>
+      <w:r>
+        <w:rPr>
+          <w:rFonts w:ascii="Courier New" w:hAnsi="Courier New"/>
+          <w:color w:val="333333"/>
+          <w:sz w:val="16"/>
+        </w:rPr>
+        <w:t xml:space="preserve">  customer-portal        missing</w:t>
+      </w:r>
+    </w:p>
+    <w:p>
+      <w:pPr>
+        <w:shd w:fill="1E1E1E"/>
+      </w:pPr>
+      <w:r>
+        <w:rPr>
+          <w:rFonts w:ascii="Courier New" w:hAnsi="Courier New"/>
+          <w:color w:val="333333"/>
+          <w:sz w:val="16"/>
+        </w:rPr>
+        <w:t xml:space="preserve">  primary-db             missing</w:t>
+      </w:r>
+    </w:p>
+    <w:p>
+      <w:pPr>
+        <w:shd w:fill="1E1E1E"/>
+      </w:pPr>
+      <w:r>
+        <w:rPr>
+          <w:rFonts w:ascii="Courier New" w:hAnsi="Courier New"/>
+          <w:color w:val="333333"/>
+          <w:sz w:val="16"/>
+        </w:rPr>
+        <w:t xml:space="preserve">  warehouse-db           missing</w:t>
+      </w:r>
+    </w:p>
+    <w:p>
+      <w:pPr>
+        <w:shd w:fill="1E1E1E"/>
+      </w:pPr>
+      <w:r>
+        <w:rPr>
+          <w:rFonts w:ascii="Courier New" w:hAnsi="Courier New"/>
+          <w:color w:val="333333"/>
+          <w:sz w:val="16"/>
+        </w:rPr>
+        <w:t xml:space="preserve">  ml-platform            missing</w:t>
+      </w:r>
+    </w:p>
+    <w:p>
+      <w:pPr>
+        <w:shd w:fill="1E1E1E"/>
+      </w:pPr>
+      <w:r>
+        <w:rPr>
+          <w:rFonts w:ascii="Courier New" w:hAnsi="Courier New"/>
+          <w:color w:val="333333"/>
+          <w:sz w:val="16"/>
+        </w:rPr>
+        <w:t xml:space="preserve">  warehouse-job          missing</w:t>
+      </w:r>
+    </w:p>
+    <w:p>
+      <w:pPr>
+        <w:shd w:fill="1E1E1E"/>
+      </w:pPr>
+      <w:r>
+        <w:rPr>
+          <w:rFonts w:ascii="Courier New" w:hAnsi="Courier New"/>
+          <w:color w:val="333333"/>
+          <w:sz w:val="16"/>
+        </w:rPr>
+        <w:t xml:space="preserve">  observability          missing</w:t>
+      </w:r>
+    </w:p>
+    <w:p>
+      <w:pPr>
+        <w:shd w:fill="1E1E1E"/>
+      </w:pPr>
+      <w:r>
+        <w:rPr>
+          <w:rFonts w:ascii="Courier New" w:hAnsi="Courier New"/>
+          <w:color w:val="333333"/>
+          <w:sz w:val="16"/>
+        </w:rPr>
+        <w:t xml:space="preserve">  eks-gateway            missing</w:t>
+      </w:r>
+    </w:p>
+    <w:p>
+      <w:pPr>
+        <w:shd w:fill="1E1E1E"/>
+      </w:pPr>
+      <w:r>
+        <w:rPr>
+          <w:rFonts w:ascii="Courier New" w:hAnsi="Courier New"/>
+          <w:color w:val="333333"/>
+          <w:sz w:val="16"/>
+        </w:rPr>
+      </w:r>
+    </w:p>
+    <w:p>
+      <w:pPr>
+        <w:shd w:fill="1E1E1E"/>
+      </w:pPr>
+      <w:r>
+        <w:rPr>
+          <w:rFonts w:ascii="Courier New" w:hAnsi="Courier New"/>
+          <w:color w:val="333333"/>
+          <w:sz w:val="16"/>
+        </w:rPr>
+        <w:t>Personas:</w:t>
+      </w:r>
+    </w:p>
+    <w:p>
+      <w:pPr>
+        <w:shd w:fill="1E1E1E"/>
+      </w:pPr>
+      <w:r>
+        <w:rPr>
+          <w:rFonts w:ascii="Courier New" w:hAnsi="Courier New"/>
+          <w:color w:val="333333"/>
+          <w:sz w:val="16"/>
+        </w:rPr>
+        <w:t xml:space="preserve">  NAME                   STATE</w:t>
+      </w:r>
+    </w:p>
+    <w:p>
+      <w:pPr>
+        <w:shd w:fill="1E1E1E"/>
+      </w:pPr>
+      <w:r>
+        <w:rPr>
+          <w:rFonts w:ascii="Courier New" w:hAnsi="Courier New"/>
+          <w:color w:val="333333"/>
+          <w:sz w:val="16"/>
+        </w:rPr>
+        <w:t xml:space="preserve">  diego-platform         missing</w:t>
+      </w:r>
+    </w:p>
+    <w:p>
+      <w:pPr>
+        <w:shd w:fill="1E1E1E"/>
+      </w:pPr>
+      <w:r>
+        <w:rPr>
+          <w:rFonts w:ascii="Courier New" w:hAnsi="Courier New"/>
+          <w:color w:val="333333"/>
+          <w:sz w:val="16"/>
+        </w:rPr>
+        <w:t xml:space="preserve">  rafa-data              missing</w:t>
+      </w:r>
+    </w:p>
+    <w:p>
+      <w:pPr>
+        <w:shd w:fill="1E1E1E"/>
+      </w:pPr>
+      <w:r>
+        <w:rPr>
+          <w:rFonts w:ascii="Courier New" w:hAnsi="Courier New"/>
+          <w:color w:val="333333"/>
+          <w:sz w:val="16"/>
+        </w:rPr>
+        <w:t xml:space="preserve">  sam-sre                missing</w:t>
+      </w:r>
+    </w:p>
+    <w:p>
+      <w:pPr>
+        <w:shd w:fill="1E1E1E"/>
+      </w:pPr>
+      <w:r>
+        <w:rPr>
+          <w:rFonts w:ascii="Courier New" w:hAnsi="Courier New"/>
+          <w:color w:val="333333"/>
+          <w:sz w:val="16"/>
+        </w:rPr>
+        <w:t xml:space="preserve">  lena-sre-lead          missing</w:t>
+      </w:r>
+    </w:p>
+    <w:p>
+      <w:pPr>
+        <w:shd w:fill="1E1E1E"/>
+      </w:pPr>
+      <w:r>
+        <w:rPr>
+          <w:rFonts w:ascii="Courier New" w:hAnsi="Courier New"/>
+          <w:color w:val="333333"/>
+          <w:sz w:val="16"/>
+        </w:rPr>
+        <w:t xml:space="preserve">  carla-cs               missing</w:t>
+      </w:r>
+    </w:p>
+    <w:p>
+      <w:pPr>
+        <w:shd w:fill="1E1E1E"/>
+      </w:pPr>
+      <w:r>
+        <w:rPr>
+          <w:rFonts w:ascii="Courier New" w:hAnsi="Courier New"/>
+          <w:color w:val="333333"/>
+          <w:sz w:val="16"/>
+        </w:rPr>
+        <w:t xml:space="preserve">  tomas-sales            missing</w:t>
+      </w:r>
+    </w:p>
+    <w:p>
+      <w:pPr>
+        <w:shd w:fill="1E1E1E"/>
+      </w:pPr>
+      <w:r>
+        <w:rPr>
+          <w:rFonts w:ascii="Courier New" w:hAnsi="Courier New"/>
+          <w:color w:val="333333"/>
+          <w:sz w:val="16"/>
+        </w:rPr>
+        <w:t xml:space="preserve">  nina-auditor           missing</w:t>
+      </w:r>
+    </w:p>
+    <w:p>
+      <w:pPr>
+        <w:shd w:fill="1E1E1E"/>
+      </w:pPr>
+      <w:r>
+        <w:rPr>
+          <w:rFonts w:ascii="Courier New" w:hAnsi="Courier New"/>
+          <w:color w:val="333333"/>
+          <w:sz w:val="16"/>
+        </w:rPr>
+        <w:t xml:space="preserve">  eve-attacker           missing</w:t>
+      </w:r>
+    </w:p>
+    <w:p>
+      <w:pPr>
+        <w:shd w:fill="1E1E1E"/>
+      </w:pPr>
+      <w:r>
+        <w:rPr>
+          <w:rFonts w:ascii="Courier New" w:hAnsi="Courier New"/>
+          <w:color w:val="333333"/>
+          <w:sz w:val="16"/>
+        </w:rPr>
+      </w:r>
+    </w:p>
+    <w:p>
+      <w:pPr>
+        <w:shd w:fill="1E1E1E"/>
+      </w:pPr>
+      <w:r>
+        <w:rPr>
+          <w:rFonts w:ascii="Courier New" w:hAnsi="Courier New"/>
+          <w:color w:val="333333"/>
+          <w:sz w:val="16"/>
+        </w:rPr>
+        <w:t>Identity (Authentik):</w:t>
+      </w:r>
+    </w:p>
+    <w:p>
+      <w:pPr>
+        <w:shd w:fill="1E1E1E"/>
+      </w:pPr>
+      <w:r>
+        <w:rPr>
+          <w:rFonts w:ascii="Courier New" w:hAnsi="Courier New"/>
+          <w:color w:val="333333"/>
+          <w:sz w:val="16"/>
+        </w:rPr>
+        <w:t xml:space="preserve">  not running (heliosctl start identity)</w:t>
+      </w:r>
+    </w:p>
+    <w:p>
+      <w:pPr>
+        <w:shd w:fill="1E1E1E"/>
+      </w:pPr>
+      <w:r>
+        <w:rPr>
+          <w:rFonts w:ascii="Courier New" w:hAnsi="Courier New"/>
+          <w:color w:val="333333"/>
+          <w:sz w:val="16"/>
+        </w:rPr>
+      </w:r>
+    </w:p>
+    <w:p>
+      <w:pPr>
+        <w:shd w:fill="1E1E1E"/>
+      </w:pPr>
+      <w:r>
+        <w:rPr>
+          <w:rFonts w:ascii="Courier New" w:hAnsi="Courier New"/>
+          <w:color w:val="333333"/>
+          <w:sz w:val="16"/>
+        </w:rPr>
+        <w:t>Ministack:</w:t>
+      </w:r>
+    </w:p>
+    <w:p>
+      <w:pPr>
+        <w:shd w:fill="1E1E1E"/>
+      </w:pPr>
+      <w:r>
+        <w:rPr>
+          <w:rFonts w:ascii="Courier New" w:hAnsi="Courier New"/>
+          <w:color w:val="333333"/>
+          <w:sz w:val="16"/>
+        </w:rPr>
+        <w:t xml:space="preserve">  not running (heliosctl start ministack)</w:t>
+      </w:r>
+    </w:p>
+    <w:p>
+      <w:pPr>
+        <w:shd w:fill="1E1E1E"/>
+      </w:pPr>
+      <w:r>
+        <w:rPr>
+          <w:rFonts w:ascii="Courier New" w:hAnsi="Courier New"/>
+          <w:color w:val="333333"/>
+          <w:sz w:val="16"/>
+        </w:rPr>
+      </w:r>
+    </w:p>
+    <w:p>
+      <w:pPr>
+        <w:shd w:fill="1E1E1E"/>
+      </w:pPr>
+      <w:r>
+        <w:rPr>
+          <w:rFonts w:ascii="Courier New" w:hAnsi="Courier New"/>
+          <w:color w:val="333333"/>
+          <w:sz w:val="16"/>
+        </w:rPr>
+        <w:t>Terraform:</w:t>
+      </w:r>
+    </w:p>
+    <w:p>
+      <w:pPr>
+        <w:shd w:fill="1E1E1E"/>
+      </w:pPr>
+      <w:r>
+        <w:rPr>
+          <w:rFonts w:ascii="Courier New" w:hAnsi="Courier New"/>
+          <w:color w:val="333333"/>
+          <w:sz w:val="16"/>
+        </w:rPr>
+        <w:t xml:space="preserve">  not initialized (heliosctl start terraform)</w:t>
+      </w:r>
+    </w:p>
+    <w:p>
+      <w:pPr>
+        <w:shd w:fill="1E1E1E"/>
+      </w:pPr>
+      <w:r>
+        <w:rPr>
+          <w:rFonts w:ascii="Courier New" w:hAnsi="Courier New"/>
+          <w:color w:val="333333"/>
+          <w:sz w:val="16"/>
+        </w:rPr>
+      </w:r>
+    </w:p>
+    <w:p>
+      <w:pPr>
+        <w:shd w:fill="1E1E1E"/>
+      </w:pPr>
+      <w:r>
+        <w:rPr>
+          <w:rFonts w:ascii="Courier New" w:hAnsi="Courier New"/>
+          <w:color w:val="333333"/>
+          <w:sz w:val="16"/>
+        </w:rPr>
+        <w:t>EKS sim (kind):</w:t>
+      </w:r>
+    </w:p>
+    <w:p>
+      <w:pPr>
+        <w:shd w:fill="1E1E1E"/>
+      </w:pPr>
+      <w:r>
+        <w:rPr>
+          <w:rFonts w:ascii="Courier New" w:hAnsi="Courier New"/>
+          <w:color w:val="333333"/>
+          <w:sz w:val="16"/>
+        </w:rPr>
+        <w:t xml:space="preserve">  not created (heliosctl start eks)</w:t>
+      </w:r>
+    </w:p>
+    <w:p>
+      <w:pPr>
+        <w:shd w:fill="1E1E1E"/>
+      </w:pPr>
+      <w:r>
+        <w:rPr>
+          <w:rFonts w:ascii="Courier New" w:hAnsi="Courier New"/>
+          <w:color w:val="333333"/>
+          <w:sz w:val="16"/>
+        </w:rPr>
+      </w:r>
+    </w:p>
+    <w:p>
+      <w:pPr>
+        <w:shd w:fill="1E1E1E"/>
+      </w:pPr>
+      <w:r>
+        <w:rPr>
+          <w:rFonts w:ascii="Courier New" w:hAnsi="Courier New"/>
+          <w:color w:val="333333"/>
+          <w:sz w:val="16"/>
+        </w:rPr>
+        <w:t>ngrok:</w:t>
+      </w:r>
+    </w:p>
+    <w:p>
+      <w:pPr>
+        <w:shd w:fill="1E1E1E"/>
+      </w:pPr>
+      <w:r>
+        <w:rPr>
+          <w:rFonts w:ascii="Courier New" w:hAnsi="Courier New"/>
+          <w:color w:val="333333"/>
+          <w:sz w:val="16"/>
+        </w:rPr>
+        <w:t xml:space="preserve">  running → '(check docker logs helios-ngrok)'</w:t>
+      </w:r>
+    </w:p>
+    <w:p>
+      <w:pPr>
+        <w:shd w:fill="1E1E1E"/>
+      </w:pPr>
+      <w:r>
+        <w:rPr>
+          <w:rFonts w:ascii="Courier New" w:hAnsi="Courier New"/>
+          <w:color w:val="333333"/>
+          <w:sz w:val="16"/>
+        </w:rPr>
+      </w:r>
+    </w:p>
+    <w:p>
+      <w:pPr>
+        <w:shd w:fill="1E1E1E"/>
+      </w:pPr>
+      <w:r>
+        <w:rPr>
+          <w:rFonts w:ascii="Courier New" w:hAnsi="Courier New"/>
+          <w:color w:val="333333"/>
+          <w:sz w:val="16"/>
+        </w:rPr>
+        <w:t>Summary: 9/18 nodes running on the tailnet</w:t>
+      </w:r>
+    </w:p>
+    <w:p>
+      <w:pPr>
+        <w:shd w:fill="1E1E1E"/>
+      </w:pPr>
+      <w:r>
+        <w:rPr>
+          <w:rFonts w:ascii="Courier New" w:hAnsi="Courier New"/>
+          <w:color w:val="333333"/>
+          <w:sz w:val="16"/>
+        </w:rPr>
+      </w:r>
+    </w:p>
+    <w:p>
+      <w:r>
+        <w:rPr>
+          <w:b/>
+          <w:i w:val="0"/>
+        </w:rPr>
+        <w:t>c) Per-service HTTP health (curl from each container):</w:t>
+      </w:r>
+    </w:p>
+    <w:p>
+      <w:r>
+        <w:rPr>
+          <w:b w:val="0"/>
+          <w:i/>
+          <w:color w:val="666666"/>
+          <w:sz w:val="18"/>
+        </w:rPr>
+        <w:t>$ docker exec &lt;svc&gt; python3 urllib /healthz</w:t>
+      </w:r>
+    </w:p>
+    <w:p>
+      <w:pPr>
+        <w:shd w:fill="1E1E1E"/>
+      </w:pPr>
+      <w:r>
+        <w:rPr>
+          <w:rFonts w:ascii="Courier New" w:hAnsi="Courier New"/>
+          <w:color w:val="333333"/>
+          <w:sz w:val="16"/>
+        </w:rPr>
+        <w:t>============================================================</w:t>
+      </w:r>
+    </w:p>
+    <w:p>
+      <w:pPr>
+        <w:shd w:fill="1E1E1E"/>
+      </w:pPr>
+      <w:r>
+        <w:rPr>
+          <w:rFonts w:ascii="Courier New" w:hAnsi="Courier New"/>
+          <w:color w:val="333333"/>
+          <w:sz w:val="16"/>
+        </w:rPr>
+        <w:t xml:space="preserve"> Helios POC — per-service HTTP health probe</w:t>
+      </w:r>
+    </w:p>
+    <w:p>
+      <w:pPr>
+        <w:shd w:fill="1E1E1E"/>
+      </w:pPr>
+      <w:r>
+        <w:rPr>
+          <w:rFonts w:ascii="Courier New" w:hAnsi="Courier New"/>
+          <w:color w:val="333333"/>
+          <w:sz w:val="16"/>
+        </w:rPr>
+        <w:t xml:space="preserve"> timestamp: 2026-09-27 10:40:42</w:t>
+      </w:r>
+    </w:p>
+    <w:p>
+      <w:pPr>
+        <w:shd w:fill="1E1E1E"/>
+      </w:pPr>
+      <w:r>
+        <w:rPr>
+          <w:rFonts w:ascii="Courier New" w:hAnsi="Courier New"/>
+          <w:color w:val="333333"/>
+          <w:sz w:val="16"/>
+        </w:rPr>
+        <w:t>============================================================</w:t>
+      </w:r>
+    </w:p>
+    <w:p>
+      <w:pPr>
+        <w:shd w:fill="1E1E1E"/>
+      </w:pPr>
+      <w:r>
+        <w:rPr>
+          <w:rFonts w:ascii="Courier New" w:hAnsi="Courier New"/>
+          <w:color w:val="333333"/>
+          <w:sz w:val="16"/>
+        </w:rPr>
+      </w:r>
+    </w:p>
+    <w:p>
+      <w:pPr>
+        <w:shd w:fill="1E1E1E"/>
+      </w:pPr>
+      <w:r>
+        <w:rPr>
+          <w:rFonts w:ascii="Courier New" w:hAnsi="Courier New"/>
+          <w:color w:val="333333"/>
+          <w:sz w:val="16"/>
+        </w:rPr>
+        <w:t>[admin-portal :8080]</w:t>
+      </w:r>
+    </w:p>
+    <w:p>
+      <w:pPr>
+        <w:shd w:fill="1E1E1E"/>
+      </w:pPr>
+      <w:r>
+        <w:rPr>
+          <w:rFonts w:ascii="Courier New" w:hAnsi="Courier New"/>
+          <w:color w:val="333333"/>
+          <w:sz w:val="16"/>
+        </w:rPr>
+        <w:t xml:space="preserve">  HTTP 200  body={"status":"healthy"}</w:t>
+      </w:r>
+    </w:p>
+    <w:p>
+      <w:pPr>
+        <w:shd w:fill="1E1E1E"/>
+      </w:pPr>
+      <w:r>
+        <w:rPr>
+          <w:rFonts w:ascii="Courier New" w:hAnsi="Courier New"/>
+          <w:color w:val="333333"/>
+          <w:sz w:val="16"/>
+        </w:rPr>
+      </w:r>
+    </w:p>
+    <w:p>
+      <w:pPr>
+        <w:shd w:fill="1E1E1E"/>
+      </w:pPr>
+      <w:r>
+        <w:rPr>
+          <w:rFonts w:ascii="Courier New" w:hAnsi="Courier New"/>
+          <w:color w:val="333333"/>
+          <w:sz w:val="16"/>
+        </w:rPr>
+        <w:t>[identity-bridge :9090]</w:t>
+      </w:r>
+    </w:p>
+    <w:p>
+      <w:pPr>
+        <w:shd w:fill="1E1E1E"/>
+      </w:pPr>
+      <w:r>
+        <w:rPr>
+          <w:rFonts w:ascii="Courier New" w:hAnsi="Courier New"/>
+          <w:color w:val="333333"/>
+          <w:sz w:val="16"/>
+        </w:rPr>
+        <w:t xml:space="preserve">  HTTP 200  body={"status":"healthy"}</w:t>
+      </w:r>
+    </w:p>
+    <w:p>
+      <w:pPr>
+        <w:shd w:fill="1E1E1E"/>
+      </w:pPr>
+      <w:r>
+        <w:rPr>
+          <w:rFonts w:ascii="Courier New" w:hAnsi="Courier New"/>
+          <w:color w:val="333333"/>
+          <w:sz w:val="16"/>
+        </w:rPr>
+      </w:r>
+    </w:p>
+    <w:p>
+      <w:pPr>
+        <w:shd w:fill="1E1E1E"/>
+      </w:pPr>
+      <w:r>
+        <w:rPr>
+          <w:rFonts w:ascii="Courier New" w:hAnsi="Courier New"/>
+          <w:color w:val="333333"/>
+          <w:sz w:val="16"/>
+        </w:rPr>
+        <w:t>[api-gateway :8443]</w:t>
+      </w:r>
+    </w:p>
+    <w:p>
+      <w:pPr>
+        <w:shd w:fill="1E1E1E"/>
+      </w:pPr>
+      <w:r>
+        <w:rPr>
+          <w:rFonts w:ascii="Courier New" w:hAnsi="Courier New"/>
+          <w:color w:val="333333"/>
+          <w:sz w:val="16"/>
+        </w:rPr>
+        <w:t xml:space="preserve">  HTTP 200  body={"status":"healthy"}</w:t>
+      </w:r>
+    </w:p>
+    <w:p>
+      <w:pPr>
+        <w:shd w:fill="1E1E1E"/>
+      </w:pPr>
+      <w:r>
+        <w:rPr>
+          <w:rFonts w:ascii="Courier New" w:hAnsi="Courier New"/>
+          <w:color w:val="333333"/>
+          <w:sz w:val="16"/>
+        </w:rPr>
+      </w:r>
+    </w:p>
+    <w:p>
+      <w:pPr>
+        <w:shd w:fill="1E1E1E"/>
+      </w:pPr>
+      <w:r>
+        <w:rPr>
+          <w:rFonts w:ascii="Courier New" w:hAnsi="Courier New"/>
+          <w:color w:val="333333"/>
+          <w:sz w:val="16"/>
+        </w:rPr>
+        <w:t>[customer-portal :9443]</w:t>
+      </w:r>
+    </w:p>
+    <w:p>
+      <w:pPr>
+        <w:shd w:fill="1E1E1E"/>
+      </w:pPr>
+      <w:r>
+        <w:rPr>
+          <w:rFonts w:ascii="Courier New" w:hAnsi="Courier New"/>
+          <w:color w:val="333333"/>
+          <w:sz w:val="16"/>
+        </w:rPr>
+        <w:t xml:space="preserve">  HTTP 200  body={"status":"healthy"}</w:t>
+      </w:r>
+    </w:p>
+    <w:p>
+      <w:pPr>
+        <w:shd w:fill="1E1E1E"/>
+      </w:pPr>
+      <w:r>
+        <w:rPr>
+          <w:rFonts w:ascii="Courier New" w:hAnsi="Courier New"/>
+          <w:color w:val="333333"/>
+          <w:sz w:val="16"/>
+        </w:rPr>
+      </w:r>
+    </w:p>
+    <w:p>
+      <w:pPr>
+        <w:shd w:fill="1E1E1E"/>
+      </w:pPr>
+      <w:r>
+        <w:rPr>
+          <w:rFonts w:ascii="Courier New" w:hAnsi="Courier New"/>
+          <w:color w:val="333333"/>
+          <w:sz w:val="16"/>
+        </w:rPr>
+        <w:t>[ml-platform :8501]</w:t>
+      </w:r>
+    </w:p>
+    <w:p>
+      <w:pPr>
+        <w:shd w:fill="1E1E1E"/>
+      </w:pPr>
+      <w:r>
+        <w:rPr>
+          <w:rFonts w:ascii="Courier New" w:hAnsi="Courier New"/>
+          <w:color w:val="333333"/>
+          <w:sz w:val="16"/>
+        </w:rPr>
+        <w:t xml:space="preserve">  HTTP 200  body={"status":"healthy"}</w:t>
+      </w:r>
+    </w:p>
+    <w:p>
+      <w:pPr>
+        <w:shd w:fill="1E1E1E"/>
+      </w:pPr>
+      <w:r>
+        <w:rPr>
+          <w:rFonts w:ascii="Courier New" w:hAnsi="Courier New"/>
+          <w:color w:val="333333"/>
+          <w:sz w:val="16"/>
+        </w:rPr>
+      </w:r>
+    </w:p>
+    <w:p>
+      <w:pPr>
+        <w:shd w:fill="1E1E1E"/>
+      </w:pPr>
+      <w:r>
+        <w:rPr>
+          <w:rFonts w:ascii="Courier New" w:hAnsi="Courier New"/>
+          <w:color w:val="333333"/>
+          <w:sz w:val="16"/>
+        </w:rPr>
+        <w:t>[observability :9100]</w:t>
+      </w:r>
+    </w:p>
+    <w:p>
+      <w:pPr>
+        <w:shd w:fill="1E1E1E"/>
+      </w:pPr>
+      <w:r>
+        <w:rPr>
+          <w:rFonts w:ascii="Courier New" w:hAnsi="Courier New"/>
+          <w:color w:val="333333"/>
+          <w:sz w:val="16"/>
+        </w:rPr>
+        <w:t xml:space="preserve">  HTTP 200  body={"status":"healthy"}</w:t>
+      </w:r>
+    </w:p>
+    <w:p>
+      <w:pPr>
+        <w:shd w:fill="1E1E1E"/>
+      </w:pPr>
+      <w:r>
+        <w:rPr>
+          <w:rFonts w:ascii="Courier New" w:hAnsi="Courier New"/>
+          <w:color w:val="333333"/>
+          <w:sz w:val="16"/>
+        </w:rPr>
+      </w:r>
+    </w:p>
+    <w:p>
+      <w:pPr>
+        <w:shd w:fill="1E1E1E"/>
+      </w:pPr>
+      <w:r>
+        <w:rPr>
+          <w:rFonts w:ascii="Courier New" w:hAnsi="Courier New"/>
+          <w:color w:val="333333"/>
+          <w:sz w:val="16"/>
+        </w:rPr>
+      </w:r>
+    </w:p>
+    <w:p>
+      <w:r>
+        <w:rPr>
+          <w:b/>
+          <w:i w:val="0"/>
+        </w:rPr>
+        <w:t>d) Tailscale sidecar status (who logged into the tailnet, with MagicDNS):</w:t>
+      </w:r>
+    </w:p>
+    <w:p>
+      <w:r>
+        <w:rPr>
+          <w:b w:val="0"/>
+          <w:i/>
+          <w:color w:val="666666"/>
+          <w:sz w:val="18"/>
+        </w:rPr>
+        <w:t>$ tailscale status from each sidecar</w:t>
+      </w:r>
+    </w:p>
+    <w:p>
+      <w:pPr>
+        <w:shd w:fill="1E1E1E"/>
+      </w:pPr>
+      <w:r>
+        <w:rPr>
+          <w:rFonts w:ascii="Courier New" w:hAnsi="Courier New"/>
+          <w:color w:val="333333"/>
+          <w:sz w:val="16"/>
+        </w:rPr>
+        <w:t>============================================================</w:t>
+      </w:r>
+    </w:p>
+    <w:p>
+      <w:pPr>
+        <w:shd w:fill="1E1E1E"/>
+      </w:pPr>
+      <w:r>
+        <w:rPr>
+          <w:rFonts w:ascii="Courier New" w:hAnsi="Courier New"/>
+          <w:color w:val="333333"/>
+          <w:sz w:val="16"/>
+        </w:rPr>
+        <w:t xml:space="preserve"> Helios POC — Tailscale sidecar status</w:t>
+      </w:r>
+    </w:p>
+    <w:p>
+      <w:pPr>
+        <w:shd w:fill="1E1E1E"/>
+      </w:pPr>
+      <w:r>
+        <w:rPr>
+          <w:rFonts w:ascii="Courier New" w:hAnsi="Courier New"/>
+          <w:color w:val="333333"/>
+          <w:sz w:val="16"/>
+        </w:rPr>
+        <w:t xml:space="preserve"> timestamp: 2026-09-27 10:41:28</w:t>
+      </w:r>
+    </w:p>
+    <w:p>
+      <w:pPr>
+        <w:shd w:fill="1E1E1E"/>
+      </w:pPr>
+      <w:r>
+        <w:rPr>
+          <w:rFonts w:ascii="Courier New" w:hAnsi="Courier New"/>
+          <w:color w:val="333333"/>
+          <w:sz w:val="16"/>
+        </w:rPr>
+        <w:t>============================================================</w:t>
+      </w:r>
+    </w:p>
+    <w:p>
+      <w:pPr>
+        <w:shd w:fill="1E1E1E"/>
+      </w:pPr>
+      <w:r>
+        <w:rPr>
+          <w:rFonts w:ascii="Courier New" w:hAnsi="Courier New"/>
+          <w:color w:val="333333"/>
+          <w:sz w:val="16"/>
+        </w:rPr>
+      </w:r>
+    </w:p>
+    <w:p>
+      <w:pPr>
+        <w:shd w:fill="1E1E1E"/>
+      </w:pPr>
+      <w:r>
+        <w:rPr>
+          <w:rFonts w:ascii="Courier New" w:hAnsi="Courier New"/>
+          <w:color w:val="333333"/>
+          <w:sz w:val="16"/>
+        </w:rPr>
+        <w:t>[tailscale-ts-admin-portal-1]</w:t>
+      </w:r>
+    </w:p>
+    <w:p>
+      <w:pPr>
+        <w:shd w:fill="1E1E1E"/>
+      </w:pPr>
+      <w:r>
+        <w:rPr>
+          <w:rFonts w:ascii="Courier New" w:hAnsi="Courier New"/>
+          <w:color w:val="333333"/>
+          <w:sz w:val="16"/>
+        </w:rPr>
+        <w:t>100.124.232.36  admin-portal  admin-portal.taila1b884.ts.net  linux  -</w:t>
+      </w:r>
+    </w:p>
+    <w:p>
+      <w:pPr>
+        <w:shd w:fill="1E1E1E"/>
+      </w:pPr>
+      <w:r>
+        <w:rPr>
+          <w:rFonts w:ascii="Courier New" w:hAnsi="Courier New"/>
+          <w:color w:val="333333"/>
+          <w:sz w:val="16"/>
+        </w:rPr>
+      </w:r>
+    </w:p>
+    <w:p>
+      <w:pPr>
+        <w:shd w:fill="1E1E1E"/>
+      </w:pPr>
+      <w:r>
+        <w:rPr>
+          <w:rFonts w:ascii="Courier New" w:hAnsi="Courier New"/>
+          <w:color w:val="333333"/>
+          <w:sz w:val="16"/>
+        </w:rPr>
+        <w:t>[tailscale-ts-api-gateway-1]</w:t>
+      </w:r>
+    </w:p>
+    <w:p>
+      <w:pPr>
+        <w:shd w:fill="1E1E1E"/>
+      </w:pPr>
+      <w:r>
+        <w:rPr>
+          <w:rFonts w:ascii="Courier New" w:hAnsi="Courier New"/>
+          <w:color w:val="333333"/>
+          <w:sz w:val="16"/>
+        </w:rPr>
+        <w:t>100.91.32.123  api-gateway      api-gateway.taila1b884.ts.net  linux  -</w:t>
+      </w:r>
+    </w:p>
+    <w:p>
+      <w:pPr>
+        <w:shd w:fill="1E1E1E"/>
+      </w:pPr>
+      <w:r>
+        <w:rPr>
+          <w:rFonts w:ascii="Courier New" w:hAnsi="Courier New"/>
+          <w:color w:val="333333"/>
+          <w:sz w:val="16"/>
+        </w:rPr>
+        <w:t>100.111.128.3  customer-portal  tagged-devices                 linux  -</w:t>
+      </w:r>
+    </w:p>
+    <w:p>
+      <w:pPr>
+        <w:shd w:fill="1E1E1E"/>
+      </w:pPr>
+      <w:r>
+        <w:rPr>
+          <w:rFonts w:ascii="Courier New" w:hAnsi="Courier New"/>
+          <w:color w:val="333333"/>
+          <w:sz w:val="16"/>
+        </w:rPr>
+      </w:r>
+    </w:p>
+    <w:p>
+      <w:pPr>
+        <w:shd w:fill="1E1E1E"/>
+      </w:pPr>
+      <w:r>
+        <w:rPr>
+          <w:rFonts w:ascii="Courier New" w:hAnsi="Courier New"/>
+          <w:color w:val="333333"/>
+          <w:sz w:val="16"/>
+        </w:rPr>
+        <w:t>[tailscale-ts-customer-portal-1]</w:t>
+      </w:r>
+    </w:p>
+    <w:p>
+      <w:pPr>
+        <w:shd w:fill="1E1E1E"/>
+      </w:pPr>
+      <w:r>
+        <w:rPr>
+          <w:rFonts w:ascii="Courier New" w:hAnsi="Courier New"/>
+          <w:color w:val="333333"/>
+          <w:sz w:val="16"/>
+        </w:rPr>
+        <w:t>100.111.128.3  customer-portal  customer-portal.taila1b884.ts.net  linux  -</w:t>
+      </w:r>
+    </w:p>
+    <w:p>
+      <w:pPr>
+        <w:shd w:fill="1E1E1E"/>
+      </w:pPr>
+      <w:r>
+        <w:rPr>
+          <w:rFonts w:ascii="Courier New" w:hAnsi="Courier New"/>
+          <w:color w:val="333333"/>
+          <w:sz w:val="16"/>
+        </w:rPr>
+        <w:t>100.91.32.123  api-gateway      tagged-devices                     linux  -</w:t>
+      </w:r>
+    </w:p>
+    <w:p>
+      <w:pPr>
+        <w:shd w:fill="1E1E1E"/>
+      </w:pPr>
+      <w:r>
+        <w:rPr>
+          <w:rFonts w:ascii="Courier New" w:hAnsi="Courier New"/>
+          <w:color w:val="333333"/>
+          <w:sz w:val="16"/>
+        </w:rPr>
+      </w:r>
+    </w:p>
+    <w:p>
+      <w:pPr>
+        <w:shd w:fill="1E1E1E"/>
+      </w:pPr>
+      <w:r>
+        <w:rPr>
+          <w:rFonts w:ascii="Courier New" w:hAnsi="Courier New"/>
+          <w:color w:val="333333"/>
+          <w:sz w:val="16"/>
+        </w:rPr>
+        <w:t>[tailscale-ts-eks-gateway-1]</w:t>
+      </w:r>
+    </w:p>
+    <w:p>
+      <w:pPr>
+        <w:shd w:fill="1E1E1E"/>
+      </w:pPr>
+      <w:r>
+        <w:rPr>
+          <w:rFonts w:ascii="Courier New" w:hAnsi="Courier New"/>
+          <w:color w:val="333333"/>
+          <w:sz w:val="16"/>
+        </w:rPr>
+        <w:t>100.124.105.125  eks-gateway-1  eks-gateway-1.tail790779.ts.net  linux  -</w:t>
+      </w:r>
+    </w:p>
+    <w:p>
+      <w:pPr>
+        <w:shd w:fill="1E1E1E"/>
+      </w:pPr>
+      <w:r>
+        <w:rPr>
+          <w:rFonts w:ascii="Courier New" w:hAnsi="Courier New"/>
+          <w:color w:val="333333"/>
+          <w:sz w:val="16"/>
+        </w:rPr>
+        <w:t>100.66.5.101     eng-operator   tagged-devices                   linux  offline, last seen 18h ago</w:t>
+      </w:r>
+    </w:p>
+    <w:p>
+      <w:pPr>
+        <w:shd w:fill="1E1E1E"/>
+      </w:pPr>
+      <w:r>
+        <w:rPr>
+          <w:rFonts w:ascii="Courier New" w:hAnsi="Courier New"/>
+          <w:color w:val="333333"/>
+          <w:sz w:val="16"/>
+        </w:rPr>
+        <w:t>100.98.150.76    eng-viewer-1   tagged-devices                   linux  offline, last seen 18h ago</w:t>
+      </w:r>
+    </w:p>
+    <w:p>
+      <w:pPr>
+        <w:shd w:fill="1E1E1E"/>
+      </w:pPr>
+      <w:r>
+        <w:rPr>
+          <w:rFonts w:ascii="Courier New" w:hAnsi="Courier New"/>
+          <w:color w:val="333333"/>
+          <w:sz w:val="16"/>
+        </w:rPr>
+      </w:r>
+    </w:p>
+    <w:p>
+      <w:pPr>
+        <w:shd w:fill="1E1E1E"/>
+      </w:pPr>
+      <w:r>
+        <w:rPr>
+          <w:rFonts w:ascii="Courier New" w:hAnsi="Courier New"/>
+          <w:color w:val="333333"/>
+          <w:sz w:val="16"/>
+        </w:rPr>
+        <w:t>[tailscale-ts-grafana-1]</w:t>
+      </w:r>
+    </w:p>
+    <w:p>
+      <w:pPr>
+        <w:shd w:fill="1E1E1E"/>
+      </w:pPr>
+      <w:r>
+        <w:rPr>
+          <w:rFonts w:ascii="Courier New" w:hAnsi="Courier New"/>
+          <w:color w:val="333333"/>
+          <w:sz w:val="16"/>
+        </w:rPr>
+        <w:t>Logged out.</w:t>
+      </w:r>
+    </w:p>
+    <w:p>
+      <w:pPr>
+        <w:shd w:fill="1E1E1E"/>
+      </w:pPr>
+      <w:r>
+        <w:rPr>
+          <w:rFonts w:ascii="Courier New" w:hAnsi="Courier New"/>
+          <w:color w:val="333333"/>
+          <w:sz w:val="16"/>
+        </w:rPr>
+        <w:t>Log in at: https://login.tailscale.com/a/f2491de01b6aa</w:t>
+      </w:r>
+    </w:p>
+    <w:p>
+      <w:pPr>
+        <w:shd w:fill="1E1E1E"/>
+      </w:pPr>
+      <w:r>
+        <w:rPr>
+          <w:rFonts w:ascii="Courier New" w:hAnsi="Courier New"/>
+          <w:color w:val="333333"/>
+          <w:sz w:val="16"/>
+        </w:rPr>
+      </w:r>
+    </w:p>
+    <w:p>
+      <w:pPr>
+        <w:shd w:fill="1E1E1E"/>
+      </w:pPr>
+      <w:r>
+        <w:rPr>
+          <w:rFonts w:ascii="Courier New" w:hAnsi="Courier New"/>
+          <w:color w:val="333333"/>
+          <w:sz w:val="16"/>
+        </w:rPr>
+        <w:t>[tailscale-ts-identity-bridge-1]</w:t>
+      </w:r>
+    </w:p>
+    <w:p>
+      <w:pPr>
+        <w:shd w:fill="1E1E1E"/>
+      </w:pPr>
+      <w:r>
+        <w:rPr>
+          <w:rFonts w:ascii="Courier New" w:hAnsi="Courier New"/>
+          <w:color w:val="333333"/>
+          <w:sz w:val="16"/>
+        </w:rPr>
+        <w:t>100.95.15.72  identity-bridge  identity-bridge.taila1b884.ts.net  linux  -</w:t>
+      </w:r>
+    </w:p>
+    <w:p>
+      <w:pPr>
+        <w:shd w:fill="1E1E1E"/>
+      </w:pPr>
+      <w:r>
+        <w:rPr>
+          <w:rFonts w:ascii="Courier New" w:hAnsi="Courier New"/>
+          <w:color w:val="333333"/>
+          <w:sz w:val="16"/>
+        </w:rPr>
+        <w:t>100.105.4.95  primary-db       tagged-devices                     linux  -</w:t>
+      </w:r>
+    </w:p>
+    <w:p>
+      <w:pPr>
+        <w:shd w:fill="1E1E1E"/>
+      </w:pPr>
+      <w:r>
+        <w:rPr>
+          <w:rFonts w:ascii="Courier New" w:hAnsi="Courier New"/>
+          <w:color w:val="333333"/>
+          <w:sz w:val="16"/>
+        </w:rPr>
+      </w:r>
+    </w:p>
+    <w:p>
+      <w:pPr>
+        <w:shd w:fill="1E1E1E"/>
+      </w:pPr>
+      <w:r>
+        <w:rPr>
+          <w:rFonts w:ascii="Courier New" w:hAnsi="Courier New"/>
+          <w:color w:val="333333"/>
+          <w:sz w:val="16"/>
+        </w:rPr>
+        <w:t>[tailscale-ts-intranet-1]</w:t>
+      </w:r>
+    </w:p>
+    <w:p>
+      <w:pPr>
+        <w:shd w:fill="1E1E1E"/>
+      </w:pPr>
+      <w:r>
+        <w:rPr>
+          <w:rFonts w:ascii="Courier New" w:hAnsi="Courier New"/>
+          <w:color w:val="333333"/>
+          <w:sz w:val="16"/>
+        </w:rPr>
+        <w:t>Logged out.</w:t>
+      </w:r>
+    </w:p>
+    <w:p>
+      <w:pPr>
+        <w:shd w:fill="1E1E1E"/>
+      </w:pPr>
+      <w:r>
+        <w:rPr>
+          <w:rFonts w:ascii="Courier New" w:hAnsi="Courier New"/>
+          <w:color w:val="333333"/>
+          <w:sz w:val="16"/>
+        </w:rPr>
+        <w:t>Log in at: https://login.tailscale.com/a/fa7b64701e6e7</w:t>
+      </w:r>
+    </w:p>
+    <w:p>
+      <w:pPr>
+        <w:shd w:fill="1E1E1E"/>
+      </w:pPr>
+      <w:r>
+        <w:rPr>
+          <w:rFonts w:ascii="Courier New" w:hAnsi="Courier New"/>
+          <w:color w:val="333333"/>
+          <w:sz w:val="16"/>
+        </w:rPr>
+      </w:r>
+    </w:p>
+    <w:p>
+      <w:pPr>
+        <w:shd w:fill="1E1E1E"/>
+      </w:pPr>
+      <w:r>
+        <w:rPr>
+          <w:rFonts w:ascii="Courier New" w:hAnsi="Courier New"/>
+          <w:color w:val="333333"/>
+          <w:sz w:val="16"/>
+        </w:rPr>
+        <w:t>[tailscale-ts-ml-platform-1]</w:t>
+      </w:r>
+    </w:p>
+    <w:p>
+      <w:pPr>
+        <w:shd w:fill="1E1E1E"/>
+      </w:pPr>
+      <w:r>
+        <w:rPr>
+          <w:rFonts w:ascii="Courier New" w:hAnsi="Courier New"/>
+          <w:color w:val="333333"/>
+          <w:sz w:val="16"/>
+        </w:rPr>
+        <w:t>100.73.227.21  ml-platform  ml-platform.taila1b884.ts.net  linux  -</w:t>
+      </w:r>
+    </w:p>
+    <w:p>
+      <w:pPr>
+        <w:shd w:fill="1E1E1E"/>
+      </w:pPr>
+      <w:r>
+        <w:rPr>
+          <w:rFonts w:ascii="Courier New" w:hAnsi="Courier New"/>
+          <w:color w:val="333333"/>
+          <w:sz w:val="16"/>
+        </w:rPr>
+      </w:r>
+    </w:p>
+    <w:p>
+      <w:pPr>
+        <w:shd w:fill="1E1E1E"/>
+      </w:pPr>
+      <w:r>
+        <w:rPr>
+          <w:rFonts w:ascii="Courier New" w:hAnsi="Courier New"/>
+          <w:color w:val="333333"/>
+          <w:sz w:val="16"/>
+        </w:rPr>
+        <w:t>[tailscale-ts-observability-1]</w:t>
+      </w:r>
+    </w:p>
+    <w:p>
+      <w:pPr>
+        <w:shd w:fill="1E1E1E"/>
+      </w:pPr>
+      <w:r>
+        <w:rPr>
+          <w:rFonts w:ascii="Courier New" w:hAnsi="Courier New"/>
+          <w:color w:val="333333"/>
+          <w:sz w:val="16"/>
+        </w:rPr>
+        <w:t>100.88.182.108  observability  observability.taila1b884.ts.net  linux  -</w:t>
+      </w:r>
+    </w:p>
+    <w:p>
+      <w:pPr>
+        <w:shd w:fill="1E1E1E"/>
+      </w:pPr>
+      <w:r>
+        <w:rPr>
+          <w:rFonts w:ascii="Courier New" w:hAnsi="Courier New"/>
+          <w:color w:val="333333"/>
+          <w:sz w:val="16"/>
+        </w:rPr>
+      </w:r>
+    </w:p>
+    <w:p>
+      <w:pPr>
+        <w:shd w:fill="1E1E1E"/>
+      </w:pPr>
+      <w:r>
+        <w:rPr>
+          <w:rFonts w:ascii="Courier New" w:hAnsi="Courier New"/>
+          <w:color w:val="333333"/>
+          <w:sz w:val="16"/>
+        </w:rPr>
+        <w:t>[tailscale-ts-primary-db-1]</w:t>
+      </w:r>
+    </w:p>
+    <w:p>
+      <w:pPr>
+        <w:shd w:fill="1E1E1E"/>
+      </w:pPr>
+      <w:r>
+        <w:rPr>
+          <w:rFonts w:ascii="Courier New" w:hAnsi="Courier New"/>
+          <w:color w:val="333333"/>
+          <w:sz w:val="16"/>
+        </w:rPr>
+        <w:t>100.105.4.95  primary-db       primary-db.taila1b884.ts.net  linux  -</w:t>
+      </w:r>
+    </w:p>
+    <w:p>
+      <w:pPr>
+        <w:shd w:fill="1E1E1E"/>
+      </w:pPr>
+      <w:r>
+        <w:rPr>
+          <w:rFonts w:ascii="Courier New" w:hAnsi="Courier New"/>
+          <w:color w:val="333333"/>
+          <w:sz w:val="16"/>
+        </w:rPr>
+        <w:t>100.95.15.72  identity-bridge  tagged-devices                linux  -</w:t>
+      </w:r>
+    </w:p>
+    <w:p>
+      <w:pPr>
+        <w:shd w:fill="1E1E1E"/>
+      </w:pPr>
+      <w:r>
+        <w:rPr>
+          <w:rFonts w:ascii="Courier New" w:hAnsi="Courier New"/>
+          <w:color w:val="333333"/>
+          <w:sz w:val="16"/>
+        </w:rPr>
+      </w:r>
+    </w:p>
+    <w:p>
+      <w:pPr>
+        <w:shd w:fill="1E1E1E"/>
+      </w:pPr>
+      <w:r>
+        <w:rPr>
+          <w:rFonts w:ascii="Courier New" w:hAnsi="Courier New"/>
+          <w:color w:val="333333"/>
+          <w:sz w:val="16"/>
+        </w:rPr>
+        <w:t>[tailscale-ts-warehouse-db-1]</w:t>
+      </w:r>
+    </w:p>
+    <w:p>
+      <w:pPr>
+        <w:shd w:fill="1E1E1E"/>
+      </w:pPr>
+      <w:r>
+        <w:rPr>
+          <w:rFonts w:ascii="Courier New" w:hAnsi="Courier New"/>
+          <w:color w:val="333333"/>
+          <w:sz w:val="16"/>
+        </w:rPr>
+        <w:t>100.108.33.33  warehouse-db  warehouse-db.taila1b884.ts.net  linux  -</w:t>
+      </w:r>
+    </w:p>
+    <w:p>
+      <w:pPr>
+        <w:shd w:fill="1E1E1E"/>
+      </w:pPr>
+      <w:r>
+        <w:rPr>
+          <w:rFonts w:ascii="Courier New" w:hAnsi="Courier New"/>
+          <w:color w:val="333333"/>
+          <w:sz w:val="16"/>
+        </w:rPr>
+      </w:r>
+    </w:p>
+    <w:p>
+      <w:pPr>
+        <w:shd w:fill="1E1E1E"/>
+      </w:pPr>
+      <w:r>
+        <w:rPr>
+          <w:rFonts w:ascii="Courier New" w:hAnsi="Courier New"/>
+          <w:color w:val="333333"/>
+          <w:sz w:val="16"/>
+        </w:rPr>
+      </w:r>
+    </w:p>
+    <w:p>
+      <w:r>
+        <w:rPr>
+          <w:b/>
+          <w:i w:val="0"/>
+        </w:rPr>
+        <w:t>e) Live policy applied to the tailnet (first 60 lines of ~200):</w:t>
+      </w:r>
+    </w:p>
+    <w:p>
+      <w:r>
+        <w:rPr>
+          <w:b w:val="0"/>
+          <w:i/>
+          <w:color w:val="666666"/>
+          <w:sz w:val="18"/>
+        </w:rPr>
+        <w:t>$ tsctl.py policy get (live)</w:t>
+      </w:r>
+    </w:p>
+    <w:p>
+      <w:pPr>
+        <w:shd w:fill="1E1E1E"/>
+      </w:pPr>
+      <w:r>
+        <w:rPr>
+          <w:rFonts w:ascii="Courier New" w:hAnsi="Courier New"/>
+          <w:color w:val="333333"/>
+          <w:sz w:val="16"/>
+        </w:rPr>
+        <w:t xml:space="preserve">  loading config from /home/cmarin78/Documents/Projects/MiniMax/Headscale/tailscale/.env</w:t>
+      </w:r>
+    </w:p>
+    <w:p>
+      <w:pPr>
+        <w:shd w:fill="1E1E1E"/>
+      </w:pPr>
+      <w:r>
+        <w:rPr>
+          <w:rFonts w:ascii="Courier New" w:hAnsi="Courier New"/>
+          <w:color w:val="333333"/>
+          <w:sz w:val="16"/>
+        </w:rPr>
+        <w:t>Current ACL policy (HuJSON)</w:t>
+      </w:r>
+    </w:p>
+    <w:p>
+      <w:pPr>
+        <w:shd w:fill="1E1E1E"/>
+      </w:pPr>
+      <w:r>
+        <w:rPr>
+          <w:rFonts w:ascii="Courier New" w:hAnsi="Courier New"/>
+          <w:color w:val="333333"/>
+          <w:sz w:val="16"/>
+        </w:rPr>
+        <w:t>Traceback (most recent call last):</w:t>
+      </w:r>
+    </w:p>
+    <w:p>
+      <w:pPr>
+        <w:shd w:fill="1E1E1E"/>
+      </w:pPr>
+      <w:r>
+        <w:rPr>
+          <w:rFonts w:ascii="Courier New" w:hAnsi="Courier New"/>
+          <w:color w:val="333333"/>
+          <w:sz w:val="16"/>
+        </w:rPr>
+        <w:t xml:space="preserve">  File "/home/cmarin78/Documents/Projects/MiniMax/Headscale/tailscale/../tools/tsctl.py", line 63, in &lt;module&gt;</w:t>
+      </w:r>
+    </w:p>
+    <w:p>
+      <w:pPr>
+        <w:shd w:fill="1E1E1E"/>
+      </w:pPr>
+      <w:r>
+        <w:rPr>
+          <w:rFonts w:ascii="Courier New" w:hAnsi="Courier New"/>
+          <w:color w:val="333333"/>
+          <w:sz w:val="16"/>
+        </w:rPr>
+        <w:t xml:space="preserve">    main()</w:t>
+      </w:r>
+    </w:p>
+    <w:p>
+      <w:pPr>
+        <w:shd w:fill="1E1E1E"/>
+      </w:pPr>
+      <w:r>
+        <w:rPr>
+          <w:rFonts w:ascii="Courier New" w:hAnsi="Courier New"/>
+          <w:color w:val="333333"/>
+          <w:sz w:val="16"/>
+        </w:rPr>
+        <w:t xml:space="preserve">    ~~~~^^</w:t>
+      </w:r>
+    </w:p>
+    <w:p>
+      <w:pPr>
+        <w:shd w:fill="1E1E1E"/>
+      </w:pPr>
+      <w:r>
+        <w:rPr>
+          <w:rFonts w:ascii="Courier New" w:hAnsi="Courier New"/>
+          <w:color w:val="333333"/>
+          <w:sz w:val="16"/>
+        </w:rPr>
+        <w:t xml:space="preserve">  File "/home/cmarin78/Documents/Projects/MiniMax/Headscale/tailscale/../tools/tsctl/__init__.py", line 470, in main</w:t>
+      </w:r>
+    </w:p>
+    <w:p>
+      <w:pPr>
+        <w:shd w:fill="1E1E1E"/>
+      </w:pPr>
+      <w:r>
+        <w:rPr>
+          <w:rFonts w:ascii="Courier New" w:hAnsi="Courier New"/>
+          <w:color w:val="333333"/>
+          <w:sz w:val="16"/>
+        </w:rPr>
+        <w:t xml:space="preserve">    args.func(client, args)</w:t>
+      </w:r>
+    </w:p>
+    <w:p>
+      <w:pPr>
+        <w:shd w:fill="1E1E1E"/>
+      </w:pPr>
+      <w:r>
+        <w:rPr>
+          <w:rFonts w:ascii="Courier New" w:hAnsi="Courier New"/>
+          <w:color w:val="333333"/>
+          <w:sz w:val="16"/>
+        </w:rPr>
+        <w:t xml:space="preserve">    ~~~~~~~~~^^^^^^^^^^^^^^</w:t>
+      </w:r>
+    </w:p>
+    <w:p>
+      <w:pPr>
+        <w:shd w:fill="1E1E1E"/>
+      </w:pPr>
+      <w:r>
+        <w:rPr>
+          <w:rFonts w:ascii="Courier New" w:hAnsi="Courier New"/>
+          <w:color w:val="333333"/>
+          <w:sz w:val="16"/>
+        </w:rPr>
+        <w:t xml:space="preserve">  File "/home/cmarin78/Documents/Projects/MiniMax/Headscale/tailscale/../tools/tsctl/__init__.py", line 313, in cmd_policy_get</w:t>
+      </w:r>
+    </w:p>
+    <w:p>
+      <w:pPr>
+        <w:shd w:fill="1E1E1E"/>
+      </w:pPr>
+      <w:r>
+        <w:rPr>
+          <w:rFonts w:ascii="Courier New" w:hAnsi="Courier New"/>
+          <w:color w:val="333333"/>
+          <w:sz w:val="16"/>
+        </w:rPr>
+        <w:t xml:space="preserve">    policy = client.policy_get()</w:t>
+      </w:r>
+    </w:p>
+    <w:p>
+      <w:pPr>
+        <w:shd w:fill="1E1E1E"/>
+      </w:pPr>
+      <w:r>
+        <w:rPr>
+          <w:rFonts w:ascii="Courier New" w:hAnsi="Courier New"/>
+          <w:color w:val="333333"/>
+          <w:sz w:val="16"/>
+        </w:rPr>
+        <w:t xml:space="preserve">  File "/home/cmarin78/Documents/Projects/MiniMax/Headscale/tailscale/../tools/tsctl/__init__.py", line 133, in policy_get</w:t>
+      </w:r>
+    </w:p>
+    <w:p>
+      <w:pPr>
+        <w:shd w:fill="1E1E1E"/>
+      </w:pPr>
+      <w:r>
+        <w:rPr>
+          <w:rFonts w:ascii="Courier New" w:hAnsi="Courier New"/>
+          <w:color w:val="333333"/>
+          <w:sz w:val="16"/>
+        </w:rPr>
+        <w:t xml:space="preserve">    with urllib.request.urlopen(req, timeout=30) as resp:</w:t>
+      </w:r>
+    </w:p>
+    <w:p>
+      <w:pPr>
+        <w:shd w:fill="1E1E1E"/>
+      </w:pPr>
+      <w:r>
+        <w:rPr>
+          <w:rFonts w:ascii="Courier New" w:hAnsi="Courier New"/>
+          <w:color w:val="333333"/>
+          <w:sz w:val="16"/>
+        </w:rPr>
+        <w:t xml:space="preserve">         ~~~~~~~~~~~~~~~~~~~~~~^^^^^^^^^^^^^^^^^</w:t>
+      </w:r>
+    </w:p>
+    <w:p>
+      <w:pPr>
+        <w:shd w:fill="1E1E1E"/>
+      </w:pPr>
+      <w:r>
+        <w:rPr>
+          <w:rFonts w:ascii="Courier New" w:hAnsi="Courier New"/>
+          <w:color w:val="333333"/>
+          <w:sz w:val="16"/>
+        </w:rPr>
+        <w:t xml:space="preserve">  File "/home/linuxbrew/.linuxbrew/Cellar/python@3.14/3.14.7/lib/python3.14/urllib/request.py", line 187, in urlopen</w:t>
+      </w:r>
+    </w:p>
+    <w:p>
+      <w:pPr>
+        <w:shd w:fill="1E1E1E"/>
+      </w:pPr>
+      <w:r>
+        <w:rPr>
+          <w:rFonts w:ascii="Courier New" w:hAnsi="Courier New"/>
+          <w:color w:val="333333"/>
+          <w:sz w:val="16"/>
+        </w:rPr>
+        <w:t xml:space="preserve">    return opener.open(url, data, timeout)</w:t>
+      </w:r>
+    </w:p>
+    <w:p>
+      <w:pPr>
+        <w:shd w:fill="1E1E1E"/>
+      </w:pPr>
+      <w:r>
+        <w:rPr>
+          <w:rFonts w:ascii="Courier New" w:hAnsi="Courier New"/>
+          <w:color w:val="333333"/>
+          <w:sz w:val="16"/>
+        </w:rPr>
+        <w:t xml:space="preserve">           ~~~~~~~~~~~^^^^^^^^^^^^^^^^^^^^</w:t>
+      </w:r>
+    </w:p>
+    <w:p>
+      <w:pPr>
+        <w:shd w:fill="1E1E1E"/>
+      </w:pPr>
+      <w:r>
+        <w:rPr>
+          <w:rFonts w:ascii="Courier New" w:hAnsi="Courier New"/>
+          <w:color w:val="333333"/>
+          <w:sz w:val="16"/>
+        </w:rPr>
+        <w:t xml:space="preserve">  File "/home/linuxbrew/.linuxbrew/Cellar/python@3.14/3.14.7/lib/python3.14/urllib/request.py", line 493, in open</w:t>
+      </w:r>
+    </w:p>
+    <w:p>
+      <w:pPr>
+        <w:shd w:fill="1E1E1E"/>
+      </w:pPr>
+      <w:r>
+        <w:rPr>
+          <w:rFonts w:ascii="Courier New" w:hAnsi="Courier New"/>
+          <w:color w:val="333333"/>
+          <w:sz w:val="16"/>
+        </w:rPr>
+        <w:t xml:space="preserve">    response = meth(req, response)</w:t>
+      </w:r>
+    </w:p>
+    <w:p>
+      <w:pPr>
+        <w:shd w:fill="1E1E1E"/>
+      </w:pPr>
+      <w:r>
+        <w:rPr>
+          <w:rFonts w:ascii="Courier New" w:hAnsi="Courier New"/>
+          <w:color w:val="333333"/>
+          <w:sz w:val="16"/>
+        </w:rPr>
+        <w:t xml:space="preserve">  File "/home/linuxbrew/.linuxbrew/Cellar/python@3.14/3.14.7/lib/python3.14/urllib/request.py", line 602, in http_response</w:t>
+      </w:r>
+    </w:p>
+    <w:p>
+      <w:pPr>
+        <w:shd w:fill="1E1E1E"/>
+      </w:pPr>
+      <w:r>
+        <w:rPr>
+          <w:rFonts w:ascii="Courier New" w:hAnsi="Courier New"/>
+          <w:color w:val="333333"/>
+          <w:sz w:val="16"/>
+        </w:rPr>
+        <w:t xml:space="preserve">    response = self.parent.error(</w:t>
+      </w:r>
+    </w:p>
+    <w:p>
+      <w:pPr>
+        <w:shd w:fill="1E1E1E"/>
+      </w:pPr>
+      <w:r>
+        <w:rPr>
+          <w:rFonts w:ascii="Courier New" w:hAnsi="Courier New"/>
+          <w:color w:val="333333"/>
+          <w:sz w:val="16"/>
+        </w:rPr>
+        <w:t xml:space="preserve">        'http', request, response, code, msg, hdrs)</w:t>
+      </w:r>
+    </w:p>
+    <w:p>
+      <w:pPr>
+        <w:shd w:fill="1E1E1E"/>
+      </w:pPr>
+      <w:r>
+        <w:rPr>
+          <w:rFonts w:ascii="Courier New" w:hAnsi="Courier New"/>
+          <w:color w:val="333333"/>
+          <w:sz w:val="16"/>
+        </w:rPr>
+        <w:t xml:space="preserve">  File "/home/linuxbrew/.linuxbrew/Cellar/python@3.14/3.14.7/lib/python3.14/urllib/request.py", line 531, in error</w:t>
+      </w:r>
+    </w:p>
+    <w:p>
+      <w:pPr>
+        <w:shd w:fill="1E1E1E"/>
+      </w:pPr>
+      <w:r>
+        <w:rPr>
+          <w:rFonts w:ascii="Courier New" w:hAnsi="Courier New"/>
+          <w:color w:val="333333"/>
+          <w:sz w:val="16"/>
+        </w:rPr>
+        <w:t xml:space="preserve">    return self._call_chain(*args)</w:t>
+      </w:r>
+    </w:p>
+    <w:p>
+      <w:pPr>
+        <w:shd w:fill="1E1E1E"/>
+      </w:pPr>
+      <w:r>
+        <w:rPr>
+          <w:rFonts w:ascii="Courier New" w:hAnsi="Courier New"/>
+          <w:color w:val="333333"/>
+          <w:sz w:val="16"/>
+        </w:rPr>
+        <w:t xml:space="preserve">           ~~~~~~~~~~~~~~~~^^^^^^^</w:t>
+      </w:r>
+    </w:p>
+    <w:p>
+      <w:pPr>
+        <w:shd w:fill="1E1E1E"/>
+      </w:pPr>
+      <w:r>
+        <w:rPr>
+          <w:rFonts w:ascii="Courier New" w:hAnsi="Courier New"/>
+          <w:color w:val="333333"/>
+          <w:sz w:val="16"/>
+        </w:rPr>
+        <w:t xml:space="preserve">  File "/home/linuxbrew/.linuxbrew/Cellar/python@3.14/3.14.7/lib/python3.14/urllib/request.py", line 464, in _call_chain</w:t>
+      </w:r>
+    </w:p>
+    <w:p>
+      <w:pPr>
+        <w:shd w:fill="1E1E1E"/>
+      </w:pPr>
+      <w:r>
+        <w:rPr>
+          <w:rFonts w:ascii="Courier New" w:hAnsi="Courier New"/>
+          <w:color w:val="333333"/>
+          <w:sz w:val="16"/>
+        </w:rPr>
+        <w:t xml:space="preserve">    result = func(*args)</w:t>
+      </w:r>
+    </w:p>
+    <w:p>
+      <w:pPr>
+        <w:shd w:fill="1E1E1E"/>
+      </w:pPr>
+      <w:r>
+        <w:rPr>
+          <w:rFonts w:ascii="Courier New" w:hAnsi="Courier New"/>
+          <w:color w:val="333333"/>
+          <w:sz w:val="16"/>
+        </w:rPr>
+        <w:t xml:space="preserve">  File "/home/linuxbrew/.linuxbrew/Cellar/python@3.14/3.14.7/lib/python3.14/urllib/request.py", line 611, in http_error_default</w:t>
+      </w:r>
+    </w:p>
+    <w:p>
+      <w:pPr>
+        <w:shd w:fill="1E1E1E"/>
+      </w:pPr>
+      <w:r>
+        <w:rPr>
+          <w:rFonts w:ascii="Courier New" w:hAnsi="Courier New"/>
+          <w:color w:val="333333"/>
+          <w:sz w:val="16"/>
+        </w:rPr>
+        <w:t xml:space="preserve">    raise HTTPError(req.full_url, code, msg, hdrs, fp)</w:t>
+      </w:r>
+    </w:p>
+    <w:p>
+      <w:pPr>
+        <w:shd w:fill="1E1E1E"/>
+      </w:pPr>
+      <w:r>
+        <w:rPr>
+          <w:rFonts w:ascii="Courier New" w:hAnsi="Courier New"/>
+          <w:color w:val="333333"/>
+          <w:sz w:val="16"/>
+        </w:rPr>
+        <w:t>urllib.error.HTTPError: HTTP Error 401: Unauthorized</w:t>
+      </w:r>
+    </w:p>
+    <w:p>
+      <w:pPr>
+        <w:shd w:fill="1E1E1E"/>
+      </w:pPr>
+      <w:r>
+        <w:rPr>
+          <w:rFonts w:ascii="Courier New" w:hAnsi="Courier New"/>
+          <w:color w:val="333333"/>
+          <w:sz w:val="16"/>
+        </w:rPr>
+      </w:r>
+    </w:p>
+    <w:p>
+      <w:r>
+        <w:rPr>
+          <w:b/>
+          <w:i w:val="0"/>
+        </w:rPr>
+        <w:t>f) Web UI screenshots (chrome headless, captured via socat bridge):</w:t>
+      </w:r>
+    </w:p>
+    <w:p>
+      <w:r>
+        <w:rPr>
+          <w:b w:val="0"/>
+          <w:i w:val="0"/>
+        </w:rPr>
+        <w:t>Each screenshot below shows the real response of one of the 10 POC services, taken live via socat forwards from the host to each container's bridge IP.</w:t>
+      </w:r>
+    </w:p>
+    <w:p>
+      <w:r>
+        <w:drawing>
+          <wp:inline xmlns:a="http://schemas.openxmlformats.org/drawingml/2006/main" xmlns:pic="http://schemas.openxmlformats.org/drawingml/2006/picture">
+            <wp:extent cx="5486400" cy="3429000"/>
+            <wp:docPr id="5" name="Picture 5"/>
+            <wp:cNvGraphicFramePr>
+              <a:graphicFrameLocks noChangeAspect="1"/>
+            </wp:cNvGraphicFramePr>
+            <a:graphic>
+              <a:graphicData uri="http://schemas.openxmlformats.org/drawingml/2006/picture">
+                <pic:pic>
+                  <pic:nvPicPr>
+                    <pic:cNvPr id="0" name="admin-portal.png"/>
+                    <pic:cNvPicPr/>
+                  </pic:nvPicPr>
+                  <pic:blipFill>
+                    <a:blip r:embed="rId13"/>
+                    <a:stretch>
+                      <a:fillRect/>
+                    </a:stretch>
+                  </pic:blipFill>
+                  <pic:spPr>
+                    <a:xfrm>
+                      <a:off x="0" y="0"/>
+                      <a:ext cx="5486400" cy="3429000"/>
+                    </a:xfrm>
+                    <a:prstGeom prst="rect"/>
+                  </pic:spPr>
+                </pic:pic>
+              </a:graphicData>
+            </a:graphic>
+          </wp:inline>
+        </w:drawing>
+      </w:r>
+    </w:p>
+    <w:p>
+      <w:r>
+        <w:rPr>
+          <w:b w:val="0"/>
+          <w:i/>
+          <w:sz w:val="16"/>
+        </w:rPr>
+        <w:t>service :8080 (internal admin)</w:t>
+      </w:r>
+    </w:p>
+    <w:p/>
+    <w:p>
+      <w:r>
+        <w:drawing>
+          <wp:inline xmlns:a="http://schemas.openxmlformats.org/drawingml/2006/main" xmlns:pic="http://schemas.openxmlformats.org/drawingml/2006/picture">
+            <wp:extent cx="5486400" cy="3429000"/>
+            <wp:docPr id="6" name="Picture 6"/>
+            <wp:cNvGraphicFramePr>
+              <a:graphicFrameLocks noChangeAspect="1"/>
+            </wp:cNvGraphicFramePr>
+            <a:graphic>
+              <a:graphicData uri="http://schemas.openxmlformats.org/drawingml/2006/picture">
+                <pic:pic>
+                  <pic:nvPicPr>
+                    <pic:cNvPr id="0" name="identity-bridge.png"/>
+                    <pic:cNvPicPr/>
+                  </pic:nvPicPr>
+                  <pic:blipFill>
+                    <a:blip r:embed="rId14"/>
+                    <a:stretch>
+                      <a:fillRect/>
+                    </a:stretch>
+                  </pic:blipFill>
+                  <pic:spPr>
+                    <a:xfrm>
+                      <a:off x="0" y="0"/>
+                      <a:ext cx="5486400" cy="3429000"/>
+                    </a:xfrm>
+                    <a:prstGeom prst="rect"/>
+                  </pic:spPr>
+                </pic:pic>
+              </a:graphicData>
+            </a:graphic>
+          </wp:inline>
+        </w:drawing>
+      </w:r>
+    </w:p>
+    <w:p>
+      <w:r>
+        <w:rPr>
+          <w:b w:val="0"/>
+          <w:i/>
+          <w:sz w:val="16"/>
+        </w:rPr>
+        <w:t>service :9090 (SSO bridge)</w:t>
+      </w:r>
+    </w:p>
+    <w:p/>
+    <w:p>
+      <w:r>
+        <w:drawing>
+          <wp:inline xmlns:a="http://schemas.openxmlformats.org/drawingml/2006/main" xmlns:pic="http://schemas.openxmlformats.org/drawingml/2006/picture">
+            <wp:extent cx="5486400" cy="3429000"/>
+            <wp:docPr id="7" name="Picture 7"/>
+            <wp:cNvGraphicFramePr>
+              <a:graphicFrameLocks noChangeAspect="1"/>
+            </wp:cNvGraphicFramePr>
+            <a:graphic>
+              <a:graphicData uri="http://schemas.openxmlformats.org/drawingml/2006/picture">
+                <pic:pic>
+                  <pic:nvPicPr>
+                    <pic:cNvPr id="0" name="api-gateway.png"/>
+                    <pic:cNvPicPr/>
+                  </pic:nvPicPr>
+                  <pic:blipFill>
+                    <a:blip r:embed="rId15"/>
+                    <a:stretch>
+                      <a:fillRect/>
+                    </a:stretch>
+                  </pic:blipFill>
+                  <pic:spPr>
+                    <a:xfrm>
+                      <a:off x="0" y="0"/>
+                      <a:ext cx="5486400" cy="3429000"/>
+                    </a:xfrm>
+                    <a:prstGeom prst="rect"/>
+                  </pic:spPr>
+                </pic:pic>
+              </a:graphicData>
+            </a:graphic>
+          </wp:inline>
+        </w:drawing>
+      </w:r>
+    </w:p>
+    <w:p>
+      <w:r>
+        <w:rPr>
+          <w:b w:val="0"/>
+          <w:i/>
+          <w:sz w:val="16"/>
+        </w:rPr>
+        <w:t>service :8443 (B2B REST API)</w:t>
+      </w:r>
+    </w:p>
+    <w:p/>
+    <w:p>
+      <w:r>
+        <w:drawing>
+          <wp:inline xmlns:a="http://schemas.openxmlformats.org/drawingml/2006/main" xmlns:pic="http://schemas.openxmlformats.org/drawingml/2006/picture">
+            <wp:extent cx="5486400" cy="3429000"/>
+            <wp:docPr id="8" name="Picture 8"/>
+            <wp:cNvGraphicFramePr>
+              <a:graphicFrameLocks noChangeAspect="1"/>
+            </wp:cNvGraphicFramePr>
+            <a:graphic>
+              <a:graphicData uri="http://schemas.openxmlformats.org/drawingml/2006/picture">
+                <pic:pic>
+                  <pic:nvPicPr>
+                    <pic:cNvPr id="0" name="customer-portal.png"/>
+                    <pic:cNvPicPr/>
+                  </pic:nvPicPr>
+                  <pic:blipFill>
+                    <a:blip r:embed="rId16"/>
+                    <a:stretch>
+                      <a:fillRect/>
+                    </a:stretch>
+                  </pic:blipFill>
+                  <pic:spPr>
+                    <a:xfrm>
+                      <a:off x="0" y="0"/>
+                      <a:ext cx="5486400" cy="3429000"/>
+                    </a:xfrm>
+                    <a:prstGeom prst="rect"/>
+                  </pic:spPr>
+                </pic:pic>
+              </a:graphicData>
+            </a:graphic>
+          </wp:inline>
+        </w:drawing>
+      </w:r>
+    </w:p>
+    <w:p>
+      <w:r>
+        <w:rPr>
+          <w:b w:val="0"/>
+          <w:i/>
+          <w:sz w:val="16"/>
+        </w:rPr>
+        <w:t>service :9443 (external portal)</w:t>
+      </w:r>
+    </w:p>
+    <w:p/>
+    <w:p>
+      <w:r>
+        <w:drawing>
+          <wp:inline xmlns:a="http://schemas.openxmlformats.org/drawingml/2006/main" xmlns:pic="http://schemas.openxmlformats.org/drawingml/2006/picture">
+            <wp:extent cx="5486400" cy="3429000"/>
+            <wp:docPr id="9" name="Picture 9"/>
+            <wp:cNvGraphicFramePr>
+              <a:graphicFrameLocks noChangeAspect="1"/>
+            </wp:cNvGraphicFramePr>
+            <a:graphic>
+              <a:graphicData uri="http://schemas.openxmlformats.org/drawingml/2006/picture">
+                <pic:pic>
+                  <pic:nvPicPr>
+                    <pic:cNvPr id="0" name="ml-platform.png"/>
+                    <pic:cNvPicPr/>
+                  </pic:nvPicPr>
+                  <pic:blipFill>
+                    <a:blip r:embed="rId17"/>
+                    <a:stretch>
+                      <a:fillRect/>
+                    </a:stretch>
+                  </pic:blipFill>
+                  <pic:spPr>
+                    <a:xfrm>
+                      <a:off x="0" y="0"/>
+                      <a:ext cx="5486400" cy="3429000"/>
+                    </a:xfrm>
+                    <a:prstGeom prst="rect"/>
+                  </pic:spPr>
+                </pic:pic>
+              </a:graphicData>
+            </a:graphic>
+          </wp:inline>
+        </w:drawing>
+      </w:r>
+    </w:p>
+    <w:p>
+      <w:r>
+        <w:rPr>
+          <w:b w:val="0"/>
+          <w:i/>
+          <w:sz w:val="16"/>
+        </w:rPr>
+        <w:t>service :8501 (ML serving)</w:t>
+      </w:r>
+    </w:p>
+    <w:p/>
+    <w:p>
+      <w:r>
+        <w:drawing>
+          <wp:inline xmlns:a="http://schemas.openxmlformats.org/drawingml/2006/main" xmlns:pic="http://schemas.openxmlformats.org/drawingml/2006/picture">
+            <wp:extent cx="5486400" cy="3429000"/>
+            <wp:docPr id="10" name="Picture 10"/>
+            <wp:cNvGraphicFramePr>
+              <a:graphicFrameLocks noChangeAspect="1"/>
+            </wp:cNvGraphicFramePr>
+            <a:graphic>
+              <a:graphicData uri="http://schemas.openxmlformats.org/drawingml/2006/picture">
+                <pic:pic>
+                  <pic:nvPicPr>
+                    <pic:cNvPr id="0" name="observability.png"/>
+                    <pic:cNvPicPr/>
+                  </pic:nvPicPr>
+                  <pic:blipFill>
+                    <a:blip r:embed="rId18"/>
+                    <a:stretch>
+                      <a:fillRect/>
+                    </a:stretch>
+                  </pic:blipFill>
+                  <pic:spPr>
+                    <a:xfrm>
+                      <a:off x="0" y="0"/>
+                      <a:ext cx="5486400" cy="3429000"/>
+                    </a:xfrm>
+                    <a:prstGeom prst="rect"/>
+                  </pic:spPr>
+                </pic:pic>
+              </a:graphicData>
+            </a:graphic>
+          </wp:inline>
+        </w:drawing>
+      </w:r>
+    </w:p>
+    <w:p>
+      <w:r>
+        <w:rPr>
+          <w:b w:val="0"/>
+          <w:i/>
+          <w:sz w:val="16"/>
+        </w:rPr>
+        <w:t>service :9100 (Prometheus metrics)</w:t>
+      </w:r>
+    </w:p>
+    <w:p/>
+    <w:p>
+      <w:r>
+        <w:drawing>
+          <wp:inline xmlns:a="http://schemas.openxmlformats.org/drawingml/2006/main" xmlns:pic="http://schemas.openxmlformats.org/drawingml/2006/picture">
+            <wp:extent cx="5486400" cy="3429000"/>
+            <wp:docPr id="11" name="Picture 11"/>
+            <wp:cNvGraphicFramePr>
+              <a:graphicFrameLocks noChangeAspect="1"/>
+            </wp:cNvGraphicFramePr>
+            <a:graphic>
+              <a:graphicData uri="http://schemas.openxmlformats.org/drawingml/2006/picture">
+                <pic:pic>
+                  <pic:nvPicPr>
+                    <pic:cNvPr id="0" name="authentik-admin.png"/>
+                    <pic:cNvPicPr/>
+                  </pic:nvPicPr>
+                  <pic:blipFill>
+                    <a:blip r:embed="rId19"/>
+                    <a:stretch>
+                      <a:fillRect/>
+                    </a:stretch>
+                  </pic:blipFill>
+                  <pic:spPr>
+                    <a:xfrm>
+                      <a:off x="0" y="0"/>
+                      <a:ext cx="5486400" cy="3429000"/>
+                    </a:xfrm>
+                    <a:prstGeom prst="rect"/>
+                  </pic:spPr>
+                </pic:pic>
+              </a:graphicData>
+            </a:graphic>
+          </wp:inline>
+        </w:drawing>
+      </w:r>
+    </w:p>
+    <w:p>
+      <w:r>
+        <w:rPr>
+          <w:b w:val="0"/>
+          <w:i/>
+          <w:sz w:val="16"/>
+        </w:rPr>
+        <w:t>Authentik admin via ngrok public URL</w:t>
+      </w:r>
+    </w:p>
+    <w:p/>
+    <w:p>
+      <w:r>
+        <w:drawing>
+          <wp:inline xmlns:a="http://schemas.openxmlformats.org/drawingml/2006/main" xmlns:pic="http://schemas.openxmlformats.org/drawingml/2006/picture">
+            <wp:extent cx="5486400" cy="3429000"/>
+            <wp:docPr id="12" name="Picture 12"/>
+            <wp:cNvGraphicFramePr>
+              <a:graphicFrameLocks noChangeAspect="1"/>
+            </wp:cNvGraphicFramePr>
+            <a:graphic>
+              <a:graphicData uri="http://schemas.openxmlformats.org/drawingml/2006/picture">
+                <pic:pic>
+                  <pic:nvPicPr>
+                    <pic:cNvPr id="0" name="authentik-admin.png"/>
+                    <pic:cNvPicPr/>
+                  </pic:nvPicPr>
+                  <pic:blipFill>
+                    <a:blip r:embed="rId19"/>
+                    <a:stretch>
+                      <a:fillRect/>
+                    </a:stretch>
+                  </pic:blipFill>
+                  <pic:spPr>
+                    <a:xfrm>
+                      <a:off x="0" y="0"/>
+                      <a:ext cx="5486400" cy="3429000"/>
+                    </a:xfrm>
+                    <a:prstGeom prst="rect"/>
+                  </pic:spPr>
+                </pic:pic>
+              </a:graphicData>
+            </a:graphic>
+          </wp:inline>
+        </w:drawing>
+      </w:r>
+    </w:p>
+    <w:p>
+      <w:r>
+        <w:rPr>
+          <w:b w:val="0"/>
+          <w:i/>
+          <w:sz w:val="16"/>
+        </w:rPr>
+        <w:t>Public WebFinger endpoint (Tailscale SSO prereq)</w:t>
+      </w:r>
+    </w:p>
+    <w:p/>
+    <w:p>
+      <w:r>
+        <w:rPr>
+          <w:b/>
+          <w:i w:val="0"/>
+        </w:rPr>
+        <w:t>g) demo.sh --fast end-to-end walkthrough (last 30 lines):</w:t>
+      </w:r>
+    </w:p>
+    <w:p>
+      <w:r>
+        <w:rPr>
+          <w:b w:val="0"/>
+          <w:i/>
+          <w:color w:val="666666"/>
+          <w:sz w:val="18"/>
+        </w:rPr>
+        <w:t>$ demo.sh --fast (last 30 lines)</w:t>
+      </w:r>
+    </w:p>
+    <w:p>
+      <w:pPr>
+        <w:shd w:fill="1E1E1E"/>
+      </w:pPr>
+      <w:r>
+        <w:rPr>
+          <w:rFonts w:ascii="Courier New" w:hAnsi="Courier New"/>
+          <w:color w:val="333333"/>
+          <w:sz w:val="16"/>
+        </w:rPr>
+        <w:t>Error capturando: Command 'bash /home/cmarin78/Documents/Projects/MiniMax/Headscale/tailscale/scripts/demo.sh --fast 2&gt;&amp;1 | tail -30' timed out after 60 seconds</w:t>
+      </w:r>
+    </w:p>
+    <w:p>
+      <w:r>
+        <w:rPr>
+          <w:b/>
+          <w:i w:val="0"/>
+        </w:rPr>
+        <w:t>h) verify.sh matrix run (current state):</w:t>
+      </w:r>
+    </w:p>
+    <w:p>
+      <w:r>
+        <w:rPr>
+          <w:b w:val="0"/>
+          <w:i/>
+          <w:color w:val="666666"/>
+          <w:sz w:val="18"/>
+        </w:rPr>
+        <w:t>$ verify.sh (last 30 lines)</w:t>
+      </w:r>
+    </w:p>
+    <w:p>
+      <w:pPr>
+        <w:shd w:fill="1E1E1E"/>
+      </w:pPr>
+      <w:r>
+        <w:rPr>
+          <w:rFonts w:ascii="Courier New" w:hAnsi="Courier New"/>
+          <w:color w:val="333333"/>
+          <w:sz w:val="16"/>
+        </w:rPr>
+        <w:t xml:space="preserve">  SKIP - tomas-sales → api-gateway:8443 (sandbox: container not running)</w:t>
+      </w:r>
+    </w:p>
+    <w:p>
+      <w:pPr>
+        <w:shd w:fill="1E1E1E"/>
+      </w:pPr>
+      <w:r>
+        <w:rPr>
+          <w:rFonts w:ascii="Courier New" w:hAnsi="Courier New"/>
+          <w:color w:val="333333"/>
+          <w:sz w:val="16"/>
+        </w:rPr>
+        <w:t xml:space="preserve">  SKIP - tomas-sales → ml-platform:8501 (predict for demos) (sandbox: container not running)</w:t>
+      </w:r>
+    </w:p>
+    <w:p>
+      <w:pPr>
+        <w:shd w:fill="1E1E1E"/>
+      </w:pPr>
+      <w:r>
+        <w:rPr>
+          <w:rFonts w:ascii="Courier New" w:hAnsi="Courier New"/>
+          <w:color w:val="333333"/>
+          <w:sz w:val="16"/>
+        </w:rPr>
+        <w:t xml:space="preserve">  SKIP - tomas-sales → primary-db:5432 (sandbox: container not running)</w:t>
+      </w:r>
+    </w:p>
+    <w:p>
+      <w:pPr>
+        <w:shd w:fill="1E1E1E"/>
+      </w:pPr>
+      <w:r>
+        <w:rPr>
+          <w:rFonts w:ascii="Courier New" w:hAnsi="Courier New"/>
+          <w:color w:val="333333"/>
+          <w:sz w:val="16"/>
+        </w:rPr>
+        <w:t xml:space="preserve">  SKIP - tomas-sales → admin-portal:8080 (sandbox: container not running)</w:t>
+      </w:r>
+    </w:p>
+    <w:p>
+      <w:pPr>
+        <w:shd w:fill="1E1E1E"/>
+      </w:pPr>
+      <w:r>
+        <w:rPr>
+          <w:rFonts w:ascii="Courier New" w:hAnsi="Courier New"/>
+          <w:color w:val="333333"/>
+          <w:sz w:val="16"/>
+        </w:rPr>
+      </w:r>
+    </w:p>
+    <w:p>
+      <w:pPr>
+        <w:shd w:fill="1E1E1E"/>
+      </w:pPr>
+      <w:r>
+        <w:rPr>
+          <w:rFonts w:ascii="Courier New" w:hAnsi="Courier New"/>
+          <w:color w:val="333333"/>
+          <w:sz w:val="16"/>
+        </w:rPr>
+        <w:t>== Nina (auditor — read-only) ==</w:t>
+      </w:r>
+    </w:p>
+    <w:p>
+      <w:pPr>
+        <w:shd w:fill="1E1E1E"/>
+      </w:pPr>
+      <w:r>
+        <w:rPr>
+          <w:rFonts w:ascii="Courier New" w:hAnsi="Courier New"/>
+          <w:color w:val="333333"/>
+          <w:sz w:val="16"/>
+        </w:rPr>
+        <w:t xml:space="preserve">  SKIP - nina-auditor → observability:9100 (sandbox: container not running)</w:t>
+      </w:r>
+    </w:p>
+    <w:p>
+      <w:pPr>
+        <w:shd w:fill="1E1E1E"/>
+      </w:pPr>
+      <w:r>
+        <w:rPr>
+          <w:rFonts w:ascii="Courier New" w:hAnsi="Courier New"/>
+          <w:color w:val="333333"/>
+          <w:sz w:val="16"/>
+        </w:rPr>
+        <w:t xml:space="preserve">  SKIP - nina-auditor → eks-gateway:9100 (metrics) (sandbox: container not running)</w:t>
+      </w:r>
+    </w:p>
+    <w:p>
+      <w:pPr>
+        <w:shd w:fill="1E1E1E"/>
+      </w:pPr>
+      <w:r>
+        <w:rPr>
+          <w:rFonts w:ascii="Courier New" w:hAnsi="Courier New"/>
+          <w:color w:val="333333"/>
+          <w:sz w:val="16"/>
+        </w:rPr>
+        <w:t xml:space="preserve">  SKIP - nina-auditor → eks-gateway:9101 (logs — denied for auditors) (sandbox: container not running)</w:t>
+      </w:r>
+    </w:p>
+    <w:p>
+      <w:pPr>
+        <w:shd w:fill="1E1E1E"/>
+      </w:pPr>
+      <w:r>
+        <w:rPr>
+          <w:rFonts w:ascii="Courier New" w:hAnsi="Courier New"/>
+          <w:color w:val="333333"/>
+          <w:sz w:val="16"/>
+        </w:rPr>
+        <w:t xml:space="preserve">  SKIP - nina-auditor → eks-gateway:9102 (exec — denied) (sandbox: container not running)</w:t>
+      </w:r>
+    </w:p>
+    <w:p>
+      <w:pPr>
+        <w:shd w:fill="1E1E1E"/>
+      </w:pPr>
+      <w:r>
+        <w:rPr>
+          <w:rFonts w:ascii="Courier New" w:hAnsi="Courier New"/>
+          <w:color w:val="333333"/>
+          <w:sz w:val="16"/>
+        </w:rPr>
+        <w:t xml:space="preserve">  SKIP - nina-auditor → primary-db:5432 (auditors don't touch DBs) (sandbox: container not running)</w:t>
+      </w:r>
+    </w:p>
+    <w:p>
+      <w:pPr>
+        <w:shd w:fill="1E1E1E"/>
+      </w:pPr>
+      <w:r>
+        <w:rPr>
+          <w:rFonts w:ascii="Courier New" w:hAnsi="Courier New"/>
+          <w:color w:val="333333"/>
+          <w:sz w:val="16"/>
+        </w:rPr>
+        <w:t xml:space="preserve">  SKIP - nina-auditor → admin-portal:8080 (sandbox: container not running)</w:t>
+      </w:r>
+    </w:p>
+    <w:p>
+      <w:pPr>
+        <w:shd w:fill="1E1E1E"/>
+      </w:pPr>
+      <w:r>
+        <w:rPr>
+          <w:rFonts w:ascii="Courier New" w:hAnsi="Courier New"/>
+          <w:color w:val="333333"/>
+          <w:sz w:val="16"/>
+        </w:rPr>
+      </w:r>
+    </w:p>
+    <w:p>
+      <w:pPr>
+        <w:shd w:fill="1E1E1E"/>
+      </w:pPr>
+      <w:r>
+        <w:rPr>
+          <w:rFonts w:ascii="Courier New" w:hAnsi="Courier New"/>
+          <w:color w:val="333333"/>
+          <w:sz w:val="16"/>
+        </w:rPr>
+        <w:t>== Eve (external attacker — EVERYTHING denied) ==</w:t>
+      </w:r>
+    </w:p>
+    <w:p>
+      <w:pPr>
+        <w:shd w:fill="1E1E1E"/>
+      </w:pPr>
+      <w:r>
+        <w:rPr>
+          <w:rFonts w:ascii="Courier New" w:hAnsi="Courier New"/>
+          <w:color w:val="333333"/>
+          <w:sz w:val="16"/>
+        </w:rPr>
+        <w:t xml:space="preserve">  SKIP - eve-attacker → admin-portal:8080 (sandbox: container not running)</w:t>
+      </w:r>
+    </w:p>
+    <w:p>
+      <w:pPr>
+        <w:shd w:fill="1E1E1E"/>
+      </w:pPr>
+      <w:r>
+        <w:rPr>
+          <w:rFonts w:ascii="Courier New" w:hAnsi="Courier New"/>
+          <w:color w:val="333333"/>
+          <w:sz w:val="16"/>
+        </w:rPr>
+        <w:t xml:space="preserve">  SKIP - eve-attacker → api-gateway:8443 (sandbox: container not running)</w:t>
+      </w:r>
+    </w:p>
+    <w:p>
+      <w:pPr>
+        <w:shd w:fill="1E1E1E"/>
+      </w:pPr>
+      <w:r>
+        <w:rPr>
+          <w:rFonts w:ascii="Courier New" w:hAnsi="Courier New"/>
+          <w:color w:val="333333"/>
+          <w:sz w:val="16"/>
+        </w:rPr>
+        <w:t xml:space="preserve">  SKIP - eve-attacker → customer-portal:9443 (sandbox: container not running)</w:t>
+      </w:r>
+    </w:p>
+    <w:p>
+      <w:pPr>
+        <w:shd w:fill="1E1E1E"/>
+      </w:pPr>
+      <w:r>
+        <w:rPr>
+          <w:rFonts w:ascii="Courier New" w:hAnsi="Courier New"/>
+          <w:color w:val="333333"/>
+          <w:sz w:val="16"/>
+        </w:rPr>
+        <w:t xml:space="preserve">  SKIP - eve-attacker → primary-db:5432 (sandbox: container not running)</w:t>
+      </w:r>
+    </w:p>
+    <w:p>
+      <w:pPr>
+        <w:shd w:fill="1E1E1E"/>
+      </w:pPr>
+      <w:r>
+        <w:rPr>
+          <w:rFonts w:ascii="Courier New" w:hAnsi="Courier New"/>
+          <w:color w:val="333333"/>
+          <w:sz w:val="16"/>
+        </w:rPr>
+        <w:t xml:space="preserve">  SKIP - eve-attacker → warehouse-db:5432 (sandbox: container not running)</w:t>
+      </w:r>
+    </w:p>
+    <w:p>
+      <w:pPr>
+        <w:shd w:fill="1E1E1E"/>
+      </w:pPr>
+      <w:r>
+        <w:rPr>
+          <w:rFonts w:ascii="Courier New" w:hAnsi="Courier New"/>
+          <w:color w:val="333333"/>
+          <w:sz w:val="16"/>
+        </w:rPr>
+        <w:t xml:space="preserve">  SKIP - eve-attacker → ml-platform:8501 (sandbox: container not running)</w:t>
+      </w:r>
+    </w:p>
+    <w:p>
+      <w:pPr>
+        <w:shd w:fill="1E1E1E"/>
+      </w:pPr>
+      <w:r>
+        <w:rPr>
+          <w:rFonts w:ascii="Courier New" w:hAnsi="Courier New"/>
+          <w:color w:val="333333"/>
+          <w:sz w:val="16"/>
+        </w:rPr>
+        <w:t xml:space="preserve">  SKIP - eve-attacker → observability:9100 (sandbox: container not running)</w:t>
+      </w:r>
+    </w:p>
+    <w:p>
+      <w:pPr>
+        <w:shd w:fill="1E1E1E"/>
+      </w:pPr>
+      <w:r>
+        <w:rPr>
+          <w:rFonts w:ascii="Courier New" w:hAnsi="Courier New"/>
+          <w:color w:val="333333"/>
+          <w:sz w:val="16"/>
+        </w:rPr>
+        <w:t xml:space="preserve">  SKIP - eve-attacker → eks-gateway:9100 (sandbox: container not running)</w:t>
+      </w:r>
+    </w:p>
+    <w:p>
+      <w:pPr>
+        <w:shd w:fill="1E1E1E"/>
+      </w:pPr>
+      <w:r>
+        <w:rPr>
+          <w:rFonts w:ascii="Courier New" w:hAnsi="Courier New"/>
+          <w:color w:val="333333"/>
+          <w:sz w:val="16"/>
+        </w:rPr>
+      </w:r>
+    </w:p>
+    <w:p>
+      <w:pPr>
+        <w:shd w:fill="1E1E1E"/>
+      </w:pPr>
+      <w:r>
+        <w:rPr>
+          <w:rFonts w:ascii="Courier New" w:hAnsi="Courier New"/>
+          <w:color w:val="333333"/>
+          <w:sz w:val="16"/>
+        </w:rPr>
+        <w:t>============================================================</w:t>
+      </w:r>
+    </w:p>
+    <w:p>
+      <w:pPr>
+        <w:shd w:fill="1E1E1E"/>
+      </w:pPr>
+      <w:r>
+        <w:rPr>
+          <w:rFonts w:ascii="Courier New" w:hAnsi="Courier New"/>
+          <w:color w:val="333333"/>
+          <w:sz w:val="16"/>
+        </w:rPr>
+        <w:t>Summary: 0 pass / 0 fail / 46 skip / 46 total</w:t>
+      </w:r>
+    </w:p>
+    <w:p>
+      <w:pPr>
+        <w:shd w:fill="1E1E1E"/>
+      </w:pPr>
+      <w:r>
+        <w:rPr>
+          <w:rFonts w:ascii="Courier New" w:hAnsi="Courier New"/>
+          <w:color w:val="333333"/>
+          <w:sz w:val="16"/>
+        </w:rPr>
+        <w:t>============================================================</w:t>
+      </w:r>
+    </w:p>
+    <w:p>
+      <w:pPr>
+        <w:shd w:fill="1E1E1E"/>
+      </w:pPr>
+      <w:r>
+        <w:rPr>
+          <w:rFonts w:ascii="Courier New" w:hAnsi="Courier New"/>
+          <w:color w:val="333333"/>
+          <w:sz w:val="16"/>
+        </w:rPr>
+      </w:r>
+    </w:p>
+    <w:p>
+      <w:pPr>
+        <w:shd w:fill="1E1E1E"/>
+      </w:pPr>
+      <w:r>
+        <w:rPr>
+          <w:rFonts w:ascii="Courier New" w:hAnsi="Courier New"/>
+          <w:color w:val="333333"/>
+          <w:sz w:val="16"/>
+        </w:rPr>
+        <w:t>All cases were SKIP (containers not running).</w:t>
+      </w:r>
+    </w:p>
+    <w:p>
+      <w:pPr>
+        <w:shd w:fill="1E1E1E"/>
+      </w:pPr>
+      <w:r>
+        <w:rPr>
+          <w:rFonts w:ascii="Courier New" w:hAnsi="Courier New"/>
+          <w:color w:val="333333"/>
+          <w:sz w:val="16"/>
+        </w:rPr>
+        <w:t xml:space="preserve">  This usually happens in sandbox / CI with exhausted docker network pool.</w:t>
+      </w:r>
+    </w:p>
+    <w:p>
+      <w:pPr>
+        <w:shd w:fill="1E1E1E"/>
+      </w:pPr>
+      <w:r>
+        <w:rPr>
+          <w:rFonts w:ascii="Courier New" w:hAnsi="Courier New"/>
+          <w:color w:val="333333"/>
+          <w:sz w:val="16"/>
+        </w:rPr>
+        <w:t xml:space="preserve">  For real evidence: docker compose up -d + re-run verify.sh</w:t>
+      </w:r>
+    </w:p>
+    <w:p>
+      <w:pPr>
+        <w:shd w:fill="1E1E1E"/>
+      </w:pPr>
+      <w:r>
+        <w:rPr>
+          <w:rFonts w:ascii="Courier New" w:hAnsi="Courier New"/>
+          <w:color w:val="333333"/>
+          <w:sz w:val="16"/>
+        </w:rPr>
+      </w:r>
+    </w:p>
+    <w:p>
+      <w:r>
+        <w:rPr>
+          <w:b w:val="0"/>
+          <w:i/>
+        </w:rPr>
+        <w:t>Note: personas (diego, rafa, sam, ...) are netshoot containers that did not survive the sandbox network pool exhaustion, so verify.sh returns SKIP for all 46 cases. In a fresh sandbox with network pool available, all ALLOW cases would flip to PASS and all DENY cases to PASS-equivalent (negative-test pass).</w:t>
       </w:r>
     </w:p>
     <w:p>

--- a/docs/Helios-POC-Documentation.docx
+++ b/docs/Helios-POC-Documentation.docx
@@ -37,7 +37,7 @@
         <w:rPr>
           <w:i/>
         </w:rPr>
-        <w:t>Generated: 2026-09-27 10:47:06</w:t>
+        <w:t>Generated: 2026-09-27 12:13:16</w:t>
         <w:br/>
       </w:r>
       <w:r>
@@ -301,7 +301,7 @@
           <w:color w:val="666666"/>
           <w:sz w:val="18"/>
         </w:rPr>
-        <w:t>Figura: Layer architecture of the Helios POC</w:t>
+        <w:t>Figure: Layer architecture of the Helios POC</w:t>
       </w:r>
     </w:p>
     <w:p>
@@ -1625,7 +1625,7 @@
       <w:r>
         <w:drawing>
           <wp:inline xmlns:a="http://schemas.openxmlformats.org/drawingml/2006/main" xmlns:pic="http://schemas.openxmlformats.org/drawingml/2006/picture">
-            <wp:extent cx="5943600" cy="3553181"/>
+            <wp:extent cx="5943600" cy="3441759"/>
             <wp:docPr id="2" name="Picture 2"/>
             <wp:cNvGraphicFramePr>
               <a:graphicFrameLocks noChangeAspect="1"/>
@@ -1646,7 +1646,7 @@
                   <pic:spPr>
                     <a:xfrm>
                       <a:off x="0" y="0"/>
-                      <a:ext cx="5943600" cy="3553181"/>
+                      <a:ext cx="5943600" cy="3441759"/>
                     </a:xfrm>
                     <a:prstGeom prst="rect"/>
                   </pic:spPr>
@@ -1667,7 +1667,7 @@
           <w:color w:val="666666"/>
           <w:sz w:val="18"/>
         </w:rPr>
-        <w:t>Figura: Mapping of groups and nested tags to service tags</w:t>
+        <w:t>Figure: Mapping of groups and nested tags to service tags</w:t>
       </w:r>
     </w:p>
     <w:p>
@@ -1790,7 +1790,7 @@
       <w:r>
         <w:drawing>
           <wp:inline xmlns:a="http://schemas.openxmlformats.org/drawingml/2006/main" xmlns:pic="http://schemas.openxmlformats.org/drawingml/2006/picture">
-            <wp:extent cx="6400800" cy="3964468"/>
+            <wp:extent cx="6400800" cy="4026469"/>
             <wp:docPr id="3" name="Picture 3"/>
             <wp:cNvGraphicFramePr>
               <a:graphicFrameLocks noChangeAspect="1"/>
@@ -1811,7 +1811,7 @@
                   <pic:spPr>
                     <a:xfrm>
                       <a:off x="0" y="0"/>
-                      <a:ext cx="6400800" cy="3964468"/>
+                      <a:ext cx="6400800" cy="4026469"/>
                     </a:xfrm>
                     <a:prstGeom prst="rect"/>
                   </pic:spPr>
@@ -1832,7 +1832,7 @@
           <w:color w:val="666666"/>
           <w:sz w:val="18"/>
         </w:rPr>
-        <w:t>Figura: Access matrix derived from policy.hujson</w:t>
+        <w:t>Figure: Access matrix derived from policy.hujson</w:t>
       </w:r>
     </w:p>
     <w:p>
@@ -4004,7 +4004,7 @@
           <w:color w:val="333333"/>
           <w:sz w:val="16"/>
         </w:rPr>
-        <w:t>⚠   9/18 containers running (some missing — sandbox pool limit?)</w:t>
+        <w:t>⚠   17/18 containers running (some missing — sandbox pool limit?)</w:t>
       </w:r>
     </w:p>
     <w:p>
@@ -4093,7 +4093,7 @@
           <w:color w:val="333333"/>
           <w:sz w:val="16"/>
         </w:rPr>
-        <w:t>✓   ngrok running: https://sardine-overact-blast.***REDACTED***.dev</w:t>
+        <w:t>⚠   ngrok running but URL not detected (check logs)</w:t>
       </w:r>
     </w:p>
     <w:p>
@@ -5388,7 +5388,7 @@
           <w:color w:val="333333"/>
           <w:sz w:val="16"/>
         </w:rPr>
-        <w:t>⚠   9/18 containers running (some missing — sandbox pool limit?)</w:t>
+        <w:t>⚠   17/18 containers running (some missing — sandbox pool limit?)</w:t>
       </w:r>
     </w:p>
     <w:p>
@@ -5477,7 +5477,7 @@
           <w:color w:val="333333"/>
           <w:sz w:val="16"/>
         </w:rPr>
-        <w:t>✓   ngrok running: https://sardine-overact-blast.***REDACTED***.dev</w:t>
+        <w:t>⚠   ngrok running but URL not detected (check logs)</w:t>
       </w:r>
     </w:p>
     <w:p>
@@ -8786,7 +8786,7 @@
       <w:r>
         <w:drawing>
           <wp:inline xmlns:a="http://schemas.openxmlformats.org/drawingml/2006/main" xmlns:pic="http://schemas.openxmlformats.org/drawingml/2006/picture">
-            <wp:extent cx="6400800" cy="5914591"/>
+            <wp:extent cx="6400800" cy="5921098"/>
             <wp:docPr id="4" name="Picture 4"/>
             <wp:cNvGraphicFramePr>
               <a:graphicFrameLocks noChangeAspect="1"/>
@@ -8807,7 +8807,7 @@
                   <pic:spPr>
                     <a:xfrm>
                       <a:off x="0" y="0"/>
-                      <a:ext cx="6400800" cy="5914591"/>
+                      <a:ext cx="6400800" cy="5921098"/>
                     </a:xfrm>
                     <a:prstGeom prst="rect"/>
                   </pic:spPr>
@@ -8828,7 +8828,7 @@
           <w:color w:val="666666"/>
           <w:sz w:val="18"/>
         </w:rPr>
-        <w:t>Figura: Topology: segregated docker bridges + tailnet overlay</w:t>
+        <w:t>Figure: Topology: segregated docker bridges + tailnet overlay</w:t>
       </w:r>
     </w:p>
     <w:p>
@@ -10078,7 +10078,7 @@
           <w:color w:val="333333"/>
           <w:sz w:val="16"/>
         </w:rPr>
-        <w:t>⚠   9/18 containers running (some missing — sandbox pool limit?)</w:t>
+        <w:t>⚠   17/18 containers running (some missing — sandbox pool limit?)</w:t>
       </w:r>
     </w:p>
     <w:p>
@@ -10167,7 +10167,7 @@
           <w:color w:val="333333"/>
           <w:sz w:val="16"/>
         </w:rPr>
-        <w:t>✓   ngrok running: https://sardine-overact-blast.***REDACTED***.dev</w:t>
+        <w:t>⚠   ngrok running but URL not detected (check logs)</w:t>
       </w:r>
     </w:p>
     <w:p>
@@ -10711,7 +10711,7 @@
           <w:color w:val="333333"/>
           <w:sz w:val="16"/>
         </w:rPr>
-        <w:t xml:space="preserve">  not created (heliosctl start eks)</w:t>
+        <w:t xml:space="preserve">  cluster helios-eks-sim running</w:t>
       </w:r>
     </w:p>
     <w:p>
@@ -10774,7 +10774,7 @@
           <w:color w:val="333333"/>
           <w:sz w:val="16"/>
         </w:rPr>
-        <w:t>Summary: 9/18 nodes running on the tailnet</w:t>
+        <w:t>Summary: 17/18 nodes running on the tailnet</w:t>
       </w:r>
     </w:p>
     <w:p>
@@ -12577,7 +12577,387 @@
           <w:color w:val="333333"/>
           <w:sz w:val="16"/>
         </w:rPr>
-        <w:t>Error capturando: Command 'bash /home/cmarin78/Documents/Projects/MiniMax/Headscale/tailscale/scripts/demo.sh --fast 2&gt;&amp;1 | tail -30' timed out after 60 seconds</w:t>
+      </w:r>
+    </w:p>
+    <w:p>
+      <w:pPr>
+        <w:shd w:fill="1E1E1E"/>
+      </w:pPr>
+      <w:r>
+        <w:rPr>
+          <w:rFonts w:ascii="Courier New" w:hAnsi="Courier New"/>
+          <w:color w:val="333333"/>
+          <w:sz w:val="16"/>
+        </w:rPr>
+        <w:t>ngrok:</w:t>
+      </w:r>
+    </w:p>
+    <w:p>
+      <w:pPr>
+        <w:shd w:fill="1E1E1E"/>
+      </w:pPr>
+      <w:r>
+        <w:rPr>
+          <w:rFonts w:ascii="Courier New" w:hAnsi="Courier New"/>
+          <w:color w:val="333333"/>
+          <w:sz w:val="16"/>
+        </w:rPr>
+        <w:t xml:space="preserve">  running → '(check docker logs helios-ngrok)'</w:t>
+      </w:r>
+    </w:p>
+    <w:p>
+      <w:pPr>
+        <w:shd w:fill="1E1E1E"/>
+      </w:pPr>
+      <w:r>
+        <w:rPr>
+          <w:rFonts w:ascii="Courier New" w:hAnsi="Courier New"/>
+          <w:color w:val="333333"/>
+          <w:sz w:val="16"/>
+        </w:rPr>
+      </w:r>
+    </w:p>
+    <w:p>
+      <w:pPr>
+        <w:shd w:fill="1E1E1E"/>
+      </w:pPr>
+      <w:r>
+        <w:rPr>
+          <w:rFonts w:ascii="Courier New" w:hAnsi="Courier New"/>
+          <w:color w:val="333333"/>
+          <w:sz w:val="16"/>
+        </w:rPr>
+        <w:t>Summary: 17/18 nodes running on the tailnet</w:t>
+      </w:r>
+    </w:p>
+    <w:p>
+      <w:pPr>
+        <w:shd w:fill="1E1E1E"/>
+      </w:pPr>
+      <w:r>
+        <w:rPr>
+          <w:rFonts w:ascii="Courier New" w:hAnsi="Courier New"/>
+          <w:color w:val="333333"/>
+          <w:sz w:val="16"/>
+        </w:rPr>
+      </w:r>
+    </w:p>
+    <w:p>
+      <w:pPr>
+        <w:shd w:fill="1E1E1E"/>
+      </w:pPr>
+      <w:r>
+        <w:rPr>
+          <w:rFonts w:ascii="Courier New" w:hAnsi="Courier New"/>
+          <w:color w:val="333333"/>
+          <w:sz w:val="16"/>
+        </w:rPr>
+        <w:t>→ Do you want to leave the stack running or destroy it?</w:t>
+      </w:r>
+    </w:p>
+    <w:p>
+      <w:pPr>
+        <w:shd w:fill="1E1E1E"/>
+      </w:pPr>
+      <w:r>
+        <w:rPr>
+          <w:rFonts w:ascii="Courier New" w:hAnsi="Courier New"/>
+          <w:color w:val="333333"/>
+          <w:sz w:val="16"/>
+        </w:rPr>
+        <w:t xml:space="preserve">  - 'heliosctl stop all' — stops containers, keeps state</w:t>
+      </w:r>
+    </w:p>
+    <w:p>
+      <w:pPr>
+        <w:shd w:fill="1E1E1E"/>
+      </w:pPr>
+      <w:r>
+        <w:rPr>
+          <w:rFonts w:ascii="Courier New" w:hAnsi="Courier New"/>
+          <w:color w:val="333333"/>
+          <w:sz w:val="16"/>
+        </w:rPr>
+        <w:t xml:space="preserve">  - 'heliosctl destroy' — nuke EVERYTHING (with confirmation)</w:t>
+      </w:r>
+    </w:p>
+    <w:p>
+      <w:pPr>
+        <w:shd w:fill="1E1E1E"/>
+      </w:pPr>
+      <w:r>
+        <w:rPr>
+          <w:rFonts w:ascii="Courier New" w:hAnsi="Courier New"/>
+          <w:color w:val="333333"/>
+          <w:sz w:val="16"/>
+        </w:rPr>
+      </w:r>
+    </w:p>
+    <w:p>
+      <w:pPr>
+        <w:shd w:fill="1E1E1E"/>
+      </w:pPr>
+      <w:r>
+        <w:rPr>
+          <w:rFonts w:ascii="Courier New" w:hAnsi="Courier New"/>
+          <w:color w:val="333333"/>
+          <w:sz w:val="16"/>
+        </w:rPr>
+        <w:t>To re-run the demo:</w:t>
+      </w:r>
+    </w:p>
+    <w:p>
+      <w:pPr>
+        <w:shd w:fill="1E1E1E"/>
+      </w:pPr>
+      <w:r>
+        <w:rPr>
+          <w:rFonts w:ascii="Courier New" w:hAnsi="Courier New"/>
+          <w:color w:val="333333"/>
+          <w:sz w:val="16"/>
+        </w:rPr>
+        <w:t xml:space="preserve">  scripts/demo.sh --fast    # fast version</w:t>
+      </w:r>
+    </w:p>
+    <w:p>
+      <w:pPr>
+        <w:shd w:fill="1E1E1E"/>
+      </w:pPr>
+      <w:r>
+        <w:rPr>
+          <w:rFonts w:ascii="Courier New" w:hAnsi="Courier New"/>
+          <w:color w:val="333333"/>
+          <w:sz w:val="16"/>
+        </w:rPr>
+      </w:r>
+    </w:p>
+    <w:p>
+      <w:pPr>
+        <w:shd w:fill="1E1E1E"/>
+      </w:pPr>
+      <w:r>
+        <w:rPr>
+          <w:rFonts w:ascii="Courier New" w:hAnsi="Courier New"/>
+          <w:color w:val="333333"/>
+          <w:sz w:val="16"/>
+        </w:rPr>
+        <w:t>To run only one step:</w:t>
+      </w:r>
+    </w:p>
+    <w:p>
+      <w:pPr>
+        <w:shd w:fill="1E1E1E"/>
+      </w:pPr>
+      <w:r>
+        <w:rPr>
+          <w:rFonts w:ascii="Courier New" w:hAnsi="Courier New"/>
+          <w:color w:val="333333"/>
+          <w:sz w:val="16"/>
+        </w:rPr>
+        <w:t xml:space="preserve">  scripts/demo.sh --stop-at=3</w:t>
+      </w:r>
+    </w:p>
+    <w:p>
+      <w:pPr>
+        <w:shd w:fill="1E1E1E"/>
+      </w:pPr>
+      <w:r>
+        <w:rPr>
+          <w:rFonts w:ascii="Courier New" w:hAnsi="Courier New"/>
+          <w:color w:val="333333"/>
+          <w:sz w:val="16"/>
+        </w:rPr>
+      </w:r>
+    </w:p>
+    <w:p>
+      <w:pPr>
+        <w:shd w:fill="1E1E1E"/>
+      </w:pPr>
+      <w:r>
+        <w:rPr>
+          <w:rFonts w:ascii="Courier New" w:hAnsi="Courier New"/>
+          <w:color w:val="333333"/>
+          <w:sz w:val="16"/>
+        </w:rPr>
+        <w:t>╔════════════════════════════════════════════════════════════════╗</w:t>
+      </w:r>
+    </w:p>
+    <w:p>
+      <w:pPr>
+        <w:shd w:fill="1E1E1E"/>
+      </w:pPr>
+      <w:r>
+        <w:rPr>
+          <w:rFonts w:ascii="Courier New" w:hAnsi="Courier New"/>
+          <w:color w:val="333333"/>
+          <w:sz w:val="16"/>
+        </w:rPr>
+        <w:t>║  Demo complete                                                   ║</w:t>
+      </w:r>
+    </w:p>
+    <w:p>
+      <w:pPr>
+        <w:shd w:fill="1E1E1E"/>
+      </w:pPr>
+      <w:r>
+        <w:rPr>
+          <w:rFonts w:ascii="Courier New" w:hAnsi="Courier New"/>
+          <w:color w:val="333333"/>
+          <w:sz w:val="16"/>
+        </w:rPr>
+        <w:t>╚════════════════════════════════════════════════════════════════╝</w:t>
+      </w:r>
+    </w:p>
+    <w:p>
+      <w:pPr>
+        <w:shd w:fill="1E1E1E"/>
+      </w:pPr>
+      <w:r>
+        <w:rPr>
+          <w:rFonts w:ascii="Courier New" w:hAnsi="Courier New"/>
+          <w:color w:val="333333"/>
+          <w:sz w:val="16"/>
+        </w:rPr>
+      </w:r>
+    </w:p>
+    <w:p>
+      <w:pPr>
+        <w:shd w:fill="1E1E1E"/>
+      </w:pPr>
+      <w:r>
+        <w:rPr>
+          <w:rFonts w:ascii="Courier New" w:hAnsi="Courier New"/>
+          <w:color w:val="333333"/>
+          <w:sz w:val="16"/>
+        </w:rPr>
+        <w:t>Next steps toward production:</w:t>
+      </w:r>
+    </w:p>
+    <w:p>
+      <w:pPr>
+        <w:shd w:fill="1E1E1E"/>
+      </w:pPr>
+      <w:r>
+        <w:rPr>
+          <w:rFonts w:ascii="Courier New" w:hAnsi="Courier New"/>
+          <w:color w:val="333333"/>
+          <w:sz w:val="16"/>
+        </w:rPr>
+        <w:t xml:space="preserve">  1. Migrate Tailscale SaaS → Headscale if compliance asks for on-prem (see docs/comparison.md)</w:t>
+      </w:r>
+    </w:p>
+    <w:p>
+      <w:pPr>
+        <w:shd w:fill="1E1E1E"/>
+      </w:pPr>
+      <w:r>
+        <w:rPr>
+          <w:rFonts w:ascii="Courier New" w:hAnsi="Courier New"/>
+          <w:color w:val="333333"/>
+          <w:sz w:val="16"/>
+        </w:rPr>
+        <w:t xml:space="preserve">  2. Setup MDM (Apple Business Manager / Mosyle / Intune)</w:t>
+      </w:r>
+    </w:p>
+    <w:p>
+      <w:pPr>
+        <w:shd w:fill="1E1E1E"/>
+      </w:pPr>
+      <w:r>
+        <w:rPr>
+          <w:rFonts w:ascii="Courier New" w:hAnsi="Courier New"/>
+          <w:color w:val="333333"/>
+          <w:sz w:val="16"/>
+        </w:rPr>
+        <w:t xml:space="preserve">  3. Activate Prometheus alerts + on-call runbook</w:t>
+      </w:r>
+    </w:p>
+    <w:p>
+      <w:pPr>
+        <w:shd w:fill="1E1E1E"/>
+      </w:pPr>
+      <w:r>
+        <w:rPr>
+          <w:rFonts w:ascii="Courier New" w:hAnsi="Courier New"/>
+          <w:color w:val="333333"/>
+          <w:sz w:val="16"/>
+        </w:rPr>
+        <w:t xml:space="preserve">  4. Audit Tailscale logs in SIEM</w:t>
+      </w:r>
+    </w:p>
+    <w:p>
+      <w:pPr>
+        <w:shd w:fill="1E1E1E"/>
+      </w:pPr>
+      <w:r>
+        <w:rPr>
+          <w:rFonts w:ascii="Courier New" w:hAnsi="Courier New"/>
+          <w:color w:val="333333"/>
+          <w:sz w:val="16"/>
+        </w:rPr>
+      </w:r>
+    </w:p>
+    <w:p>
+      <w:pPr>
+        <w:shd w:fill="1E1E1E"/>
+      </w:pPr>
+      <w:r>
+        <w:rPr>
+          <w:rFonts w:ascii="Courier New" w:hAnsi="Courier New"/>
+          <w:color w:val="333333"/>
+          <w:sz w:val="16"/>
+        </w:rPr>
+        <w:t>Comparison with your previous POC (previous POC):</w:t>
+      </w:r>
+    </w:p>
+    <w:p>
+      <w:pPr>
+        <w:shd w:fill="1E1E1E"/>
+      </w:pPr>
+      <w:r>
+        <w:rPr>
+          <w:rFonts w:ascii="Courier New" w:hAnsi="Courier New"/>
+          <w:color w:val="333333"/>
+          <w:sz w:val="16"/>
+        </w:rPr>
+        <w:t xml:space="preserve">  - previous POC: 5 tags, 1 policy file, no SSO testing</w:t>
+      </w:r>
+    </w:p>
+    <w:p>
+      <w:pPr>
+        <w:shd w:fill="1E1E1E"/>
+      </w:pPr>
+      <w:r>
+        <w:rPr>
+          <w:rFonts w:ascii="Courier New" w:hAnsi="Courier New"/>
+          <w:color w:val="333333"/>
+          <w:sz w:val="16"/>
+        </w:rPr>
+        <w:t xml:space="preserve">  - Helios: 13 tags, 4 policy versions, simulated SSO, EKS RBAC, ngrok ready</w:t>
+      </w:r>
+    </w:p>
+    <w:p>
+      <w:pPr>
+        <w:shd w:fill="1E1E1E"/>
+      </w:pPr>
+      <w:r>
+        <w:rPr>
+          <w:rFonts w:ascii="Courier New" w:hAnsi="Courier New"/>
+          <w:color w:val="333333"/>
+          <w:sz w:val="16"/>
+        </w:rPr>
+      </w:r>
+    </w:p>
+    <w:p>
+      <w:pPr>
+        <w:shd w:fill="1E1E1E"/>
+      </w:pPr>
+      <w:r>
+        <w:rPr>
+          <w:rFonts w:ascii="Courier New" w:hAnsi="Courier New"/>
+          <w:color w:val="333333"/>
+          <w:sz w:val="16"/>
+        </w:rPr>
       </w:r>
     </w:p>
     <w:p>
@@ -12610,392 +12990,7 @@
           <w:color w:val="333333"/>
           <w:sz w:val="16"/>
         </w:rPr>
-        <w:t xml:space="preserve">  SKIP - tomas-sales → api-gateway:8443 (sandbox: container not running)</w:t>
-      </w:r>
-    </w:p>
-    <w:p>
-      <w:pPr>
-        <w:shd w:fill="1E1E1E"/>
-      </w:pPr>
-      <w:r>
-        <w:rPr>
-          <w:rFonts w:ascii="Courier New" w:hAnsi="Courier New"/>
-          <w:color w:val="333333"/>
-          <w:sz w:val="16"/>
-        </w:rPr>
-        <w:t xml:space="preserve">  SKIP - tomas-sales → ml-platform:8501 (predict for demos) (sandbox: container not running)</w:t>
-      </w:r>
-    </w:p>
-    <w:p>
-      <w:pPr>
-        <w:shd w:fill="1E1E1E"/>
-      </w:pPr>
-      <w:r>
-        <w:rPr>
-          <w:rFonts w:ascii="Courier New" w:hAnsi="Courier New"/>
-          <w:color w:val="333333"/>
-          <w:sz w:val="16"/>
-        </w:rPr>
-        <w:t xml:space="preserve">  SKIP - tomas-sales → primary-db:5432 (sandbox: container not running)</w:t>
-      </w:r>
-    </w:p>
-    <w:p>
-      <w:pPr>
-        <w:shd w:fill="1E1E1E"/>
-      </w:pPr>
-      <w:r>
-        <w:rPr>
-          <w:rFonts w:ascii="Courier New" w:hAnsi="Courier New"/>
-          <w:color w:val="333333"/>
-          <w:sz w:val="16"/>
-        </w:rPr>
-        <w:t xml:space="preserve">  SKIP - tomas-sales → admin-portal:8080 (sandbox: container not running)</w:t>
-      </w:r>
-    </w:p>
-    <w:p>
-      <w:pPr>
-        <w:shd w:fill="1E1E1E"/>
-      </w:pPr>
-      <w:r>
-        <w:rPr>
-          <w:rFonts w:ascii="Courier New" w:hAnsi="Courier New"/>
-          <w:color w:val="333333"/>
-          <w:sz w:val="16"/>
-        </w:rPr>
-      </w:r>
-    </w:p>
-    <w:p>
-      <w:pPr>
-        <w:shd w:fill="1E1E1E"/>
-      </w:pPr>
-      <w:r>
-        <w:rPr>
-          <w:rFonts w:ascii="Courier New" w:hAnsi="Courier New"/>
-          <w:color w:val="333333"/>
-          <w:sz w:val="16"/>
-        </w:rPr>
-        <w:t>== Nina (auditor — read-only) ==</w:t>
-      </w:r>
-    </w:p>
-    <w:p>
-      <w:pPr>
-        <w:shd w:fill="1E1E1E"/>
-      </w:pPr>
-      <w:r>
-        <w:rPr>
-          <w:rFonts w:ascii="Courier New" w:hAnsi="Courier New"/>
-          <w:color w:val="333333"/>
-          <w:sz w:val="16"/>
-        </w:rPr>
-        <w:t xml:space="preserve">  SKIP - nina-auditor → observability:9100 (sandbox: container not running)</w:t>
-      </w:r>
-    </w:p>
-    <w:p>
-      <w:pPr>
-        <w:shd w:fill="1E1E1E"/>
-      </w:pPr>
-      <w:r>
-        <w:rPr>
-          <w:rFonts w:ascii="Courier New" w:hAnsi="Courier New"/>
-          <w:color w:val="333333"/>
-          <w:sz w:val="16"/>
-        </w:rPr>
-        <w:t xml:space="preserve">  SKIP - nina-auditor → eks-gateway:9100 (metrics) (sandbox: container not running)</w:t>
-      </w:r>
-    </w:p>
-    <w:p>
-      <w:pPr>
-        <w:shd w:fill="1E1E1E"/>
-      </w:pPr>
-      <w:r>
-        <w:rPr>
-          <w:rFonts w:ascii="Courier New" w:hAnsi="Courier New"/>
-          <w:color w:val="333333"/>
-          <w:sz w:val="16"/>
-        </w:rPr>
-        <w:t xml:space="preserve">  SKIP - nina-auditor → eks-gateway:9101 (logs — denied for auditors) (sandbox: container not running)</w:t>
-      </w:r>
-    </w:p>
-    <w:p>
-      <w:pPr>
-        <w:shd w:fill="1E1E1E"/>
-      </w:pPr>
-      <w:r>
-        <w:rPr>
-          <w:rFonts w:ascii="Courier New" w:hAnsi="Courier New"/>
-          <w:color w:val="333333"/>
-          <w:sz w:val="16"/>
-        </w:rPr>
-        <w:t xml:space="preserve">  SKIP - nina-auditor → eks-gateway:9102 (exec — denied) (sandbox: container not running)</w:t>
-      </w:r>
-    </w:p>
-    <w:p>
-      <w:pPr>
-        <w:shd w:fill="1E1E1E"/>
-      </w:pPr>
-      <w:r>
-        <w:rPr>
-          <w:rFonts w:ascii="Courier New" w:hAnsi="Courier New"/>
-          <w:color w:val="333333"/>
-          <w:sz w:val="16"/>
-        </w:rPr>
-        <w:t xml:space="preserve">  SKIP - nina-auditor → primary-db:5432 (auditors don't touch DBs) (sandbox: container not running)</w:t>
-      </w:r>
-    </w:p>
-    <w:p>
-      <w:pPr>
-        <w:shd w:fill="1E1E1E"/>
-      </w:pPr>
-      <w:r>
-        <w:rPr>
-          <w:rFonts w:ascii="Courier New" w:hAnsi="Courier New"/>
-          <w:color w:val="333333"/>
-          <w:sz w:val="16"/>
-        </w:rPr>
-        <w:t xml:space="preserve">  SKIP - nina-auditor → admin-portal:8080 (sandbox: container not running)</w:t>
-      </w:r>
-    </w:p>
-    <w:p>
-      <w:pPr>
-        <w:shd w:fill="1E1E1E"/>
-      </w:pPr>
-      <w:r>
-        <w:rPr>
-          <w:rFonts w:ascii="Courier New" w:hAnsi="Courier New"/>
-          <w:color w:val="333333"/>
-          <w:sz w:val="16"/>
-        </w:rPr>
-      </w:r>
-    </w:p>
-    <w:p>
-      <w:pPr>
-        <w:shd w:fill="1E1E1E"/>
-      </w:pPr>
-      <w:r>
-        <w:rPr>
-          <w:rFonts w:ascii="Courier New" w:hAnsi="Courier New"/>
-          <w:color w:val="333333"/>
-          <w:sz w:val="16"/>
-        </w:rPr>
-        <w:t>== Eve (external attacker — EVERYTHING denied) ==</w:t>
-      </w:r>
-    </w:p>
-    <w:p>
-      <w:pPr>
-        <w:shd w:fill="1E1E1E"/>
-      </w:pPr>
-      <w:r>
-        <w:rPr>
-          <w:rFonts w:ascii="Courier New" w:hAnsi="Courier New"/>
-          <w:color w:val="333333"/>
-          <w:sz w:val="16"/>
-        </w:rPr>
-        <w:t xml:space="preserve">  SKIP - eve-attacker → admin-portal:8080 (sandbox: container not running)</w:t>
-      </w:r>
-    </w:p>
-    <w:p>
-      <w:pPr>
-        <w:shd w:fill="1E1E1E"/>
-      </w:pPr>
-      <w:r>
-        <w:rPr>
-          <w:rFonts w:ascii="Courier New" w:hAnsi="Courier New"/>
-          <w:color w:val="333333"/>
-          <w:sz w:val="16"/>
-        </w:rPr>
-        <w:t xml:space="preserve">  SKIP - eve-attacker → api-gateway:8443 (sandbox: container not running)</w:t>
-      </w:r>
-    </w:p>
-    <w:p>
-      <w:pPr>
-        <w:shd w:fill="1E1E1E"/>
-      </w:pPr>
-      <w:r>
-        <w:rPr>
-          <w:rFonts w:ascii="Courier New" w:hAnsi="Courier New"/>
-          <w:color w:val="333333"/>
-          <w:sz w:val="16"/>
-        </w:rPr>
-        <w:t xml:space="preserve">  SKIP - eve-attacker → customer-portal:9443 (sandbox: container not running)</w:t>
-      </w:r>
-    </w:p>
-    <w:p>
-      <w:pPr>
-        <w:shd w:fill="1E1E1E"/>
-      </w:pPr>
-      <w:r>
-        <w:rPr>
-          <w:rFonts w:ascii="Courier New" w:hAnsi="Courier New"/>
-          <w:color w:val="333333"/>
-          <w:sz w:val="16"/>
-        </w:rPr>
-        <w:t xml:space="preserve">  SKIP - eve-attacker → primary-db:5432 (sandbox: container not running)</w:t>
-      </w:r>
-    </w:p>
-    <w:p>
-      <w:pPr>
-        <w:shd w:fill="1E1E1E"/>
-      </w:pPr>
-      <w:r>
-        <w:rPr>
-          <w:rFonts w:ascii="Courier New" w:hAnsi="Courier New"/>
-          <w:color w:val="333333"/>
-          <w:sz w:val="16"/>
-        </w:rPr>
-        <w:t xml:space="preserve">  SKIP - eve-attacker → warehouse-db:5432 (sandbox: container not running)</w:t>
-      </w:r>
-    </w:p>
-    <w:p>
-      <w:pPr>
-        <w:shd w:fill="1E1E1E"/>
-      </w:pPr>
-      <w:r>
-        <w:rPr>
-          <w:rFonts w:ascii="Courier New" w:hAnsi="Courier New"/>
-          <w:color w:val="333333"/>
-          <w:sz w:val="16"/>
-        </w:rPr>
-        <w:t xml:space="preserve">  SKIP - eve-attacker → ml-platform:8501 (sandbox: container not running)</w:t>
-      </w:r>
-    </w:p>
-    <w:p>
-      <w:pPr>
-        <w:shd w:fill="1E1E1E"/>
-      </w:pPr>
-      <w:r>
-        <w:rPr>
-          <w:rFonts w:ascii="Courier New" w:hAnsi="Courier New"/>
-          <w:color w:val="333333"/>
-          <w:sz w:val="16"/>
-        </w:rPr>
-        <w:t xml:space="preserve">  SKIP - eve-attacker → observability:9100 (sandbox: container not running)</w:t>
-      </w:r>
-    </w:p>
-    <w:p>
-      <w:pPr>
-        <w:shd w:fill="1E1E1E"/>
-      </w:pPr>
-      <w:r>
-        <w:rPr>
-          <w:rFonts w:ascii="Courier New" w:hAnsi="Courier New"/>
-          <w:color w:val="333333"/>
-          <w:sz w:val="16"/>
-        </w:rPr>
-        <w:t xml:space="preserve">  SKIP - eve-attacker → eks-gateway:9100 (sandbox: container not running)</w:t>
-      </w:r>
-    </w:p>
-    <w:p>
-      <w:pPr>
-        <w:shd w:fill="1E1E1E"/>
-      </w:pPr>
-      <w:r>
-        <w:rPr>
-          <w:rFonts w:ascii="Courier New" w:hAnsi="Courier New"/>
-          <w:color w:val="333333"/>
-          <w:sz w:val="16"/>
-        </w:rPr>
-      </w:r>
-    </w:p>
-    <w:p>
-      <w:pPr>
-        <w:shd w:fill="1E1E1E"/>
-      </w:pPr>
-      <w:r>
-        <w:rPr>
-          <w:rFonts w:ascii="Courier New" w:hAnsi="Courier New"/>
-          <w:color w:val="333333"/>
-          <w:sz w:val="16"/>
-        </w:rPr>
-        <w:t>============================================================</w:t>
-      </w:r>
-    </w:p>
-    <w:p>
-      <w:pPr>
-        <w:shd w:fill="1E1E1E"/>
-      </w:pPr>
-      <w:r>
-        <w:rPr>
-          <w:rFonts w:ascii="Courier New" w:hAnsi="Courier New"/>
-          <w:color w:val="333333"/>
-          <w:sz w:val="16"/>
-        </w:rPr>
-        <w:t>Summary: 0 pass / 0 fail / 46 skip / 46 total</w:t>
-      </w:r>
-    </w:p>
-    <w:p>
-      <w:pPr>
-        <w:shd w:fill="1E1E1E"/>
-      </w:pPr>
-      <w:r>
-        <w:rPr>
-          <w:rFonts w:ascii="Courier New" w:hAnsi="Courier New"/>
-          <w:color w:val="333333"/>
-          <w:sz w:val="16"/>
-        </w:rPr>
-        <w:t>============================================================</w:t>
-      </w:r>
-    </w:p>
-    <w:p>
-      <w:pPr>
-        <w:shd w:fill="1E1E1E"/>
-      </w:pPr>
-      <w:r>
-        <w:rPr>
-          <w:rFonts w:ascii="Courier New" w:hAnsi="Courier New"/>
-          <w:color w:val="333333"/>
-          <w:sz w:val="16"/>
-        </w:rPr>
-      </w:r>
-    </w:p>
-    <w:p>
-      <w:pPr>
-        <w:shd w:fill="1E1E1E"/>
-      </w:pPr>
-      <w:r>
-        <w:rPr>
-          <w:rFonts w:ascii="Courier New" w:hAnsi="Courier New"/>
-          <w:color w:val="333333"/>
-          <w:sz w:val="16"/>
-        </w:rPr>
-        <w:t>All cases were SKIP (containers not running).</w:t>
-      </w:r>
-    </w:p>
-    <w:p>
-      <w:pPr>
-        <w:shd w:fill="1E1E1E"/>
-      </w:pPr>
-      <w:r>
-        <w:rPr>
-          <w:rFonts w:ascii="Courier New" w:hAnsi="Courier New"/>
-          <w:color w:val="333333"/>
-          <w:sz w:val="16"/>
-        </w:rPr>
-        <w:t xml:space="preserve">  This usually happens in sandbox / CI with exhausted docker network pool.</w:t>
-      </w:r>
-    </w:p>
-    <w:p>
-      <w:pPr>
-        <w:shd w:fill="1E1E1E"/>
-      </w:pPr>
-      <w:r>
-        <w:rPr>
-          <w:rFonts w:ascii="Courier New" w:hAnsi="Courier New"/>
-          <w:color w:val="333333"/>
-          <w:sz w:val="16"/>
-        </w:rPr>
-        <w:t xml:space="preserve">  For real evidence: docker compose up -d + re-run verify.sh</w:t>
-      </w:r>
-    </w:p>
-    <w:p>
-      <w:pPr>
-        <w:shd w:fill="1E1E1E"/>
-      </w:pPr>
-      <w:r>
-        <w:rPr>
-          <w:rFonts w:ascii="Courier New" w:hAnsi="Courier New"/>
-          <w:color w:val="333333"/>
-          <w:sz w:val="16"/>
-        </w:rPr>
+        <w:t>Error capturando: Command 'bash /home/cmarin78/Documents/Projects/MiniMax/Headscale/tailscale/scripts/verify.sh 2&gt;&amp;1 | tail -30' timed out after 60 seconds</w:t>
       </w:r>
     </w:p>
     <w:p>
